--- a/deliverables/contracts-drafter/lead-generation-agreement/lead-velocity-services-agreement.docx
+++ b/deliverables/contracts-drafter/lead-generation-agreement/lead-velocity-services-agreement.docx
@@ -1185,7 +1185,7 @@
         <w:t xml:space="preserve">Replacement Lead</w:t>
       </w:r>
       <w:r>
-        <w:t xml:space="preserve">" means a Qualified Lead that Lead Velocity chooses to supply under clause 7 in place of a No-Show Lead or an Uncontactable Lead;</w:t>
+        <w:t xml:space="preserve">" means a Qualified Lead that Lead Velocity chooses to supply under clause 7 in place of a No-Show Lead or an Uncontactable Lead, within the maximum of 3 replacement requests per Calendar Week in clause 7.2;</w:t>
       </w:r>
     </w:p>
     <w:p>
@@ -1370,7 +1370,7 @@
         <w:t xml:space="preserve">Uncontactable Lead</w:t>
       </w:r>
       <w:r>
-        <w:t xml:space="preserve">" means a Qualified Lead whom the Client could not reach after Delivery and before the Consumer attended any appointment with the Client, either because the Consumer did not answer the Client's call at the booked start time of an appointment held by phone or WhatsApp call, or because the Consumer did not answer or reply to at least 3 attempts by the Client to reach the Consumer over at least 72 hours, as established under Schedule 3. A lead whose contact details are shown to be wrong, disconnected or someone else's is not an Uncontactable Lead; clause 5.8(d) applies to it;</w:t>
+        <w:t xml:space="preserve">" means a Qualified Lead whom the Client could not reach after Delivery and before the Consumer attended any appointment with the Client, either because, for an appointment held by phone or WhatsApp call, the Consumer answered neither of the Client's calls (made at the booked start time and again at least 10 minutes later, on every phone number in the Lead Data), or because, in any other case, the Consumer did not answer or reply to at least 3 attempts by the Client to reach the Consumer over at least 72 hours, in each case as established under Schedule 3 (S3.4). A lead whose contact details are shown to be wrong, disconnected or someone else's is not an Uncontactable Lead; clause 5.8(d) applies to it;</w:t>
       </w:r>
     </w:p>
     <w:p>
@@ -3005,7 +3005,7 @@
         <w:t xml:space="preserve">After day 44: refund on request.</w:t>
       </w:r>
       <w:r>
-        <w:t xml:space="preserve"> At any time after day 44, the Client may instead ask in writing for a refund of the leads not yet Delivered. Lead Velocity will then refund, for each of those leads, the Effective Lead Price of the Client's Plan for the Billing Cycle in which the lead was due (for example, for Bronze, R16,500 ÷ 20 = R825 per lead; at the Fees in Schedule 1 the others are Pilot R850, Silver R817 and Gold R789) within 7 Business Days of the request. Leads refunded no longer roll over.</w:t>
+        <w:t xml:space="preserve"> At any time after day 44, the Client may instead ask in writing for a refund of the leads not yet Delivered. Lead Velocity will then refund, for each of those leads, the Effective Lead Price of the Client's Plan for the Billing Cycle in which the lead was due (for example, for Bronze, R16,500 ÷ 20 = R825 per lead; at the Fees in Schedule 1 the others are Pilot R850, Silver R817 and Gold R789) within 7 Business Days of the request. Because the Effective Lead Price is rounded, the total refunded for a Billing Cycle (or for a Top-Up) is never more than the Client paid for it. Leads refunded no longer roll over.</w:t>
       </w:r>
     </w:p>
     <w:p>
@@ -3111,7 +3111,7 @@
           <w:sz w:val="18"/>
           <w:szCs w:val="18"/>
         </w:rPr>
-        <w:t xml:space="preserve">[LAWYER REVIEW (D12): Jonathan decided on 10 Oct 2026 that every refund of an undelivered lead, Top-Up Leads included, is at the Effective Lead Price of the Client's Plan (Pilot R850, Bronze R825, Silver R817, Gold R789). A Top-Up Lead is sold at the Top-Up Price (R850), so on Bronze, Silver and Gold the refund is R25, R33 or R61 below the price paid. Confirm this is defensible under CPA s48 and s54 where the CPA applies, and that "the Plan when the leads were due" is the intended reading of "the Plan at the time".]</w:t>
+        <w:t xml:space="preserve">[LAWYER REVIEW (D12): Jonathan decided on 10 Oct 2026 that every refund of an undelivered lead, Top-Up Leads included, is at the Effective Lead Price of the Client's Plan (Pilot R850, Bronze R825, Silver R817, Gold R789). A Top-Up Lead is sold at the Top-Up Price (R850), so on Bronze, Silver and Gold the refund is R25, R33 or R61 below the price paid. Confirm this is defensible under CPA s48 and s54 where the CPA applies. Confirm also the reading adopted in 6.3, 6.6 and 11.6: the Plan for the Billing Cycle in which the lead was due (for a Top-Up Lead, the Plan when the Top-Up was ordered), not the Plan on the day of the refund request (open-items.md section 7, question 3). Because the Effective Lead Price is rounded to the nearest rand, refunding every lead of a full Silver or Gold cycle would exceed the Fee by R10 or R5 (30 x R817 = R24,510 against R24,500; 45 x R789 = R35,505 against R35,500), so 6.3 and 11.6 cap the total refunded at what the Client paid.]</w:t>
       </w:r>
     </w:p>
     <w:p>
@@ -3140,7 +3140,7 @@
           <w:sz w:val="18"/>
           <w:szCs w:val="18"/>
         </w:rPr>
-        <w:t xml:space="preserve">[LAWYER REVIEW (D11): Replacements stay discretionary goodwill, as in v0.1 and v0.2. The cap is 3 requests per Calendar Week for every Plan, the Pilot Plan included. An Uncontactable Lead ("couldn't reach them") can now earn a replacement, inside the same 3 as no-shows. Clause 7.8 (dispute evidence) is from v0.2. A replacement turns only on attendance and contactability, which clause 8.4 allows, and never on a sale, application or policy.]</w:t>
+        <w:t xml:space="preserve">[LAWYER REVIEW (D11): Replacements stay discretionary goodwill, as in v0.1 and v0.2. The cap is 3 requests per Calendar Week for every Plan, the Pilot Plan included. An Uncontactable Lead ("couldn't reach them") can now earn a replacement, inside the same 3 as no-shows. Clause 7.8 (dispute evidence) is from v0.2. A replacement turns only on attendance and contactability, which are the only feedback clause 8.4 lets the Client give (clause 14.3(c)), and never on a sale, application or policy. The last sentence of 8.4 ("No outcome of any appointment affects any Fee, Top-Up Price, credit, refund or replacement") is left word for word, as instructed, and read literally it does not carve out this clause 7. Confirm it is to be read as "no outcome other than attendance and contactability", or change it to "no sales outcome" (open-items.md section 7, question 7).]</w:t>
       </w:r>
     </w:p>
     <w:p>
@@ -3693,7 +3693,7 @@
         <w:t xml:space="preserve">Plan upgrade.</w:t>
       </w:r>
       <w:r>
-        <w:t xml:space="preserve"> Instead of a Top-Up, the Client may upgrade to the Silver or Gold Plan at the pricing then shown on the Pricing Page, by giving at least 7 days' written notice before the next Billing Cycle starts. The upgrade takes effect from the start of that Billing Cycle, and Schedule 1 is then read with the new Plan's Fee and Committed Leads.</w:t>
+        <w:t xml:space="preserve"> Instead of a Top-Up, the Client may upgrade to the Silver or Gold Plan at the pricing then shown on the Pricing Page, by giving at least 7 days' written notice before the next Billing Cycle starts. The upgrade takes effect from the start of that Billing Cycle, and Schedule 1 is then read with the new Plan's Fee and Committed Leads. A move on from the Pilot Plan is dealt with only under clause 9.7.</w:t>
       </w:r>
     </w:p>
     <w:p>
@@ -3737,7 +3737,7 @@
         <w:t xml:space="preserve">Pilot Plan.</w:t>
       </w:r>
       <w:r>
-        <w:t xml:space="preserve"> The Pilot Plan is available once only, to a Client that has not bought Services from Lead Velocity before, and covers one introductory Billing Cycle. Its Fee and Committed Leads are set out in Schedule 1. Before the Pilot Billing Cycle ends, the Client may continue on the Bronze Plan or a higher Plan by paying that Plan's Fee in advance under clause 10. If it does not, no further Billing Cycle starts and this Agreement ends at the end of the Pilot Billing Cycle, subject to clauses 6 and 11.3. All other terms of this Agreement apply to the Pilot Plan in the same way as to every other Plan, including the flat Fee paid in advance, which includes all advertising media spend (clauses 8 and 10), the absence of any commission or success fee (clause 8.3), the Rollover Period ending on day 44 (clause 6) and the same replacement rules, being replacements of up to 3 per Calendar Week with no separate cap for the Pilot Plan (clause 7).</w:t>
+        <w:t xml:space="preserve"> The Pilot Plan is available once only, to a Client that has not bought Services from Lead Velocity before, and covers one introductory Billing Cycle. Its Fee and Committed Leads are set out in Schedule 1. Before the Pilot Billing Cycle ends, the Client may continue on the Bronze Plan or a higher Plan (Silver or Gold) by paying that Plan's Fee in advance under clause 10, at the pricing shown on the Pricing Page when it pays. That payment is the Client's choice of Plan: no notice under clause 9.5 is needed, and Schedule 1 is then read with that Plan's Fee and Committed Leads from the start of the Billing Cycle it pays for. If the Client does not pay, no further Billing Cycle starts and this Agreement ends at the end of the Pilot Billing Cycle, subject to clauses 6 and 11.3. All other terms of this Agreement apply to the Pilot Plan in the same way as to every other Plan, including the flat Fee paid in advance, which includes all advertising media spend (clauses 8 and 10), the absence of any commission or success fee (clause 8.3), the Rollover Period ending on day 44 (clause 6) and the same replacement rules, being replacements of up to 3 per Calendar Week with no separate cap for the Pilot Plan (clause 7).</w:t>
       </w:r>
     </w:p>
     <w:p>
@@ -4084,7 +4084,7 @@
         <w:t xml:space="preserve">Refund on early termination.</w:t>
       </w:r>
       <w:r>
-        <w:t xml:space="preserve"> If this Agreement ends under clause 11.4 or 11.5 during a Billing Cycle, Lead Velocity will refund the Effective Lead Price of the Client's Plan (for a Top-Up Lead, the Client's Plan when the Top-Up was ordered) for each paid Qualified Lead not yet Delivered, less any amount the Client owes Lead Velocity, within 10 Business Days.</w:t>
+        <w:t xml:space="preserve"> If this Agreement ends under clause 11.4 or 11.5 during a Billing Cycle, Lead Velocity will refund the Effective Lead Price of the Client's Plan (for a Top-Up Lead, the Client's Plan when the Top-Up was ordered) for each paid Qualified Lead not yet Delivered, less any amount the Client owes Lead Velocity, within 10 Business Days, and never more in total than the Client paid for those leads.</w:t>
       </w:r>
     </w:p>
     <w:p>
@@ -6682,7 +6682,7 @@
           </w:tcPr>
           <w:p>
             <w:r>
-              <w:t xml:space="preserve">Rolls into the next cycle on top of its Committed Leads, or refunded on request at this Plan's Effective Lead Price (above), within 7 Business Days</w:t>
+              <w:t xml:space="preserve">Rolls into the next cycle on top of its Committed Leads, or refunded on request at this Plan's Effective Lead Price (above), within 7 Business Days, and never more in total than the Fee paid for the Billing Cycle</w:t>
             </w:r>
           </w:p>
         </w:tc>
@@ -6704,7 +6704,7 @@
           </w:tcPr>
           <w:p>
             <w:r>
-              <w:t xml:space="preserve">Setup or onboarding fee</w:t>
+              <w:t xml:space="preserve">Replacements (clause 7)</w:t>
             </w:r>
           </w:p>
         </w:tc>
@@ -6720,7 +6720,7 @@
           </w:tcPr>
           <w:p>
             <w:r>
-              <w:t xml:space="preserve">None</w:t>
+              <w:t xml:space="preserve">Goodwill, not a right: no more than 3 replacement requests per Calendar Week, whichever Plan (no separate Pilot cap); No-Show Leads and Uncontactable Leads count together inside the same 3</w:t>
             </w:r>
           </w:p>
         </w:tc>
@@ -6742,7 +6742,7 @@
           </w:tcPr>
           <w:p>
             <w:r>
-              <w:t xml:space="preserve">First payment due</w:t>
+              <w:t xml:space="preserve">Setup or onboarding fee</w:t>
             </w:r>
           </w:p>
         </w:tc>
@@ -6758,7 +6758,7 @@
           </w:tcPr>
           <w:p>
             <w:r>
-              <w:t xml:space="preserve">Before the first Billing Cycle starts, on the date stated on Lead Velocity's first invoice</w:t>
+              <w:t xml:space="preserve">None</w:t>
             </w:r>
           </w:p>
         </w:tc>
@@ -6780,6 +6780,44 @@
           </w:tcPr>
           <w:p>
             <w:r>
+              <w:t xml:space="preserve">First payment due</w:t>
+            </w:r>
+          </w:p>
+        </w:tc>
+        <w:tc>
+          <w:tcPr>
+            <w:tcW w:type="dxa" w:w="4649"/>
+            <w:tcMar>
+              <w:top w:type="dxa" w:w="60"/>
+              <w:left w:type="dxa" w:w="100"/>
+              <w:bottom w:type="dxa" w:w="60"/>
+              <w:right w:type="dxa" w:w="100"/>
+            </w:tcMar>
+          </w:tcPr>
+          <w:p>
+            <w:r>
+              <w:t xml:space="preserve">Before the first Billing Cycle starts, on the date stated on Lead Velocity's first invoice</w:t>
+            </w:r>
+          </w:p>
+        </w:tc>
+      </w:tr>
+      <w:tr>
+        <w:trPr>
+          <w:cantSplit/>
+          <w:tblHeader w:val="false"/>
+        </w:trPr>
+        <w:tc>
+          <w:tcPr>
+            <w:tcW w:type="dxa" w:w="4649"/>
+            <w:tcMar>
+              <w:top w:type="dxa" w:w="60"/>
+              <w:left w:type="dxa" w:w="100"/>
+              <w:bottom w:type="dxa" w:w="60"/>
+              <w:right w:type="dxa" w:w="100"/>
+            </w:tcMar>
+          </w:tcPr>
+          <w:p>
+            <w:r>
               <w:t xml:space="preserve">Client status (clause 23.1)</w:t>
             </w:r>
           </w:p>
@@ -6810,6 +6848,26 @@
       <w:pPr>
         <w:spacing w:after="120"/>
       </w:pPr>
+    </w:p>
+    <w:p>
+      <w:pPr>
+        <w:pBdr>
+          <w:left w:val="single" w:color="A6A6A6" w:sz="18" w:space="6"/>
+        </w:pBdr>
+        <w:shd w:fill="F2F2F2" w:color="auto" w:val="clear"/>
+        <w:spacing w:after="160" w:before="60"/>
+        <w:ind w:left="720" w:right="0"/>
+      </w:pPr>
+      <w:r>
+        <w:rPr>
+          <w:i/>
+          <w:iCs/>
+          <w:color w:val="595959"/>
+          <w:sz w:val="18"/>
+          <w:szCs w:val="18"/>
+        </w:rPr>
+        <w:t xml:space="preserve">[DRAFTING NOTE: the table above is the Bronze Plan, the default. For a Pilot, Silver or Gold Client the CRM contract generator replaces the Plan, Fee, Committed Leads and Effective Lead Price rows from the pricing source and lists the other Plans in S1.3. Do not issue this template unchanged to a Client on another Plan.]</w:t>
+      </w:r>
     </w:p>
     <w:p>
       <w:pPr>
@@ -7109,7 +7167,7 @@
         <w:t xml:space="preserve">Other Plans (clauses 9.5 and 9.7).</w:t>
       </w:r>
       <w:r>
-        <w:t xml:space="preserve"> The Pilot Plan is a once-off introductory Plan for first-time clients only (clause 9.7). Silver and Gold are available at the pricing shown on the Pricing Page at the time of upgrade.</w:t>
+        <w:t xml:space="preserve"> The Pilot Plan is a once-off introductory Plan for first-time clients only (clause 9.7). The Fees and Committed Leads below are those on the Signature Date. Silver and Gold are available at the pricing shown on the Pricing Page at the time of upgrade, and a Client that moves on from the Pilot Plan to Bronze, Silver or Gold pays the pricing shown on the Pricing Page when it pays (clause 9.7).</w:t>
       </w:r>
     </w:p>
     <w:tbl>
@@ -7285,21 +7343,7 @@
           </w:tcPr>
           <w:p>
             <w:r>
-              <w:rPr>
-                <w:highlight w:val="yellow"/>
-                <w:highlightCs w:val="yellow"/>
-              </w:rPr>
-              <w:t xml:space="preserve">[PER PRICING PAGE]</w:t>
-            </w:r>
-            <w:r>
-              <w:t xml:space="preserve"> </w:t>
-            </w:r>
-            <w:r>
-              <w:rPr>
-                <w:highlight w:val="yellow"/>
-                <w:highlightCs w:val="yellow"/>
-              </w:rPr>
-              <w:t xml:space="preserve">[CURRENT: R24,500 excl. VAT]</w:t>
+              <w:t xml:space="preserve">R24,500 excl. VAT</w:t>
             </w:r>
           </w:p>
         </w:tc>
@@ -7315,21 +7359,7 @@
           </w:tcPr>
           <w:p>
             <w:r>
-              <w:rPr>
-                <w:highlight w:val="yellow"/>
-                <w:highlightCs w:val="yellow"/>
-              </w:rPr>
-              <w:t xml:space="preserve">[PER PRICING PAGE]</w:t>
-            </w:r>
-            <w:r>
-              <w:t xml:space="preserve"> </w:t>
-            </w:r>
-            <w:r>
-              <w:rPr>
-                <w:highlight w:val="yellow"/>
-                <w:highlightCs w:val="yellow"/>
-              </w:rPr>
-              <w:t xml:space="preserve">[CURRENT: 30 Qualified Leads, about R817 each]</w:t>
+              <w:t xml:space="preserve">30 Qualified Leads, about R817 each</w:t>
             </w:r>
           </w:p>
         </w:tc>
@@ -7367,21 +7397,7 @@
           </w:tcPr>
           <w:p>
             <w:r>
-              <w:rPr>
-                <w:highlight w:val="yellow"/>
-                <w:highlightCs w:val="yellow"/>
-              </w:rPr>
-              <w:t xml:space="preserve">[PER PRICING PAGE]</w:t>
-            </w:r>
-            <w:r>
-              <w:t xml:space="preserve"> </w:t>
-            </w:r>
-            <w:r>
-              <w:rPr>
-                <w:highlight w:val="yellow"/>
-                <w:highlightCs w:val="yellow"/>
-              </w:rPr>
-              <w:t xml:space="preserve">[CURRENT: R35,500 excl. VAT]</w:t>
+              <w:t xml:space="preserve">R35,500 excl. VAT</w:t>
             </w:r>
           </w:p>
         </w:tc>
@@ -7397,21 +7413,7 @@
           </w:tcPr>
           <w:p>
             <w:r>
-              <w:rPr>
-                <w:highlight w:val="yellow"/>
-                <w:highlightCs w:val="yellow"/>
-              </w:rPr>
-              <w:t xml:space="preserve">[PER PRICING PAGE]</w:t>
-            </w:r>
-            <w:r>
-              <w:t xml:space="preserve"> </w:t>
-            </w:r>
-            <w:r>
-              <w:rPr>
-                <w:highlight w:val="yellow"/>
-                <w:highlightCs w:val="yellow"/>
-              </w:rPr>
-              <w:t xml:space="preserve">[CURRENT: 45 Qualified Leads, about R789 each]</w:t>
+              <w:t xml:space="preserve">45 Qualified Leads, about R789 each</w:t>
             </w:r>
           </w:p>
         </w:tc>
@@ -7421,6 +7423,26 @@
       <w:pPr>
         <w:spacing w:after="120"/>
       </w:pPr>
+    </w:p>
+    <w:p>
+      <w:pPr>
+        <w:pBdr>
+          <w:left w:val="single" w:color="A6A6A6" w:sz="18" w:space="6"/>
+        </w:pBdr>
+        <w:shd w:fill="F2F2F2" w:color="auto" w:val="clear"/>
+        <w:spacing w:after="160" w:before="60"/>
+        <w:ind w:left="720" w:right="0"/>
+      </w:pPr>
+      <w:r>
+        <w:rPr>
+          <w:i/>
+          <w:iCs/>
+          <w:color w:val="595959"/>
+          <w:sz w:val="18"/>
+          <w:szCs w:val="18"/>
+        </w:rPr>
+        <w:t xml:space="preserve">[DRAFTING NOTE: for a Client on the Pilot Plan the CRM contract generator lists Bronze, Silver and Gold here, taken from the pricing source, so the Fee and Committed Leads of the Plan the Client moves on to (clause 9.7) are in Schedule 1.]</w:t>
+      </w:r>
     </w:p>
     <w:p>
       <w:pPr>

--- a/deliverables/contracts-drafter/lead-generation-agreement/lead-velocity-services-agreement.docx
+++ b/deliverables/contracts-drafter/lead-generation-agreement/lead-velocity-services-agreement.docx
@@ -2014,7 +2014,7 @@
         <w:t xml:space="preserve">Logistics-only messages.</w:t>
       </w:r>
       <w:r>
-        <w:t xml:space="preserve"> Every message Lead Velocity sends to a Consumer after consent, including the Intro Card and every reminder, is limited to logistics: the appointment date, time, method and link; the Client's name, practice name and FSP number; the statement that SortMyCover and Lead Velocity are not financial services providers and give no advice; rescheduling and cancellation; and how to opt out. Lead Velocity will not include any benefit statement, any reference to "appropriate", "right" or "best" cover, any premium or cover figure, or any other content that promotes a Financial Product, and will never repeat a Consumer's budget band back to them as a price.</w:t>
+        <w:t xml:space="preserve"> Every message Lead Velocity sends to a Consumer after consent, including the Intro Card and every reminder, is limited to logistics: the appointment date, time, method and link; the Client's name, practice name and FSP number; the statement that SortMyCover gives no financial advice, product comparisons or premium quotes; rescheduling and cancellation; and how to opt out. Lead Velocity will not include any benefit statement, any reference to "appropriate", "right" or "best" cover, any premium or cover figure, or any other content that promotes a Financial Product, and will never repeat a Consumer's budget band back to them as a price.</w:t>
       </w:r>
     </w:p>
     <w:p>
@@ -2226,7 +2226,7 @@
         <w:t xml:space="preserve">(d)	</w:t>
       </w:r>
       <w:r>
-        <w:t xml:space="preserve">introduce the Client to the Consumer on WhatsApp by sending the Client's welcome card (the Intro Card), which states the Client's name, practice name and FSP number and states that SortMyCover and Lead Velocity are not financial services providers and give no advice;</w:t>
+        <w:t xml:space="preserve">introduce the Client to the Consumer on WhatsApp by sending the Client's welcome card (the Intro Card), which states the Client's name, practice name and FSP number and states that SortMyCover gives no financial advice, product comparisons or premium quotes;</w:t>
       </w:r>
     </w:p>
     <w:p>
@@ -9286,7 +9286,7 @@
         <w:t xml:space="preserve">Intro Card and first message.</w:t>
       </w:r>
       <w:r>
-        <w:t xml:space="preserve"> The first WhatsApp message to each Consumer is the Client's welcome card. It states the Client's name, practice name and FSP number, and that SortMyCover and Lead Velocity are not financial services providers and give no advice. Lead Velocity keeps the approved text with the Origin Records.</w:t>
+        <w:t xml:space="preserve"> The first WhatsApp message to each Consumer is the Client's welcome card. It states the Client's name, practice name and FSP number, and that SortMyCover gives no financial advice, product comparisons or premium quotes. Lead Velocity keeps the approved text with the Origin Records.</w:t>
       </w:r>
     </w:p>
     <w:p>
@@ -9484,7 +9484,7 @@
         <w:t xml:space="preserve">Breach contact.</w:t>
       </w:r>
       <w:r>
-        <w:t xml:space="preserve"> Security breach notices under clause 13.7 go to: for Lead Velocity, Jonathan West (Information Officer), howzit@leadvelocity.co.za; for the Client, </w:t>
+        <w:t xml:space="preserve"> Security breach notices under clause 13.7 go to: for Lead Velocity, Jonathan Jettoo (Information Officer), howzit@leadvelocity.co.za; for the Client, </w:t>
       </w:r>
       <w:r>
         <w:rPr>

--- a/deliverables/contracts-drafter/lead-generation-agreement/lead-velocity-services-agreement.docx
+++ b/deliverables/contracts-drafter/lead-generation-agreement/lead-velocity-services-agreement.docx
@@ -16,7 +16,7 @@
         <w:spacing w:after="120"/>
       </w:pPr>
       <w:r>
-        <w:t xml:space="preserve">Version: LGSA-v0.1 (5 October 2026) · Template for any authorised FSP client · Client-specific details appear only in the Parties block and Schedule 1.</w:t>
+        <w:t xml:space="preserve">Version: LGSA-v0.2 (7 October 2026) · Replaces LGSA-v0.1 (5 October 2026) · Template for any authorised FSP client · Client-specific details appear only in the Parties block and Schedule 1.</w:t>
       </w:r>
     </w:p>
     <w:p>
@@ -48,156 +48,114 @@
         <w:t xml:space="preserve">LEAD VELOCITY (PTY) LTD</w:t>
       </w:r>
       <w:r>
-        <w:t xml:space="preserve">, registration number </w:t>
-      </w:r>
-      <w:r>
-        <w:rPr>
+        <w:t xml:space="preserve">, registration number 2025/637858/07, of 210 Amarand Avenue, Pegasus Building 1, Menlyn Maine, Pretoria, 0184, telephone +27 10 976 5618, email howzit@leadvelocity.co.za, website www.leadvelocity.co.za, which trades to consumers under the brand </w:t>
+      </w:r>
+      <w:r>
+        <w:rPr>
+          <w:b/>
+          <w:bCs/>
+        </w:rPr>
+        <w:t xml:space="preserve">SortMyCover</w:t>
+      </w:r>
+      <w:r>
+        <w:t xml:space="preserve"> ("</w:t>
+      </w:r>
+      <w:r>
+        <w:rPr>
+          <w:b/>
+          <w:bCs/>
+        </w:rPr>
+        <w:t xml:space="preserve">Lead Velocity</w:t>
+      </w:r>
+      <w:r>
+        <w:t xml:space="preserve">"), represented by Kgomotso Pule, Director, who is authorised to sign;</w:t>
+      </w:r>
+    </w:p>
+    <w:p>
+      <w:pPr>
+        <w:spacing w:after="120"/>
+      </w:pPr>
+      <w:r>
+        <w:t xml:space="preserve">and</w:t>
+      </w:r>
+    </w:p>
+    <w:p>
+      <w:pPr>
+        <w:spacing w:after="120"/>
+      </w:pPr>
+      <w:r>
+        <w:rPr>
+          <w:b/>
+          <w:bCs/>
           <w:highlight w:val="yellow"/>
           <w:highlightCs w:val="yellow"/>
         </w:rPr>
-        <w:t xml:space="preserve">[LV REG NO]</w:t>
-      </w:r>
-      <w:r>
-        <w:t xml:space="preserve">, of 210 Amarand Avenue, Pegasus Building 1, Menlyn Maine, Pretoria, 0184, telephone +27 10 976 5618, email howzit@leadvelocity.co.za, website www.leadvelocity.co.za, which trades to consumers under the brand </w:t>
-      </w:r>
-      <w:r>
-        <w:rPr>
-          <w:b/>
-          <w:bCs/>
-        </w:rPr>
-        <w:t xml:space="preserve">SortMyCover</w:t>
-      </w:r>
-      <w:r>
-        <w:t xml:space="preserve"> ("</w:t>
-      </w:r>
-      <w:r>
-        <w:rPr>
-          <w:b/>
-          <w:bCs/>
-        </w:rPr>
-        <w:t xml:space="preserve">Lead Velocity</w:t>
-      </w:r>
-      <w:r>
-        <w:t xml:space="preserve">"), represented by Kgomotso Pule, Director, who is authorised to sign;</w:t>
-      </w:r>
-    </w:p>
-    <w:p>
-      <w:pPr>
-        <w:spacing w:after="120"/>
-      </w:pPr>
-      <w:r>
-        <w:t xml:space="preserve">and</w:t>
-      </w:r>
-    </w:p>
-    <w:p>
-      <w:pPr>
-        <w:spacing w:after="120"/>
-      </w:pPr>
-      <w:r>
-        <w:rPr>
-          <w:b/>
-          <w:bCs/>
+        <w:t xml:space="preserve">[CLIENT FULL NAME]</w:t>
+      </w:r>
+      <w:r>
+        <w:t xml:space="preserve">, </w:t>
+      </w:r>
+      <w:r>
+        <w:rPr>
           <w:highlight w:val="yellow"/>
           <w:highlightCs w:val="yellow"/>
         </w:rPr>
-        <w:t xml:space="preserve">[CLIENT FULL NAME]</w:t>
-      </w:r>
-      <w:r>
-        <w:t xml:space="preserve">, </w:t>
-      </w:r>
-      <w:r>
-        <w:rPr>
+        <w:t xml:space="preserve">[CLIENT DESCRIPTION — e.g. a natural person contracting in his or her personal capacity / a company, registration number …, trading as …]</w:t>
+      </w:r>
+      <w:r>
+        <w:t xml:space="preserve">, who renders financial services under FSP number </w:t>
+      </w:r>
+      <w:r>
+        <w:rPr>
+          <w:b/>
+          <w:bCs/>
           <w:highlight w:val="yellow"/>
           <w:highlightCs w:val="yellow"/>
         </w:rPr>
-        <w:t xml:space="preserve">[CLIENT LEGAL FORM — natural person / company]</w:t>
-      </w:r>
-      <w:r>
-        <w:t xml:space="preserve">, </w:t>
+        <w:t xml:space="preserve">[FSP NUMBER]</w:t>
+      </w:r>
+      <w:r>
+        <w:t xml:space="preserve">, of </w:t>
       </w:r>
       <w:r>
         <w:rPr>
           <w:highlight w:val="yellow"/>
           <w:highlightCs w:val="yellow"/>
         </w:rPr>
-        <w:t xml:space="preserve">[CLIENT ID OR REG NO]</w:t>
-      </w:r>
-      <w:r>
-        <w:t xml:space="preserve">, trading as </w:t>
-      </w:r>
-      <w:r>
-        <w:rPr>
-          <w:b/>
-          <w:bCs/>
+        <w:t xml:space="preserve">[CLIENT PHYSICAL ADDRESS]</w:t>
+      </w:r>
+      <w:r>
+        <w:t xml:space="preserve">, email </w:t>
+      </w:r>
+      <w:r>
+        <w:rPr>
           <w:highlight w:val="yellow"/>
           <w:highlightCs w:val="yellow"/>
         </w:rPr>
-        <w:t xml:space="preserve">[PRACTICE NAME]</w:t>
-      </w:r>
-      <w:r>
-        <w:t xml:space="preserve">, an authorised financial services provider with FSP number </w:t>
-      </w:r>
-      <w:r>
-        <w:rPr>
-          <w:b/>
-          <w:bCs/>
+        <w:t xml:space="preserve">[CLIENT EMAIL]</w:t>
+      </w:r>
+      <w:r>
+        <w:t xml:space="preserve"> (the "</w:t>
+      </w:r>
+      <w:r>
+        <w:rPr>
+          <w:b/>
+          <w:bCs/>
+        </w:rPr>
+        <w:t xml:space="preserve">Client</w:t>
+      </w:r>
+      <w:r>
+        <w:t xml:space="preserve">"), </w:t>
+      </w:r>
+      <w:r>
+        <w:rPr>
           <w:highlight w:val="yellow"/>
           <w:highlightCs w:val="yellow"/>
         </w:rPr>
-        <w:t xml:space="preserve">[FSP NUMBER]</w:t>
-      </w:r>
-      <w:r>
-        <w:t xml:space="preserve">, of </w:t>
-      </w:r>
-      <w:r>
-        <w:rPr>
-          <w:highlight w:val="yellow"/>
-          <w:highlightCs w:val="yellow"/>
-        </w:rPr>
-        <w:t xml:space="preserve">[CLIENT PHYSICAL ADDRESS]</w:t>
-      </w:r>
-      <w:r>
-        <w:t xml:space="preserve">, email </w:t>
-      </w:r>
-      <w:r>
-        <w:rPr>
-          <w:highlight w:val="yellow"/>
-          <w:highlightCs w:val="yellow"/>
-        </w:rPr>
-        <w:t xml:space="preserve">[CLIENT EMAIL]</w:t>
-      </w:r>
-      <w:r>
-        <w:t xml:space="preserve"> (the "</w:t>
-      </w:r>
-      <w:r>
-        <w:rPr>
-          <w:b/>
-          <w:bCs/>
-        </w:rPr>
-        <w:t xml:space="preserve">Client</w:t>
-      </w:r>
-      <w:r>
-        <w:t xml:space="preserve">"), represented by </w:t>
-      </w:r>
-      <w:r>
-        <w:rPr>
-          <w:highlight w:val="yellow"/>
-          <w:highlightCs w:val="yellow"/>
-        </w:rPr>
-        <w:t xml:space="preserve">[CLIENT SIGNATORY NAME]</w:t>
-      </w:r>
-      <w:r>
-        <w:t xml:space="preserve">, </w:t>
-      </w:r>
-      <w:r>
-        <w:rPr>
-          <w:highlight w:val="yellow"/>
-          <w:highlightCs w:val="yellow"/>
-        </w:rPr>
-        <w:t xml:space="preserve">[CLIENT SIGNATORY ROLE]</w:t>
-      </w:r>
-      <w:r>
-        <w:t xml:space="preserve">, who is authorised to sign.</w:t>
+        <w:t xml:space="preserve">[CLIENT SIGNING CAPACITY — e.g. who signs in his or her personal capacity / represented by NAME, ROLE, who is authorised to sign]</w:t>
+      </w:r>
+      <w:r>
+        <w:t xml:space="preserve">.</w:t>
       </w:r>
     </w:p>
     <w:p>
@@ -236,7 +194,7 @@
         <w:t xml:space="preserve">B.	</w:t>
       </w:r>
       <w:r>
-        <w:t xml:space="preserve">The Client is an authorised financial services provider that advises consumers on life cover.</w:t>
+        <w:t xml:space="preserve">The Client renders financial services under a licence issued under the FAIS Act and advises consumers on insurance and financial planning within the categories of its licence.</w:t>
       </w:r>
     </w:p>
     <w:p>
@@ -395,6 +353,34 @@
     </w:p>
     <w:p>
       <w:pPr>
+        <w:spacing w:after="120"/>
+      </w:pPr>
+      <w:r>
+        <w:t xml:space="preserve">1.1.3A "</w:t>
+      </w:r>
+      <w:r>
+        <w:rPr>
+          <w:b/>
+          <w:bCs/>
+        </w:rPr>
+        <w:t xml:space="preserve">A-Tier Lead</w:t>
+      </w:r>
+      <w:r>
+        <w:t xml:space="preserve">" means a Qualified Lead whose self-declared monthly premium budget is R1,500 or more, and "</w:t>
+      </w:r>
+      <w:r>
+        <w:rPr>
+          <w:b/>
+          <w:bCs/>
+        </w:rPr>
+        <w:t xml:space="preserve">B-Tier Lead</w:t>
+      </w:r>
+      <w:r>
+        <w:t xml:space="preserve">" means a Qualified Lead whose self-declared monthly premium budget is R750 to R1,499 and whom the Client has accepted under clause 5.7;</w:t>
+      </w:r>
+    </w:p>
+    <w:p>
+      <w:pPr>
         <w:tabs>
           <w:tab w:val="left" w:pos="1440"/>
         </w:tabs>
@@ -440,7 +426,17 @@
         <w:t xml:space="preserve">Business Day</w:t>
       </w:r>
       <w:r>
-        <w:t xml:space="preserve">" means any day other than a Saturday, Sunday or South African public holiday;</w:t>
+        <w:t xml:space="preserve">" means any day other than a Saturday, Sunday or South African public holiday, and "</w:t>
+      </w:r>
+      <w:r>
+        <w:rPr>
+          <w:b/>
+          <w:bCs/>
+        </w:rPr>
+        <w:t xml:space="preserve">working day</w:t>
+      </w:r>
+      <w:r>
+        <w:t xml:space="preserve">" has the same meaning;</w:t>
       </w:r>
     </w:p>
     <w:p>
@@ -640,6 +636,24 @@
     </w:p>
     <w:p>
       <w:pPr>
+        <w:spacing w:after="120"/>
+      </w:pPr>
+      <w:r>
+        <w:t xml:space="preserve">1.1.12A "</w:t>
+      </w:r>
+      <w:r>
+        <w:rPr>
+          <w:b/>
+          <w:bCs/>
+        </w:rPr>
+        <w:t xml:space="preserve">Dispute Evidence</w:t>
+      </w:r>
+      <w:r>
+        <w:t xml:space="preserve">" means, for a Delivered Qualified Lead, the Consumer's consent record (consent text version, time stamp and source), the booking confirmation, and the Consumer's own answers to the qualification questions in Schedule 2;</w:t>
+      </w:r>
+    </w:p>
+    <w:p>
+      <w:pPr>
         <w:tabs>
           <w:tab w:val="left" w:pos="1440"/>
         </w:tabs>
@@ -760,7 +774,7 @@
         <w:t xml:space="preserve">FSP Licence</w:t>
       </w:r>
       <w:r>
-        <w:t xml:space="preserve">" means the Client's licence as an authorised financial services provider under section 8 of the FAIS Act, including the categories and subcategories needed to advise on life cover;</w:t>
+        <w:t xml:space="preserve">" means the Client's licence as an authorised financial services provider under section 8 of the FAIS Act, including the categories and subcategories it holds;</w:t>
       </w:r>
     </w:p>
     <w:p>
@@ -810,7 +824,7 @@
         <w:t xml:space="preserve">Intro Card</w:t>
       </w:r>
       <w:r>
-        <w:t xml:space="preserve">" means the message, image or card that Lead Velocity sends to a Consumer on WhatsApp to introduce the Client, as described in Schedule 4;</w:t>
+        <w:t xml:space="preserve">" means the broker welcome card (message, image or card) that Lead Velocity sends to a Consumer on WhatsApp to introduce the Client, as described in Schedule 4;</w:t>
       </w:r>
     </w:p>
     <w:p>
@@ -945,17 +959,7 @@
         <w:t xml:space="preserve">Plan</w:t>
       </w:r>
       <w:r>
-        <w:t xml:space="preserve">" means the plan the Client has chosen (Pilot, Bronze, Silver or Gold), as set out in Schedule 1, and "</w:t>
-      </w:r>
-      <w:r>
-        <w:rPr>
-          <w:b/>
-          <w:bCs/>
-        </w:rPr>
-        <w:t xml:space="preserve">Pilot Plan</w:t>
-      </w:r>
-      <w:r>
-        <w:t xml:space="preserve">" means the once-off introductory Plan described in clause 9.7;</w:t>
+        <w:t xml:space="preserve">" means the plan the Client has chosen (Bronze, Silver or Gold), as set out in Schedule 1;</w:t>
       </w:r>
     </w:p>
     <w:p>
@@ -997,6 +1001,16 @@
           <w:b/>
           <w:bCs/>
         </w:rPr>
+        <w:t xml:space="preserve">special personal information</w:t>
+      </w:r>
+      <w:r>
+        <w:t xml:space="preserve">", "</w:t>
+      </w:r>
+      <w:r>
+        <w:rPr>
+          <w:b/>
+          <w:bCs/>
+        </w:rPr>
         <w:t xml:space="preserve">processing</w:t>
       </w:r>
       <w:r>
@@ -1140,7 +1154,7 @@
         <w:t xml:space="preserve">Rollover Period</w:t>
       </w:r>
       <w:r>
-        <w:t xml:space="preserve">" means the period of 14 days immediately after the end of a Billing Cycle;</w:t>
+        <w:t xml:space="preserve">" means the period of up to 14 days immediately after the end of a Billing Cycle (ending on day 44 counted from the start of that Billing Cycle), and never longer;</w:t>
       </w:r>
     </w:p>
     <w:p>
@@ -2116,7 +2130,7 @@
         <w:t xml:space="preserve">(c)	</w:t>
       </w:r>
       <w:r>
-        <w:t xml:space="preserve">pre-qualify Consumers against Schedule 2;</w:t>
+        <w:t xml:space="preserve">verify each Consumer's contact details and pre-qualify Consumers against Schedule 2;</w:t>
       </w:r>
     </w:p>
     <w:p>
@@ -2131,7 +2145,7 @@
         <w:t xml:space="preserve">(d)	</w:t>
       </w:r>
       <w:r>
-        <w:t xml:space="preserve">introduce the Client to the Consumer on WhatsApp using the Intro Card, which states the Client's name, practice name and FSP number and states that SortMyCover and Lead Velocity are not financial services providers and give no advice;</w:t>
+        <w:t xml:space="preserve">introduce the Client to the Consumer on WhatsApp by sending the Client's welcome card (the Intro Card), which states the Client's name, practice name and FSP number and states that SortMyCover and Lead Velocity are not financial services providers and give no advice;</w:t>
       </w:r>
     </w:p>
     <w:p>
@@ -2146,7 +2160,7 @@
         <w:t xml:space="preserve">(e)	</w:t>
       </w:r>
       <w:r>
-        <w:t xml:space="preserve">book an introductory appointment in the Client's available calendar slots and obtain the Consumer's confirmation that they will attend;</w:t>
+        <w:t xml:space="preserve">book an introductory Microsoft Teams appointment in the Client's available calendar slots, so that it appears in the Client's own calendar, and obtain the Consumer's confirmation that they will attend;</w:t>
       </w:r>
     </w:p>
     <w:p>
@@ -2309,7 +2323,7 @@
         <w:t xml:space="preserve">(a)	</w:t>
       </w:r>
       <w:r>
-        <w:t xml:space="preserve">responded to a Lead Velocity or SortMyCover Campaign and gave valid contact details;</w:t>
+        <w:t xml:space="preserve">responded to a Lead Velocity or SortMyCover Campaign and gave valid contact details that passed the checks in clause 5.8;</w:t>
       </w:r>
     </w:p>
     <w:p>
@@ -2339,7 +2353,7 @@
         <w:t xml:space="preserve">(c)	</w:t>
       </w:r>
       <w:r>
-        <w:t xml:space="preserve">self-reported falling within the target criteria in Schedule 2, namely age 35 to 50 and a monthly budget for life cover of R750 or more; and</w:t>
+        <w:t xml:space="preserve">self-reported falling within the target criteria in Schedule 2, namely age 35 to 50 and a monthly premium budget of R750 or more;</w:t>
       </w:r>
     </w:p>
     <w:p>
@@ -2354,6 +2368,21 @@
         <w:t xml:space="preserve">(d)	</w:t>
       </w:r>
       <w:r>
+        <w:t xml:space="preserve">if their self-reported budget is R750 to R1,499, was accepted by the Client under clause 5.7; and</w:t>
+      </w:r>
+    </w:p>
+    <w:p>
+      <w:pPr>
+        <w:tabs>
+          <w:tab w:val="left" w:pos="1287"/>
+        </w:tabs>
+        <w:spacing w:after="80"/>
+        <w:ind w:left="1287" w:hanging="567"/>
+      </w:pPr>
+      <w:r>
+        <w:t xml:space="preserve">(e)	</w:t>
+      </w:r>
+      <w:r>
         <w:t xml:space="preserve">confirmed a booked appointment with the Client and confirmed that they will attend it.</w:t>
       </w:r>
     </w:p>
@@ -2376,7 +2405,7 @@
         <w:t xml:space="preserve">Delivery point.</w:t>
       </w:r>
       <w:r>
-        <w:t xml:space="preserve"> A Qualified Lead is Delivered, and counts toward the Committed Leads (or the relevant Top-Up), at the moment the criterion in clause 5.1(d) is met, as recorded in Lead Velocity's WhatsApp message log.</w:t>
+        <w:t xml:space="preserve"> A Qualified Lead is Delivered, and counts toward the Committed Leads (or the relevant Top-Up), at the moment the criterion in clause 5.1(e) is met, as recorded in Lead Velocity's WhatsApp message log. An A-Tier Lead counts automatically. A B-Tier Lead counts only because the Client accepted it.</w:t>
       </w:r>
     </w:p>
     <w:p>
@@ -2481,63 +2510,10 @@
           <w:b/>
           <w:bCs/>
         </w:rPr>
-        <w:t xml:space="preserve">Targeting aim.</w:t>
-      </w:r>
-      <w:r>
-        <w:t xml:space="preserve"> Lead Velocity aims its Campaigns at Consumers who indicate the monthly budget for life cover set out in Schedule 1 as the Client's target profile. This is a targeting aim only. It is not a criterion for a Qualified Lead, and Lead Velocity makes no promise about any Consumer's budget or about the cost of any cover.</w:t>
-      </w:r>
-    </w:p>
-    <w:p>
-      <w:pPr>
-        <w:pStyle w:val="Heading1"/>
-        <w:keepNext/>
-      </w:pPr>
-      <w:r>
-        <w:t xml:space="preserve">6. Shortfall and rollover</w:t>
-      </w:r>
-    </w:p>
-    <w:p>
-      <w:pPr>
-        <w:tabs>
-          <w:tab w:val="left" w:pos="720"/>
-        </w:tabs>
-        <w:spacing w:after="120"/>
-        <w:ind w:left="720" w:hanging="720"/>
-      </w:pPr>
-      <w:r>
-        <w:t xml:space="preserve">6.1	</w:t>
-      </w:r>
-      <w:r>
-        <w:rPr>
-          <w:b/>
-          <w:bCs/>
-        </w:rPr>
-        <w:t xml:space="preserve">Rollover.</w:t>
-      </w:r>
-      <w:r>
-        <w:t xml:space="preserve"> If Lead Velocity Delivers fewer than the Committed Leads in a Billing Cycle, Lead Velocity will Deliver the Shortfall during the Rollover Period at no extra cost.</w:t>
-      </w:r>
-    </w:p>
-    <w:p>
-      <w:pPr>
-        <w:tabs>
-          <w:tab w:val="left" w:pos="720"/>
-        </w:tabs>
-        <w:spacing w:after="120"/>
-        <w:ind w:left="720" w:hanging="720"/>
-      </w:pPr>
-      <w:r>
-        <w:t xml:space="preserve">6.2	</w:t>
-      </w:r>
-      <w:r>
-        <w:rPr>
-          <w:b/>
-          <w:bCs/>
-        </w:rPr>
-        <w:t xml:space="preserve">Fallback after rollover.</w:t>
-      </w:r>
-      <w:r>
-        <w:t xml:space="preserve"> If any Shortfall remains at the end of the Rollover Period:</w:t>
+        <w:t xml:space="preserve">Lead tiers.</w:t>
+      </w:r>
+      <w:r>
+        <w:t xml:space="preserve"> Every lead is sorted by the monthly premium budget the Consumer states, and labelled A or B when it is sent to the Client:</w:t>
       </w:r>
     </w:p>
     <w:p>
@@ -2552,7 +2528,14 @@
         <w:t xml:space="preserve">(a)	</w:t>
       </w:r>
       <w:r>
-        <w:t xml:space="preserve">if the Client pays for the next Billing Cycle, the remaining Shortfall is carried into that Billing Cycle and Delivered in addition to that Billing Cycle's Committed Leads, at no extra cost; or</w:t>
+        <w:rPr>
+          <w:b/>
+          <w:bCs/>
+        </w:rPr>
+        <w:t xml:space="preserve">A-tier: R1,500 or more a month.</w:t>
+      </w:r>
+      <w:r>
+        <w:t xml:space="preserve"> This is the minimum target of every Campaign. An A-tier lead is sent to the Client, booked and counted automatically.</w:t>
       </w:r>
     </w:p>
     <w:p>
@@ -2567,29 +2550,157 @@
         <w:t xml:space="preserve">(b)	</w:t>
       </w:r>
       <w:r>
-        <w:t xml:space="preserve">if the Client does not pay for the next Billing Cycle, or this Agreement ends, Lead Velocity will refund the Client the Effective Lead Price for each Qualified Lead not Delivered, within 10 Business Days after the end of the Rollover Period.</w:t>
-      </w:r>
-    </w:p>
-    <w:p>
-      <w:pPr>
-        <w:tabs>
-          <w:tab w:val="left" w:pos="720"/>
-        </w:tabs>
-        <w:spacing w:after="120"/>
-        <w:ind w:left="720" w:hanging="720"/>
-      </w:pPr>
-      <w:r>
-        <w:t xml:space="preserve">6.3	</w:t>
-      </w:r>
-      <w:r>
-        <w:rPr>
-          <w:b/>
-          <w:bCs/>
-        </w:rPr>
-        <w:t xml:space="preserve">Sole remedy.</w:t>
-      </w:r>
-      <w:r>
-        <w:t xml:space="preserve"> The rollover in clause 6.1 and the fallback in clause 6.2 are the Client's sole remedies for a Shortfall. No other refund, credit, discount or damages are payable for a Shortfall.</w:t>
+        <w:rPr>
+          <w:b/>
+          <w:bCs/>
+        </w:rPr>
+        <w:t xml:space="preserve">B-tier: R750 to R1,499 a month.</w:t>
+      </w:r>
+      <w:r>
+        <w:t xml:space="preserve"> A B-tier lead is offered to the Client under clause 5.7 and counts only if the Client accepts it.</w:t>
+      </w:r>
+    </w:p>
+    <w:p>
+      <w:pPr>
+        <w:tabs>
+          <w:tab w:val="left" w:pos="1287"/>
+        </w:tabs>
+        <w:spacing w:after="80"/>
+        <w:ind w:left="1287" w:hanging="567"/>
+      </w:pPr>
+      <w:r>
+        <w:t xml:space="preserve">(c)	</w:t>
+      </w:r>
+      <w:r>
+        <w:rPr>
+          <w:b/>
+          <w:bCs/>
+        </w:rPr>
+        <w:t xml:space="preserve">Under R750 a month.</w:t>
+      </w:r>
+      <w:r>
+        <w:t xml:space="preserve"> Filtered out. Never sent to the Client and never counted.</w:t>
+      </w:r>
+    </w:p>
+    <w:p>
+      <w:pPr>
+        <w:spacing w:after="120"/>
+      </w:pPr>
+      <w:r>
+        <w:t xml:space="preserve">The tier is the Consumer's own answer. Lead Velocity makes no promise about any Consumer's actual budget or about the cost of any cover.</w:t>
+      </w:r>
+    </w:p>
+    <w:p>
+      <w:pPr>
+        <w:tabs>
+          <w:tab w:val="left" w:pos="720"/>
+        </w:tabs>
+        <w:spacing w:after="120"/>
+        <w:ind w:left="720" w:hanging="720"/>
+      </w:pPr>
+      <w:r>
+        <w:t xml:space="preserve">5.7	</w:t>
+      </w:r>
+      <w:r>
+        <w:rPr>
+          <w:b/>
+          <w:bCs/>
+        </w:rPr>
+        <w:t xml:space="preserve">Accept or decline a B-tier lead.</w:t>
+      </w:r>
+    </w:p>
+    <w:p>
+      <w:pPr>
+        <w:tabs>
+          <w:tab w:val="left" w:pos="1287"/>
+        </w:tabs>
+        <w:spacing w:after="80"/>
+        <w:ind w:left="1287" w:hanging="567"/>
+      </w:pPr>
+      <w:r>
+        <w:t xml:space="preserve">(a)	</w:t>
+      </w:r>
+      <w:r>
+        <w:t xml:space="preserve">When a B-tier lead comes through, Lead Velocity sends the Client its label, age band, budget band and reason(s) for the call, with a choice to </w:t>
+      </w:r>
+      <w:r>
+        <w:rPr>
+          <w:b/>
+          <w:bCs/>
+        </w:rPr>
+        <w:t xml:space="preserve">Accept</w:t>
+      </w:r>
+      <w:r>
+        <w:t xml:space="preserve"> or </w:t>
+      </w:r>
+      <w:r>
+        <w:rPr>
+          <w:b/>
+          <w:bCs/>
+        </w:rPr>
+        <w:t xml:space="preserve">Decline</w:t>
+      </w:r>
+      <w:r>
+        <w:t xml:space="preserve">.</w:t>
+      </w:r>
+    </w:p>
+    <w:p>
+      <w:pPr>
+        <w:tabs>
+          <w:tab w:val="left" w:pos="1287"/>
+        </w:tabs>
+        <w:spacing w:after="80"/>
+        <w:ind w:left="1287" w:hanging="567"/>
+      </w:pPr>
+      <w:r>
+        <w:t xml:space="preserve">(b)	</w:t>
+      </w:r>
+      <w:r>
+        <w:rPr>
+          <w:b/>
+          <w:bCs/>
+        </w:rPr>
+        <w:t xml:space="preserve">Accepted:</w:t>
+      </w:r>
+      <w:r>
+        <w:t xml:space="preserve"> Lead Velocity books the appointment and, once clause 5.1(e) is met, the lead counts toward the Committed Leads.</w:t>
+      </w:r>
+    </w:p>
+    <w:p>
+      <w:pPr>
+        <w:tabs>
+          <w:tab w:val="left" w:pos="1287"/>
+        </w:tabs>
+        <w:spacing w:after="80"/>
+        <w:ind w:left="1287" w:hanging="567"/>
+      </w:pPr>
+      <w:r>
+        <w:t xml:space="preserve">(c)	</w:t>
+      </w:r>
+      <w:r>
+        <w:rPr>
+          <w:b/>
+          <w:bCs/>
+        </w:rPr>
+        <w:t xml:space="preserve">Declined:</w:t>
+      </w:r>
+      <w:r>
+        <w:t xml:space="preserve"> the lead does not count toward the Committed Leads and is not charged. Lead Velocity may offer it to another financial services provider (with the Consumer's consent) or hold it. Lead Velocity will never offer that Consumer to the Client again for the same enquiry.</w:t>
+      </w:r>
+    </w:p>
+    <w:p>
+      <w:pPr>
+        <w:tabs>
+          <w:tab w:val="left" w:pos="1287"/>
+        </w:tabs>
+        <w:spacing w:after="80"/>
+        <w:ind w:left="1287" w:hanging="567"/>
+      </w:pPr>
+      <w:r>
+        <w:t xml:space="preserve">(d)	</w:t>
+      </w:r>
+      <w:r>
+        <w:t xml:space="preserve">If the Client does not Accept or Decline within 2 working hours (08:00 to 17:00, Monday to Friday, excluding public holidays) of the offer, the lead is treated as declined under clause 5.7(c). While the offer is open, Lead Velocity tells the Consumer that an adviser is being matched, so the Consumer is not left waiting without word.</w:t>
       </w:r>
     </w:p>
     <w:p>
@@ -2609,51 +2720,136 @@
           <w:sz w:val="18"/>
           <w:szCs w:val="18"/>
         </w:rPr>
-        <w:t xml:space="preserve">[LAWYER REVIEW: Shortfall fallback approved by Jonathan on 5 Oct 2026: carry-over into the next paid cycle, otherwise a refund at the Effective Lead Price (R825 on Bronze) per undelivered lead. Review only the CPA wording: whether the "sole remedy" rule in 6.3 is fair under CPA s48 and consistent with s54 where the CPA applies (research-memo.md R9). Leads carried forward under 6.2(a) also count toward the next cycle's rollover.]</w:t>
-      </w:r>
-    </w:p>
-    <w:p>
-      <w:pPr>
-        <w:tabs>
-          <w:tab w:val="left" w:pos="720"/>
-        </w:tabs>
-        <w:spacing w:after="120"/>
-        <w:ind w:left="720" w:hanging="720"/>
-      </w:pPr>
-      <w:r>
-        <w:t xml:space="preserve">6.4	</w:t>
-      </w:r>
-      <w:r>
-        <w:rPr>
-          <w:b/>
-          <w:bCs/>
-        </w:rPr>
-        <w:t xml:space="preserve">Order of Delivery.</w:t>
-      </w:r>
-      <w:r>
-        <w:t xml:space="preserve"> Qualified Leads Delivered during a Rollover Period count first toward the earlier Billing Cycle's Shortfall and then toward the current Billing Cycle.</w:t>
-      </w:r>
-    </w:p>
-    <w:p>
-      <w:pPr>
-        <w:tabs>
-          <w:tab w:val="left" w:pos="720"/>
-        </w:tabs>
-        <w:spacing w:after="120"/>
-        <w:ind w:left="720" w:hanging="720"/>
-      </w:pPr>
-      <w:r>
-        <w:t xml:space="preserve">6.5	</w:t>
-      </w:r>
-      <w:r>
-        <w:rPr>
-          <w:b/>
-          <w:bCs/>
-        </w:rPr>
-        <w:t xml:space="preserve">Top-Ups.</w:t>
-      </w:r>
-      <w:r>
-        <w:t xml:space="preserve"> Clauses 6.1 to 6.4 apply to Top-Up Leads, with the Top-Up Price used instead of the Effective Lead Price.</w:t>
+        <w:t xml:space="preserve">[LAWYER REVIEW (D8): The accept/decline choice is made before any appointment, on the Consumer's self-declared budget only. It is not linked to any appointment outcome, application or policy, so the Fee stays flat per Billing Cycle (clauses 8.2 to 8.4). Confirm this does not weaken the Raspberry Academy position. Also confirm that offering a declined lead to another FSP is covered by the Consumer's consent: in named consent mode the consent names this Client, so a declined lead may only be offered elsewhere after fresh consent naming the new provider (or under generic mode once approved).]</w:t>
+      </w:r>
+    </w:p>
+    <w:p>
+      <w:pPr>
+        <w:tabs>
+          <w:tab w:val="left" w:pos="720"/>
+        </w:tabs>
+        <w:spacing w:after="120"/>
+        <w:ind w:left="720" w:hanging="720"/>
+      </w:pPr>
+      <w:r>
+        <w:t xml:space="preserve">5.8	</w:t>
+      </w:r>
+      <w:r>
+        <w:rPr>
+          <w:b/>
+          <w:bCs/>
+        </w:rPr>
+        <w:t xml:space="preserve">Contact verification.</w:t>
+      </w:r>
+    </w:p>
+    <w:p>
+      <w:pPr>
+        <w:tabs>
+          <w:tab w:val="left" w:pos="1287"/>
+        </w:tabs>
+        <w:spacing w:after="80"/>
+        <w:ind w:left="1287" w:hanging="567"/>
+      </w:pPr>
+      <w:r>
+        <w:t xml:space="preserve">(a)	</w:t>
+      </w:r>
+      <w:r>
+        <w:rPr>
+          <w:b/>
+          <w:bCs/>
+        </w:rPr>
+        <w:t xml:space="preserve">WhatsApp number:</w:t>
+      </w:r>
+      <w:r>
+        <w:t xml:space="preserve"> verified at opt-in, because the Consumer chats to Lead Velocity from that number.</w:t>
+      </w:r>
+    </w:p>
+    <w:p>
+      <w:pPr>
+        <w:tabs>
+          <w:tab w:val="left" w:pos="1287"/>
+        </w:tabs>
+        <w:spacing w:after="80"/>
+        <w:ind w:left="1287" w:hanging="567"/>
+      </w:pPr>
+      <w:r>
+        <w:t xml:space="preserve">(b)	</w:t>
+      </w:r>
+      <w:r>
+        <w:rPr>
+          <w:b/>
+          <w:bCs/>
+        </w:rPr>
+        <w:t xml:space="preserve">Email address:</w:t>
+      </w:r>
+      <w:r>
+        <w:t xml:space="preserve"> verified by a one-tap confirmation code or link sent to it.</w:t>
+      </w:r>
+    </w:p>
+    <w:p>
+      <w:pPr>
+        <w:tabs>
+          <w:tab w:val="left" w:pos="1287"/>
+        </w:tabs>
+        <w:spacing w:after="80"/>
+        <w:ind w:left="1287" w:hanging="567"/>
+      </w:pPr>
+      <w:r>
+        <w:t xml:space="preserve">(c)	</w:t>
+      </w:r>
+      <w:r>
+        <w:rPr>
+          <w:b/>
+          <w:bCs/>
+        </w:rPr>
+        <w:t xml:space="preserve">Contact number:</w:t>
+      </w:r>
+      <w:r>
+        <w:t xml:space="preserve"> the Consumer either confirms it is the same as their WhatsApp number or gives another number.</w:t>
+      </w:r>
+    </w:p>
+    <w:p>
+      <w:pPr>
+        <w:tabs>
+          <w:tab w:val="left" w:pos="1287"/>
+        </w:tabs>
+        <w:spacing w:after="80"/>
+        <w:ind w:left="1287" w:hanging="567"/>
+      </w:pPr>
+      <w:r>
+        <w:t xml:space="preserve">(d)	</w:t>
+      </w:r>
+      <w:r>
+        <w:rPr>
+          <w:b/>
+          <w:bCs/>
+        </w:rPr>
+        <w:t xml:space="preserve">Invalid details:</w:t>
+      </w:r>
+      <w:r>
+        <w:t xml:space="preserve"> a lead whose contact details fail these checks, or are later shown to be wrong, disconnected or someone else's, is automatically disqualified. It is not a Qualified Lead, is not Delivered and does not count toward the Committed Leads.</w:t>
+      </w:r>
+    </w:p>
+    <w:p>
+      <w:pPr>
+        <w:tabs>
+          <w:tab w:val="left" w:pos="720"/>
+        </w:tabs>
+        <w:spacing w:after="120"/>
+        <w:ind w:left="720" w:hanging="720"/>
+      </w:pPr>
+      <w:r>
+        <w:t xml:space="preserve">5.9	</w:t>
+      </w:r>
+      <w:r>
+        <w:rPr>
+          <w:b/>
+          <w:bCs/>
+        </w:rPr>
+        <w:t xml:space="preserve">Qualification questions.</w:t>
+      </w:r>
+      <w:r>
+        <w:t xml:space="preserve"> Lead Velocity asks every Consumer the same questions for every client, as set out in Schedule 2 (S2.2). If a Consumer's reason for the call falls outside the categories of the Client's FSP Licence, Lead Velocity flags it to the Client. The Client then handles it within its licence or refers the Consumer to a suitably licensed provider. Lead Velocity does not decide which provider is suitable.</w:t>
       </w:r>
     </w:p>
     <w:p>
@@ -2662,281 +2858,117 @@
         <w:keepNext/>
       </w:pPr>
       <w:r>
-        <w:t xml:space="preserve">7. No-show replacements (goodwill, not entitlement)</w:t>
-      </w:r>
-    </w:p>
-    <w:p>
-      <w:pPr>
-        <w:tabs>
-          <w:tab w:val="left" w:pos="720"/>
-        </w:tabs>
-        <w:spacing w:after="120"/>
-        <w:ind w:left="720" w:hanging="720"/>
-      </w:pPr>
-      <w:r>
-        <w:t xml:space="preserve">7.1	</w:t>
-      </w:r>
-      <w:r>
-        <w:rPr>
-          <w:b/>
-          <w:bCs/>
-        </w:rPr>
-        <w:t xml:space="preserve">Discretionary goodwill.</w:t>
-      </w:r>
-      <w:r>
-        <w:t xml:space="preserve"> Lead Velocity may, as a discretionary goodwill gesture and not as an obligation, supply a Replacement Lead for a No-Show Lead. The Client has no right to a Replacement Lead.</w:t>
-      </w:r>
-    </w:p>
-    <w:p>
-      <w:pPr>
-        <w:tabs>
-          <w:tab w:val="left" w:pos="720"/>
-        </w:tabs>
-        <w:spacing w:after="120"/>
-        <w:ind w:left="720" w:hanging="720"/>
-      </w:pPr>
-      <w:r>
-        <w:t xml:space="preserve">7.2	</w:t>
-      </w:r>
-      <w:r>
-        <w:rPr>
-          <w:b/>
-          <w:bCs/>
-        </w:rPr>
-        <w:t xml:space="preserve">Weekly maximum.</w:t>
-      </w:r>
-      <w:r>
-        <w:t xml:space="preserve"> Lead Velocity will consider no more than 3 replacement requests per Calendar Week, counted by the date of the missed appointment. Any unused number in a Calendar Week lapses at the end of that week.</w:t>
-      </w:r>
-    </w:p>
-    <w:p>
-      <w:pPr>
-        <w:tabs>
-          <w:tab w:val="left" w:pos="720"/>
-        </w:tabs>
-        <w:spacing w:after="120"/>
-        <w:ind w:left="720" w:hanging="720"/>
-      </w:pPr>
-      <w:r>
-        <w:t xml:space="preserve">7.3	</w:t>
-      </w:r>
-      <w:r>
-        <w:rPr>
-          <w:b/>
-          <w:bCs/>
-        </w:rPr>
-        <w:t xml:space="preserve">Proof required.</w:t>
-      </w:r>
-      <w:r>
-        <w:t xml:space="preserve"> A request is considered only if the Client follows the proof protocol in Schedule 3, including waiting at least 10 minutes past the appointment start time and then sending proof immediately. Proof sent late, incomplete or not at all means the lead stands as Delivered.</w:t>
-      </w:r>
-    </w:p>
-    <w:p>
-      <w:pPr>
-        <w:tabs>
-          <w:tab w:val="left" w:pos="720"/>
-        </w:tabs>
-        <w:spacing w:after="120"/>
-        <w:ind w:left="720" w:hanging="720"/>
-      </w:pPr>
-      <w:r>
-        <w:t xml:space="preserve">7.4	</w:t>
-      </w:r>
-      <w:r>
-        <w:rPr>
-          <w:b/>
-          <w:bCs/>
-        </w:rPr>
-        <w:t xml:space="preserve">Replacement Leads are not billable.</w:t>
-      </w:r>
-      <w:r>
-        <w:t xml:space="preserve"> A Replacement Lead is supplied free of charge. It does not count toward the Committed Leads of any Billing Cycle or toward any Top-Up, and the No-Show Lead it replaces continues to count as Delivered. A Replacement Lead cannot be accumulated, carried over, transferred or exchanged for credit, a refund or any other benefit.</w:t>
-      </w:r>
-    </w:p>
-    <w:p>
-      <w:pPr>
-        <w:tabs>
-          <w:tab w:val="left" w:pos="720"/>
-        </w:tabs>
-        <w:spacing w:after="120"/>
-        <w:ind w:left="720" w:hanging="720"/>
-      </w:pPr>
-      <w:r>
-        <w:t xml:space="preserve">7.5	</w:t>
-      </w:r>
-      <w:r>
-        <w:rPr>
-          <w:b/>
-          <w:bCs/>
-        </w:rPr>
-        <w:t xml:space="preserve">Delivery of a Replacement Lead.</w:t>
-      </w:r>
-      <w:r>
-        <w:t xml:space="preserve"> Lead Velocity will aim to supply an approved Replacement Lead within 14 days of approval.</w:t>
-      </w:r>
-    </w:p>
-    <w:p>
-      <w:pPr>
-        <w:tabs>
-          <w:tab w:val="left" w:pos="720"/>
-        </w:tabs>
-        <w:spacing w:after="120"/>
-        <w:ind w:left="720" w:hanging="720"/>
-      </w:pPr>
-      <w:r>
-        <w:t xml:space="preserve">7.6	</w:t>
-      </w:r>
-      <w:r>
-        <w:rPr>
-          <w:b/>
-          <w:bCs/>
-        </w:rPr>
-        <w:t xml:space="preserve">Review and suspension.</w:t>
-      </w:r>
-      <w:r>
-        <w:t xml:space="preserve"> Lead Velocity may review, refuse or suspend replacements for the Client, by written notice, if:</w:t>
-      </w:r>
-    </w:p>
-    <w:p>
-      <w:pPr>
-        <w:tabs>
-          <w:tab w:val="left" w:pos="1287"/>
-        </w:tabs>
-        <w:spacing w:after="80"/>
-        <w:ind w:left="1287" w:hanging="567"/>
-      </w:pPr>
-      <w:r>
-        <w:t xml:space="preserve">(a)	</w:t>
-      </w:r>
-      <w:r>
-        <w:t xml:space="preserve">the Client's no-show rate is materially higher than that of Lead Velocity's other clients for similar Campaigns;</w:t>
-      </w:r>
-    </w:p>
-    <w:p>
-      <w:pPr>
-        <w:tabs>
-          <w:tab w:val="left" w:pos="1287"/>
-        </w:tabs>
-        <w:spacing w:after="80"/>
-        <w:ind w:left="1287" w:hanging="567"/>
-      </w:pPr>
-      <w:r>
-        <w:t xml:space="preserve">(b)	</w:t>
-      </w:r>
-      <w:r>
-        <w:t xml:space="preserve">the Consumer tells Lead Velocity that the Client did not attend, cancelled, moved the appointment or discouraged attendance; or</w:t>
-      </w:r>
-    </w:p>
-    <w:p>
-      <w:pPr>
-        <w:tabs>
-          <w:tab w:val="left" w:pos="1287"/>
-        </w:tabs>
-        <w:spacing w:after="80"/>
-        <w:ind w:left="1287" w:hanging="567"/>
-      </w:pPr>
-      <w:r>
-        <w:t xml:space="preserve">(c)	</w:t>
-      </w:r>
-      <w:r>
-        <w:t xml:space="preserve">Lead Velocity reasonably suspects misuse of this clause 7.</w:t>
-      </w:r>
-    </w:p>
-    <w:p>
-      <w:pPr>
-        <w:tabs>
-          <w:tab w:val="left" w:pos="720"/>
-        </w:tabs>
-        <w:spacing w:after="120"/>
-        <w:ind w:left="720" w:hanging="720"/>
-      </w:pPr>
-      <w:r>
-        <w:t xml:space="preserve">7.7	</w:t>
-      </w:r>
-      <w:r>
-        <w:rPr>
-          <w:b/>
-          <w:bCs/>
-        </w:rPr>
-        <w:t xml:space="preserve">No incentive to engineer no-shows.</w:t>
-      </w:r>
-      <w:r>
-        <w:t xml:space="preserve"> The Client gains no financial benefit from a no-show. A replacement is never owed, never reduces the Fee and never creates a credit. The Client must not cancel, move or discourage any appointment in order to request a replacement. Lead Velocity may contact the Consumer to confirm what happened and to offer a new appointment with the Client. If the Consumer then attends, no replacement is due.</w:t>
-      </w:r>
-    </w:p>
-    <w:p>
-      <w:pPr>
-        <w:pStyle w:val="Heading1"/>
-        <w:keepNext/>
-      </w:pPr>
-      <w:r>
-        <w:t xml:space="preserve">8. Fees</w:t>
-      </w:r>
-    </w:p>
-    <w:p>
-      <w:pPr>
-        <w:tabs>
-          <w:tab w:val="left" w:pos="720"/>
-        </w:tabs>
-        <w:spacing w:after="120"/>
-        <w:ind w:left="720" w:hanging="720"/>
-      </w:pPr>
-      <w:r>
-        <w:t xml:space="preserve">8.1	</w:t>
-      </w:r>
-      <w:r>
-        <w:rPr>
-          <w:b/>
-          <w:bCs/>
-        </w:rPr>
-        <w:t xml:space="preserve">Fee.</w:t>
-      </w:r>
-      <w:r>
-        <w:t xml:space="preserve"> The Client will pay the Fee for its Plan for each Billing Cycle, as set out in Schedule 1. The Fee includes all advertising media spend, which Lead Velocity funds and controls.</w:t>
-      </w:r>
-    </w:p>
-    <w:p>
-      <w:pPr>
-        <w:tabs>
-          <w:tab w:val="left" w:pos="720"/>
-        </w:tabs>
-        <w:spacing w:after="120"/>
-        <w:ind w:left="720" w:hanging="720"/>
-      </w:pPr>
-      <w:r>
-        <w:t xml:space="preserve">8.2	</w:t>
-      </w:r>
-      <w:r>
-        <w:rPr>
-          <w:b/>
-          <w:bCs/>
-        </w:rPr>
-        <w:t xml:space="preserve">What the Fee is for.</w:t>
-      </w:r>
-      <w:r>
-        <w:t xml:space="preserve"> The Fee is consideration for the marketing and lead-delivery Services rendered. It is payable whether or not any Qualified Lead attends an appointment, receives Advice, applies for or buys a Financial Product, or results in any other outcome. The Fee is not contingent on, calculated by reference to, or varied by the conclusion of any Financial Product.</w:t>
-      </w:r>
-    </w:p>
-    <w:p>
-      <w:pPr>
-        <w:tabs>
-          <w:tab w:val="left" w:pos="720"/>
-        </w:tabs>
-        <w:spacing w:after="120"/>
-        <w:ind w:left="720" w:hanging="720"/>
-      </w:pPr>
-      <w:r>
-        <w:t xml:space="preserve">8.3	</w:t>
-      </w:r>
-      <w:r>
-        <w:rPr>
-          <w:b/>
-          <w:bCs/>
-        </w:rPr>
-        <w:t xml:space="preserve">No success-based payment.</w:t>
-      </w:r>
-      <w:r>
-        <w:t xml:space="preserve"> No commission, success fee, bonus, share of premium, revenue share or other payment linked to a sale, application, policy or conversion will ever be payable to Lead Velocity under or in connection with this Agreement. Any term, side letter, invoice or arrangement that provides otherwise is void.</w:t>
+        <w:t xml:space="preserve">6. Shortfall and rollover</w:t>
+      </w:r>
+    </w:p>
+    <w:p>
+      <w:pPr>
+        <w:tabs>
+          <w:tab w:val="left" w:pos="720"/>
+        </w:tabs>
+        <w:spacing w:after="120"/>
+        <w:ind w:left="720" w:hanging="720"/>
+      </w:pPr>
+      <w:r>
+        <w:t xml:space="preserve">6.1	</w:t>
+      </w:r>
+      <w:r>
+        <w:rPr>
+          <w:b/>
+          <w:bCs/>
+        </w:rPr>
+        <w:t xml:space="preserve">Delivery window.</w:t>
+      </w:r>
+      <w:r>
+        <w:t xml:space="preserve"> Lead Velocity delivers the Committed Leads within the 30-day Billing Cycle. If delivery is delayed (including by events outside Lead Velocity's control, such as Meta, Facebook, Instagram or WhatsApp outages, restrictions or policy changes), Lead Velocity will Deliver the Shortfall during the Rollover Period at no extra cost. The Rollover Period is never longer than 14 days, so delivery for a Billing Cycle ends on day 44 at the latest.</w:t>
+      </w:r>
+    </w:p>
+    <w:p>
+      <w:pPr>
+        <w:tabs>
+          <w:tab w:val="left" w:pos="720"/>
+        </w:tabs>
+        <w:spacing w:after="120"/>
+        <w:ind w:left="720" w:hanging="720"/>
+      </w:pPr>
+      <w:r>
+        <w:t xml:space="preserve">6.2	</w:t>
+      </w:r>
+      <w:r>
+        <w:rPr>
+          <w:b/>
+          <w:bCs/>
+        </w:rPr>
+        <w:t xml:space="preserve">After day 44: rollover on top.</w:t>
+      </w:r>
+      <w:r>
+        <w:t xml:space="preserve"> Any Shortfall still not Delivered after day 44 rolls over to the next Billing Cycle, on top of that Billing Cycle's Committed Leads, and Lead Velocity keeps delivering. Rolled-over leads count first toward the earlier Billing Cycle.</w:t>
+      </w:r>
+    </w:p>
+    <w:p>
+      <w:pPr>
+        <w:tabs>
+          <w:tab w:val="left" w:pos="720"/>
+        </w:tabs>
+        <w:spacing w:after="120"/>
+        <w:ind w:left="720" w:hanging="720"/>
+      </w:pPr>
+      <w:r>
+        <w:t xml:space="preserve">6.3	</w:t>
+      </w:r>
+      <w:r>
+        <w:rPr>
+          <w:b/>
+          <w:bCs/>
+        </w:rPr>
+        <w:t xml:space="preserve">After day 44: refund on request.</w:t>
+      </w:r>
+      <w:r>
+        <w:t xml:space="preserve"> At any time after day 44, the Client may instead ask in writing for a refund of the leads not yet Delivered. Lead Velocity will then refund the Effective Lead Price for each of those leads (for Bronze, R16,500 ÷ 20 = R825 per lead) within 7 Business Days of the request. Leads refunded no longer roll over.</w:t>
+      </w:r>
+    </w:p>
+    <w:p>
+      <w:pPr>
+        <w:tabs>
+          <w:tab w:val="left" w:pos="720"/>
+        </w:tabs>
+        <w:spacing w:after="120"/>
+        <w:ind w:left="720" w:hanging="720"/>
+      </w:pPr>
+      <w:r>
+        <w:t xml:space="preserve">6.4	</w:t>
+      </w:r>
+      <w:r>
+        <w:rPr>
+          <w:b/>
+          <w:bCs/>
+        </w:rPr>
+        <w:t xml:space="preserve">Not renewing.</w:t>
+      </w:r>
+      <w:r>
+        <w:t xml:space="preserve"> If the Client does not pay for the next Billing Cycle, or this Agreement ends, Lead Velocity will either keep delivering the rolled-over leads or, if the Client asks, refund them under clause 6.3.</w:t>
+      </w:r>
+    </w:p>
+    <w:p>
+      <w:pPr>
+        <w:tabs>
+          <w:tab w:val="left" w:pos="720"/>
+        </w:tabs>
+        <w:spacing w:after="120"/>
+        <w:ind w:left="720" w:hanging="720"/>
+      </w:pPr>
+      <w:r>
+        <w:t xml:space="preserve">6.5	</w:t>
+      </w:r>
+      <w:r>
+        <w:rPr>
+          <w:b/>
+          <w:bCs/>
+        </w:rPr>
+        <w:t xml:space="preserve">Sole remedy.</w:t>
+      </w:r>
+      <w:r>
+        <w:t xml:space="preserve"> Clauses 6.1 to 6.4 are the Client's sole remedies for a Shortfall. No other refund, credit, discount or damages are payable for a Shortfall.</w:t>
       </w:r>
     </w:p>
     <w:p>
@@ -2956,61 +2988,38 @@
           <w:sz w:val="18"/>
           <w:szCs w:val="18"/>
         </w:rPr>
-        <w:t xml:space="preserve">[LAWYER REVIEW: Key Raspberry Academy safeguard (research-memo.md §1, R4): remuneration there was a percentage of premium on policies concluded; the court contrasted "a flat fee for each Lead referred" favourably para 27. Keep every fee flat per cycle or per lead. Also confirm that a flat marketing fee paid by an FSP is a permitted financial interest under GCoC s3A(1)(a)(v)/(vii) (memo §4.2) and is not remuneration regulated by the insurance commission rules (RDR 2014 para 2.2.9).]</w:t>
-      </w:r>
-    </w:p>
-    <w:p>
-      <w:pPr>
-        <w:tabs>
-          <w:tab w:val="left" w:pos="720"/>
-        </w:tabs>
-        <w:spacing w:after="120"/>
-        <w:ind w:left="720" w:hanging="720"/>
-      </w:pPr>
-      <w:r>
-        <w:t xml:space="preserve">8.4	</w:t>
-      </w:r>
-      <w:r>
-        <w:rPr>
-          <w:b/>
-          <w:bCs/>
-        </w:rPr>
-        <w:t xml:space="preserve">Feedback firewall.</w:t>
-      </w:r>
-      <w:r>
-        <w:t xml:space="preserve"> The only feedback the Client gives Lead Velocity is whether each Consumer attended and could be contacted (clause 14.3(c)). Lead Velocity will not request, and the Client must not send, any information about advice given, applications, sales, policies, premiums or commission. No outcome of any appointment affects any Fee, Top-Up Price, credit, refund or replacement.</w:t>
-      </w:r>
-    </w:p>
-    <w:p>
-      <w:pPr>
-        <w:tabs>
-          <w:tab w:val="left" w:pos="720"/>
-        </w:tabs>
-        <w:spacing w:after="120"/>
-        <w:ind w:left="720" w:hanging="720"/>
-      </w:pPr>
-      <w:r>
-        <w:t xml:space="preserve">8.5	</w:t>
-      </w:r>
-      <w:r>
-        <w:rPr>
-          <w:b/>
-          <w:bCs/>
-        </w:rPr>
-        <w:t xml:space="preserve">VAT.</w:t>
-      </w:r>
-      <w:r>
-        <w:t xml:space="preserve"> All amounts in this Agreement exclude VAT. Lead Velocity is not registered for VAT at the Signature Date. If Lead Velocity registers for VAT, it will add VAT at the applicable rate to amounts invoiced after the registration takes effect and will give the Client at least </w:t>
-      </w:r>
-      <w:r>
-        <w:rPr>
-          <w:highlight w:val="yellow"/>
-          <w:highlightCs w:val="yellow"/>
-        </w:rPr>
-        <w:t xml:space="preserve">[30]</w:t>
-      </w:r>
-      <w:r>
-        <w:t xml:space="preserve"> days' written notice.</w:t>
+        <w:t xml:space="preserve">[LAWYER REVIEW: Approved by Jonathan on 7 Oct 2026: a hard day-44 limit; then rollover on top of the next cycle, or refund on request at the Effective Lead Price within 7 working days. Review only the CPA wording: whether the "sole remedy" rule in 6.5 is fair under CPA s48 and consistent with s54 where the CPA applies (research-memo.md R9).]</w:t>
+      </w:r>
+    </w:p>
+    <w:p>
+      <w:pPr>
+        <w:tabs>
+          <w:tab w:val="left" w:pos="720"/>
+        </w:tabs>
+        <w:spacing w:after="120"/>
+        <w:ind w:left="720" w:hanging="720"/>
+      </w:pPr>
+      <w:r>
+        <w:t xml:space="preserve">6.6	</w:t>
+      </w:r>
+      <w:r>
+        <w:rPr>
+          <w:b/>
+          <w:bCs/>
+        </w:rPr>
+        <w:t xml:space="preserve">Top-Ups.</w:t>
+      </w:r>
+      <w:r>
+        <w:t xml:space="preserve"> Clauses 6.1 to 6.5 apply to Top-Up Leads, with the Top-Up Price used instead of the Effective Lead Price.</w:t>
+      </w:r>
+    </w:p>
+    <w:p>
+      <w:pPr>
+        <w:pStyle w:val="Heading1"/>
+        <w:keepNext/>
+      </w:pPr>
+      <w:r>
+        <w:t xml:space="preserve">7. No-show replacements (goodwill, not entitlement)</w:t>
       </w:r>
     </w:p>
     <w:p>
@@ -3024,57 +3033,246 @@
       </w:pPr>
       <w:r>
         <w:rPr>
+          <w:b/>
+          <w:bCs/>
           <w:i/>
           <w:iCs/>
           <w:color w:val="595959"/>
           <w:sz w:val="18"/>
           <w:szCs w:val="18"/>
         </w:rPr>
-        <w:t xml:space="preserve">[LAWYER REVIEW: Confirm with Lead Velocity's accountant whether the VAT registration threshold (R1 million in taxable supplies in 12 months) will be crossed, and that adding VAT to an "excl. VAT" fixed price after registration is enforceable against the Client.]</w:t>
-      </w:r>
-    </w:p>
-    <w:p>
-      <w:pPr>
-        <w:tabs>
-          <w:tab w:val="left" w:pos="720"/>
-        </w:tabs>
-        <w:spacing w:after="120"/>
-        <w:ind w:left="720" w:hanging="720"/>
-      </w:pPr>
-      <w:r>
-        <w:t xml:space="preserve">8.6	</w:t>
-      </w:r>
-      <w:r>
-        <w:rPr>
-          <w:b/>
-          <w:bCs/>
-        </w:rPr>
-        <w:t xml:space="preserve">No setup fee.</w:t>
-      </w:r>
-      <w:r>
-        <w:t xml:space="preserve"> No setup or onboarding fee is payable.</w:t>
-      </w:r>
-    </w:p>
-    <w:p>
-      <w:pPr>
-        <w:tabs>
-          <w:tab w:val="left" w:pos="720"/>
-        </w:tabs>
-        <w:spacing w:after="120"/>
-        <w:ind w:left="720" w:hanging="720"/>
-      </w:pPr>
-      <w:r>
-        <w:t xml:space="preserve">8.7	</w:t>
-      </w:r>
-      <w:r>
-        <w:rPr>
-          <w:b/>
-          <w:bCs/>
-        </w:rPr>
-        <w:t xml:space="preserve">Price changes.</w:t>
-      </w:r>
-      <w:r>
-        <w:t xml:space="preserve"> Lead Velocity may change the Fee, the Top-Up Price or Plan pricing only for a future Billing Cycle, by giving the Client at least 7 days' written notice before that Billing Cycle starts. The Client may then choose not to renew.</w:t>
+        <w:t xml:space="preserve">[UNCHANGED in substance — D2 confirms]</w:t>
+      </w:r>
+      <w:r>
+        <w:rPr>
+          <w:i/>
+          <w:iCs/>
+          <w:color w:val="595959"/>
+          <w:sz w:val="18"/>
+          <w:szCs w:val="18"/>
+        </w:rPr>
+        <w:t xml:space="preserve"> Replacements stay discretionary goodwill: up to 3 per Calendar Week, no-shows only. Clause 7.8 is new.</w:t>
+      </w:r>
+    </w:p>
+    <w:p>
+      <w:pPr>
+        <w:tabs>
+          <w:tab w:val="left" w:pos="720"/>
+        </w:tabs>
+        <w:spacing w:after="120"/>
+        <w:ind w:left="720" w:hanging="720"/>
+      </w:pPr>
+      <w:r>
+        <w:t xml:space="preserve">7.1	</w:t>
+      </w:r>
+      <w:r>
+        <w:rPr>
+          <w:b/>
+          <w:bCs/>
+        </w:rPr>
+        <w:t xml:space="preserve">Discretionary goodwill.</w:t>
+      </w:r>
+      <w:r>
+        <w:t xml:space="preserve"> Lead Velocity may, as a discretionary goodwill gesture and not as an obligation, supply a Replacement Lead for a No-Show Lead. The Client has no right to a Replacement Lead.</w:t>
+      </w:r>
+    </w:p>
+    <w:p>
+      <w:pPr>
+        <w:tabs>
+          <w:tab w:val="left" w:pos="720"/>
+        </w:tabs>
+        <w:spacing w:after="120"/>
+        <w:ind w:left="720" w:hanging="720"/>
+      </w:pPr>
+      <w:r>
+        <w:t xml:space="preserve">7.2	</w:t>
+      </w:r>
+      <w:r>
+        <w:rPr>
+          <w:b/>
+          <w:bCs/>
+        </w:rPr>
+        <w:t xml:space="preserve">Weekly maximum.</w:t>
+      </w:r>
+      <w:r>
+        <w:t xml:space="preserve"> Lead Velocity will consider no more than 3 replacement requests per Calendar Week, counted by the date of the missed appointment. Any unused number in a Calendar Week lapses at the end of that week. Only No-Show Leads can be replaced. A lead with invalid contact details is never counted in the first place (clause 5.8(d)), so it needs no replacement.</w:t>
+      </w:r>
+    </w:p>
+    <w:p>
+      <w:pPr>
+        <w:tabs>
+          <w:tab w:val="left" w:pos="720"/>
+        </w:tabs>
+        <w:spacing w:after="120"/>
+        <w:ind w:left="720" w:hanging="720"/>
+      </w:pPr>
+      <w:r>
+        <w:t xml:space="preserve">7.3	</w:t>
+      </w:r>
+      <w:r>
+        <w:rPr>
+          <w:b/>
+          <w:bCs/>
+        </w:rPr>
+        <w:t xml:space="preserve">Proof required.</w:t>
+      </w:r>
+      <w:r>
+        <w:t xml:space="preserve"> A request is considered only if the Client follows the proof protocol in Schedule 3, including waiting at least 10 minutes past the appointment start time and then sending proof immediately. Proof sent late, incomplete or not at all means the lead stands as Delivered.</w:t>
+      </w:r>
+    </w:p>
+    <w:p>
+      <w:pPr>
+        <w:tabs>
+          <w:tab w:val="left" w:pos="720"/>
+        </w:tabs>
+        <w:spacing w:after="120"/>
+        <w:ind w:left="720" w:hanging="720"/>
+      </w:pPr>
+      <w:r>
+        <w:t xml:space="preserve">7.4	</w:t>
+      </w:r>
+      <w:r>
+        <w:rPr>
+          <w:b/>
+          <w:bCs/>
+        </w:rPr>
+        <w:t xml:space="preserve">Replacement Leads are not billable.</w:t>
+      </w:r>
+      <w:r>
+        <w:t xml:space="preserve"> A Replacement Lead is supplied free of charge. It does not count toward the Committed Leads of any Billing Cycle or toward any Top-Up, and the No-Show Lead it replaces continues to count as Delivered. A Replacement Lead cannot be accumulated, carried over, transferred or exchanged for credit, a refund or any other benefit.</w:t>
+      </w:r>
+    </w:p>
+    <w:p>
+      <w:pPr>
+        <w:tabs>
+          <w:tab w:val="left" w:pos="720"/>
+        </w:tabs>
+        <w:spacing w:after="120"/>
+        <w:ind w:left="720" w:hanging="720"/>
+      </w:pPr>
+      <w:r>
+        <w:t xml:space="preserve">7.5	</w:t>
+      </w:r>
+      <w:r>
+        <w:rPr>
+          <w:b/>
+          <w:bCs/>
+        </w:rPr>
+        <w:t xml:space="preserve">Delivery of a Replacement Lead.</w:t>
+      </w:r>
+      <w:r>
+        <w:t xml:space="preserve"> Lead Velocity will aim to supply an approved Replacement Lead within 14 days of approval.</w:t>
+      </w:r>
+    </w:p>
+    <w:p>
+      <w:pPr>
+        <w:tabs>
+          <w:tab w:val="left" w:pos="720"/>
+        </w:tabs>
+        <w:spacing w:after="120"/>
+        <w:ind w:left="720" w:hanging="720"/>
+      </w:pPr>
+      <w:r>
+        <w:t xml:space="preserve">7.6	</w:t>
+      </w:r>
+      <w:r>
+        <w:rPr>
+          <w:b/>
+          <w:bCs/>
+        </w:rPr>
+        <w:t xml:space="preserve">Review and suspension.</w:t>
+      </w:r>
+      <w:r>
+        <w:t xml:space="preserve"> Lead Velocity may review, refuse or suspend replacements for the Client, by written notice, if:</w:t>
+      </w:r>
+    </w:p>
+    <w:p>
+      <w:pPr>
+        <w:tabs>
+          <w:tab w:val="left" w:pos="1287"/>
+        </w:tabs>
+        <w:spacing w:after="80"/>
+        <w:ind w:left="1287" w:hanging="567"/>
+      </w:pPr>
+      <w:r>
+        <w:t xml:space="preserve">(a)	</w:t>
+      </w:r>
+      <w:r>
+        <w:t xml:space="preserve">the Client's no-show rate is materially higher than that of Lead Velocity's other clients for similar Campaigns;</w:t>
+      </w:r>
+    </w:p>
+    <w:p>
+      <w:pPr>
+        <w:tabs>
+          <w:tab w:val="left" w:pos="1287"/>
+        </w:tabs>
+        <w:spacing w:after="80"/>
+        <w:ind w:left="1287" w:hanging="567"/>
+      </w:pPr>
+      <w:r>
+        <w:t xml:space="preserve">(b)	</w:t>
+      </w:r>
+      <w:r>
+        <w:t xml:space="preserve">the Consumer tells Lead Velocity that the Client did not attend, cancelled, moved the appointment or discouraged attendance; or</w:t>
+      </w:r>
+    </w:p>
+    <w:p>
+      <w:pPr>
+        <w:tabs>
+          <w:tab w:val="left" w:pos="1287"/>
+        </w:tabs>
+        <w:spacing w:after="80"/>
+        <w:ind w:left="1287" w:hanging="567"/>
+      </w:pPr>
+      <w:r>
+        <w:t xml:space="preserve">(c)	</w:t>
+      </w:r>
+      <w:r>
+        <w:t xml:space="preserve">Lead Velocity reasonably suspects misuse of this clause 7.</w:t>
+      </w:r>
+    </w:p>
+    <w:p>
+      <w:pPr>
+        <w:tabs>
+          <w:tab w:val="left" w:pos="720"/>
+        </w:tabs>
+        <w:spacing w:after="120"/>
+        <w:ind w:left="720" w:hanging="720"/>
+      </w:pPr>
+      <w:r>
+        <w:t xml:space="preserve">7.7	</w:t>
+      </w:r>
+      <w:r>
+        <w:rPr>
+          <w:b/>
+          <w:bCs/>
+        </w:rPr>
+        <w:t xml:space="preserve">No incentive to engineer no-shows.</w:t>
+      </w:r>
+      <w:r>
+        <w:t xml:space="preserve"> The Client gains no financial benefit from a no-show. A replacement is never owed, never reduces the Fee and never creates a credit. The Client must not cancel, move or discourage any appointment in order to request a replacement. Lead Velocity may contact the Consumer to confirm what happened and to offer a new appointment with the Client. If the Consumer then attends, no replacement is due.</w:t>
+      </w:r>
+    </w:p>
+    <w:p>
+      <w:pPr>
+        <w:tabs>
+          <w:tab w:val="left" w:pos="720"/>
+        </w:tabs>
+        <w:spacing w:after="120"/>
+        <w:ind w:left="720" w:hanging="720"/>
+      </w:pPr>
+      <w:r>
+        <w:t xml:space="preserve">7.8	</w:t>
+      </w:r>
+      <w:r>
+        <w:rPr>
+          <w:b/>
+          <w:bCs/>
+        </w:rPr>
+        <w:t xml:space="preserve">Dispute evidence.</w:t>
+      </w:r>
+      <w:r>
+        <w:t xml:space="preserve"> If the Client questions any Delivered lead, it may ask Lead Velocity in writing for the Dispute Evidence for that lead. Lead Velocity will send it within 2 Business Days of the request: the consent record, the booking confirmation and the Consumer's own answers. Lead Velocity removes any health or identity details the Consumer did not consent to share with the Client.</w:t>
       </w:r>
     </w:p>
     <w:p>
@@ -3083,466 +3281,73 @@
         <w:keepNext/>
       </w:pPr>
       <w:r>
-        <w:t xml:space="preserve">9. Top-Ups and plan changes</w:t>
-      </w:r>
-    </w:p>
-    <w:p>
-      <w:pPr>
-        <w:tabs>
-          <w:tab w:val="left" w:pos="720"/>
-        </w:tabs>
-        <w:spacing w:after="120"/>
-        <w:ind w:left="720" w:hanging="720"/>
-      </w:pPr>
-      <w:r>
-        <w:t xml:space="preserve">9.1	</w:t>
-      </w:r>
-      <w:r>
-        <w:rPr>
-          <w:b/>
-          <w:bCs/>
-        </w:rPr>
-        <w:t xml:space="preserve">Top-Ups.</w:t>
-      </w:r>
-      <w:r>
-        <w:t xml:space="preserve"> If the Committed Leads for a Billing Cycle are Delivered before that Billing Cycle ends, the Client may order additional Qualified Leads at the Top-Up Price, subject to the minimum quantity in Schedule 1 (10 Qualified Leads, being R8,500 at the Top-Up Price in Schedule 1).</w:t>
-      </w:r>
-    </w:p>
-    <w:p>
-      <w:pPr>
-        <w:tabs>
-          <w:tab w:val="left" w:pos="720"/>
-        </w:tabs>
-        <w:spacing w:after="120"/>
-        <w:ind w:left="720" w:hanging="720"/>
-      </w:pPr>
-      <w:r>
-        <w:t xml:space="preserve">9.2	</w:t>
-      </w:r>
-      <w:r>
-        <w:rPr>
-          <w:b/>
-          <w:bCs/>
-        </w:rPr>
-        <w:t xml:space="preserve">Notice.</w:t>
-      </w:r>
-      <w:r>
-        <w:t xml:space="preserve"> The Client must give at least 7 days' written notice of a Top-Up so that Lead Velocity can scale its Campaigns. The Client may give that notice before the Committed Leads have been Delivered.</w:t>
-      </w:r>
-    </w:p>
-    <w:p>
-      <w:pPr>
-        <w:tabs>
-          <w:tab w:val="left" w:pos="720"/>
-        </w:tabs>
-        <w:spacing w:after="120"/>
-        <w:ind w:left="720" w:hanging="720"/>
-      </w:pPr>
-      <w:r>
-        <w:t xml:space="preserve">9.3	</w:t>
-      </w:r>
-      <w:r>
-        <w:rPr>
-          <w:b/>
-          <w:bCs/>
-        </w:rPr>
-        <w:t xml:space="preserve">Payment for Top-Ups.</w:t>
-      </w:r>
-      <w:r>
-        <w:t xml:space="preserve"> Top-Ups are paid in advance under clause 10. Delivery of Top-Up Leads starts on the later of the end of the 7-day notice period and the date the Top-Up payment clears.</w:t>
-      </w:r>
-    </w:p>
-    <w:p>
-      <w:pPr>
-        <w:tabs>
-          <w:tab w:val="left" w:pos="720"/>
-        </w:tabs>
-        <w:spacing w:after="120"/>
-        <w:ind w:left="720" w:hanging="720"/>
-      </w:pPr>
-      <w:r>
-        <w:t xml:space="preserve">9.4	</w:t>
-      </w:r>
-      <w:r>
-        <w:rPr>
-          <w:b/>
-          <w:bCs/>
-        </w:rPr>
-        <w:t xml:space="preserve">Same terms.</w:t>
-      </w:r>
-      <w:r>
-        <w:t xml:space="preserve"> Top-Up Leads are Qualified Leads and are subject to clauses 5, 6 and 7.</w:t>
-      </w:r>
-    </w:p>
-    <w:p>
-      <w:pPr>
-        <w:tabs>
-          <w:tab w:val="left" w:pos="720"/>
-        </w:tabs>
-        <w:spacing w:after="120"/>
-        <w:ind w:left="720" w:hanging="720"/>
-      </w:pPr>
-      <w:r>
-        <w:t xml:space="preserve">9.5	</w:t>
-      </w:r>
-      <w:r>
-        <w:rPr>
-          <w:b/>
-          <w:bCs/>
-        </w:rPr>
-        <w:t xml:space="preserve">Plan upgrade.</w:t>
-      </w:r>
-      <w:r>
-        <w:t xml:space="preserve"> Instead of a Top-Up, the Client may upgrade to the Silver or Gold Plan at the pricing then shown on the Pricing Page, by giving at least 7 days' written notice before the next Billing Cycle starts. The upgrade takes effect from the start of that Billing Cycle, and Schedule 1 is then read with the new Plan's Fee and Committed Leads.</w:t>
-      </w:r>
-    </w:p>
-    <w:p>
-      <w:pPr>
-        <w:tabs>
-          <w:tab w:val="left" w:pos="720"/>
-        </w:tabs>
-        <w:spacing w:after="120"/>
-        <w:ind w:left="720" w:hanging="720"/>
-      </w:pPr>
-      <w:r>
-        <w:t xml:space="preserve">9.6	</w:t>
-      </w:r>
-      <w:r>
-        <w:rPr>
-          <w:b/>
-          <w:bCs/>
-        </w:rPr>
-        <w:t xml:space="preserve">Plan downgrade.</w:t>
-      </w:r>
-      <w:r>
-        <w:t xml:space="preserve"> The Client may move to a lower Plan (other than the Pilot Plan) on the same notice and with effect from the start of the next Billing Cycle.</w:t>
-      </w:r>
-    </w:p>
-    <w:p>
-      <w:pPr>
-        <w:tabs>
-          <w:tab w:val="left" w:pos="720"/>
-        </w:tabs>
-        <w:spacing w:after="120"/>
-        <w:ind w:left="720" w:hanging="720"/>
-      </w:pPr>
-      <w:r>
-        <w:t xml:space="preserve">9.7	</w:t>
-      </w:r>
-      <w:r>
-        <w:rPr>
-          <w:b/>
-          <w:bCs/>
-        </w:rPr>
-        <w:t xml:space="preserve">Pilot Plan.</w:t>
-      </w:r>
-      <w:r>
-        <w:t xml:space="preserve"> The Pilot Plan is available once only, to a Client that has not bought Services from Lead Velocity before, and covers one introductory Billing Cycle. Its Fee and Committed Leads are set out in Schedule 1. Before the Pilot Billing Cycle ends, the Client may continue on the Bronze Plan or a higher Plan by paying that Plan's Fee in advance under clause 10. If it does not, no further Billing Cycle starts and this Agreement ends at the end of the Pilot Billing Cycle, subject to clauses 6 and 11.3. All other terms of this Agreement apply to the Pilot Plan in the same way as to every other Plan, including the flat Fee paid in advance (clauses 8 and 10), the absence of any commission or success fee (clause 8.3), the 14-day Rollover Period (clause 6) and discretionary replacements of up to 3 per Calendar Week (clause 7).</w:t>
-      </w:r>
-    </w:p>
-    <w:p>
-      <w:pPr>
-        <w:pStyle w:val="Heading1"/>
-        <w:keepNext/>
-      </w:pPr>
-      <w:r>
-        <w:t xml:space="preserve">10. Payment</w:t>
-      </w:r>
-    </w:p>
-    <w:p>
-      <w:pPr>
-        <w:tabs>
-          <w:tab w:val="left" w:pos="720"/>
-        </w:tabs>
-        <w:spacing w:after="120"/>
-        <w:ind w:left="720" w:hanging="720"/>
-      </w:pPr>
-      <w:r>
-        <w:t xml:space="preserve">10.1	</w:t>
-      </w:r>
-      <w:r>
-        <w:rPr>
-          <w:b/>
-          <w:bCs/>
-        </w:rPr>
-        <w:t xml:space="preserve">In advance.</w:t>
-      </w:r>
-      <w:r>
-        <w:t xml:space="preserve"> The Fee for each Billing Cycle, and each Top-Up, is payable in advance. The Fee for a Billing Cycle is due no later than the last day of the preceding Billing Cycle (or, for the first Billing Cycle, on the date stated in Schedule 1).</w:t>
-      </w:r>
-    </w:p>
-    <w:p>
-      <w:pPr>
-        <w:tabs>
-          <w:tab w:val="left" w:pos="720"/>
-        </w:tabs>
-        <w:spacing w:after="120"/>
-        <w:ind w:left="720" w:hanging="720"/>
-      </w:pPr>
-      <w:r>
-        <w:t xml:space="preserve">10.2	</w:t>
-      </w:r>
-      <w:r>
-        <w:rPr>
-          <w:b/>
-          <w:bCs/>
-        </w:rPr>
-        <w:t xml:space="preserve">Delivery only on cleared payment.</w:t>
-      </w:r>
-      <w:r>
-        <w:t xml:space="preserve"> Lead Velocity will start or continue delivery only once payment has cleared in its account.</w:t>
-      </w:r>
-    </w:p>
-    <w:p>
-      <w:pPr>
-        <w:tabs>
-          <w:tab w:val="left" w:pos="720"/>
-        </w:tabs>
-        <w:spacing w:after="120"/>
-        <w:ind w:left="720" w:hanging="720"/>
-      </w:pPr>
-      <w:r>
-        <w:t xml:space="preserve">10.3	</w:t>
-      </w:r>
-      <w:r>
-        <w:rPr>
-          <w:b/>
-          <w:bCs/>
-        </w:rPr>
-        <w:t xml:space="preserve">Methods.</w:t>
-      </w:r>
-      <w:r>
-        <w:t xml:space="preserve"> The Client may pay by Paystack (card or Instant EFT) or by EFT to Lead Velocity's FNB account as stated on Lead Velocity's invoice. The Client must use the payment reference on Lead Velocity's invoice. The Client bears its own bank charges.</w:t>
-      </w:r>
-    </w:p>
-    <w:p>
-      <w:pPr>
-        <w:tabs>
-          <w:tab w:val="left" w:pos="720"/>
-        </w:tabs>
-        <w:spacing w:after="120"/>
-        <w:ind w:left="720" w:hanging="720"/>
-      </w:pPr>
-      <w:r>
-        <w:t xml:space="preserve">10.4	</w:t>
-      </w:r>
-      <w:r>
-        <w:rPr>
-          <w:b/>
-          <w:bCs/>
-        </w:rPr>
-        <w:t xml:space="preserve">No set-off by the Client.</w:t>
-      </w:r>
-      <w:r>
-        <w:t xml:space="preserve"> The Client will pay all amounts in full, without deduction or set-off.</w:t>
-      </w:r>
-    </w:p>
-    <w:p>
-      <w:pPr>
-        <w:tabs>
-          <w:tab w:val="left" w:pos="720"/>
-        </w:tabs>
-        <w:spacing w:after="120"/>
-        <w:ind w:left="720" w:hanging="720"/>
-      </w:pPr>
-      <w:r>
-        <w:t xml:space="preserve">10.5	</w:t>
-      </w:r>
-      <w:r>
-        <w:rPr>
-          <w:b/>
-          <w:bCs/>
-        </w:rPr>
-        <w:t xml:space="preserve">Late payment.</w:t>
-      </w:r>
-      <w:r>
-        <w:t xml:space="preserve"> If any amount is not paid when due, Lead Velocity may suspend delivery, Campaigns and replacements for the Client until the amount clears. Suspended days do not extend the Billing Cycle. No interest or penalty is charged.</w:t>
-      </w:r>
-    </w:p>
-    <w:p>
-      <w:pPr>
-        <w:tabs>
-          <w:tab w:val="left" w:pos="720"/>
-        </w:tabs>
-        <w:spacing w:after="120"/>
-        <w:ind w:left="720" w:hanging="720"/>
-      </w:pPr>
-      <w:r>
-        <w:t xml:space="preserve">10.6	</w:t>
-      </w:r>
-      <w:r>
-        <w:rPr>
-          <w:b/>
-          <w:bCs/>
-        </w:rPr>
-        <w:t xml:space="preserve">Payment disputes.</w:t>
-      </w:r>
-      <w:r>
-        <w:t xml:space="preserve"> If the Client disputes an invoice in good faith, it must notify Lead Velocity in writing within 5 Business Days of receiving it, giving reasons, and pay any undisputed part.</w:t>
-      </w:r>
-    </w:p>
-    <w:p>
-      <w:pPr>
-        <w:pStyle w:val="Heading1"/>
-        <w:keepNext/>
-      </w:pPr>
-      <w:r>
-        <w:t xml:space="preserve">11. Termination</w:t>
-      </w:r>
-    </w:p>
-    <w:p>
-      <w:pPr>
-        <w:tabs>
-          <w:tab w:val="left" w:pos="720"/>
-        </w:tabs>
-        <w:spacing w:after="120"/>
-        <w:ind w:left="720" w:hanging="720"/>
-      </w:pPr>
-      <w:r>
-        <w:t xml:space="preserve">11.1	</w:t>
-      </w:r>
-      <w:r>
-        <w:rPr>
-          <w:b/>
-          <w:bCs/>
-        </w:rPr>
-        <w:t xml:space="preserve">Cancellation on notice.</w:t>
-      </w:r>
-      <w:r>
-        <w:t xml:space="preserve"> Either Party may cancel this Agreement by giving the other at least 7 days' written notice before the start of the next Billing Cycle. Cancellation takes effect at the end of the current Billing Cycle.</w:t>
-      </w:r>
-    </w:p>
-    <w:p>
-      <w:pPr>
-        <w:tabs>
-          <w:tab w:val="left" w:pos="720"/>
-        </w:tabs>
-        <w:spacing w:after="120"/>
-        <w:ind w:left="720" w:hanging="720"/>
-      </w:pPr>
-      <w:r>
-        <w:t xml:space="preserve">11.2	</w:t>
-      </w:r>
-      <w:r>
-        <w:rPr>
-          <w:b/>
-          <w:bCs/>
-        </w:rPr>
-        <w:t xml:space="preserve">Non-renewal.</w:t>
-      </w:r>
-      <w:r>
-        <w:t xml:space="preserve"> Because this Agreement renews only on payment, if the Client does not pay the Fee for the next Billing Cycle, no further Billing Cycle starts and this Agreement ends at the end of the current Billing Cycle. Failure to give notice under clause 11.1 does not make the next Fee payable.</w:t>
-      </w:r>
-    </w:p>
-    <w:p>
-      <w:pPr>
-        <w:tabs>
-          <w:tab w:val="left" w:pos="720"/>
-        </w:tabs>
-        <w:spacing w:after="120"/>
-        <w:ind w:left="720" w:hanging="720"/>
-      </w:pPr>
-      <w:r>
-        <w:t xml:space="preserve">11.3	</w:t>
-      </w:r>
-      <w:r>
-        <w:rPr>
-          <w:b/>
-          <w:bCs/>
-        </w:rPr>
-        <w:t xml:space="preserve">No refund of a started cycle.</w:t>
-      </w:r>
-      <w:r>
-        <w:t xml:space="preserve"> Fees already paid for a Billing Cycle that has started are not refundable, except as set out in clauses 6.2(b), 11.6 and 23.2(b). Lead Velocity's outstanding delivery obligations for that Billing Cycle, including the Rollover Period and any Shortfall fallback, survive cancellation.</w:t>
-      </w:r>
-    </w:p>
-    <w:p>
-      <w:pPr>
-        <w:tabs>
-          <w:tab w:val="left" w:pos="720"/>
-        </w:tabs>
-        <w:spacing w:after="120"/>
-        <w:ind w:left="720" w:hanging="720"/>
-      </w:pPr>
-      <w:r>
-        <w:t xml:space="preserve">11.4	</w:t>
-      </w:r>
-      <w:r>
-        <w:rPr>
-          <w:b/>
-          <w:bCs/>
-        </w:rPr>
-        <w:t xml:space="preserve">Immediate termination.</w:t>
-      </w:r>
-      <w:r>
-        <w:t xml:space="preserve"> Either Party may terminate this Agreement immediately by written notice if the other Party:</w:t>
-      </w:r>
-    </w:p>
-    <w:p>
-      <w:pPr>
-        <w:tabs>
-          <w:tab w:val="left" w:pos="1287"/>
-        </w:tabs>
-        <w:spacing w:after="80"/>
-        <w:ind w:left="1287" w:hanging="567"/>
-      </w:pPr>
-      <w:r>
-        <w:t xml:space="preserve">(a)	</w:t>
-      </w:r>
-      <w:r>
-        <w:t xml:space="preserve">commits a material breach and fails to remedy it within 5 Business Days of written notice requiring it to do so, or commits a material breach that cannot be remedied;</w:t>
-      </w:r>
-    </w:p>
-    <w:p>
-      <w:pPr>
-        <w:tabs>
-          <w:tab w:val="left" w:pos="1287"/>
-        </w:tabs>
-        <w:spacing w:after="80"/>
-        <w:ind w:left="1287" w:hanging="567"/>
-      </w:pPr>
-      <w:r>
-        <w:t xml:space="preserve">(b)	</w:t>
-      </w:r>
-      <w:r>
-        <w:t xml:space="preserve">is placed in liquidation, business rescue or sequestration (provisionally or finally), commits an act of insolvency, or makes a compromise with its creditors; or</w:t>
-      </w:r>
-    </w:p>
-    <w:p>
-      <w:pPr>
-        <w:tabs>
-          <w:tab w:val="left" w:pos="1287"/>
-        </w:tabs>
-        <w:spacing w:after="80"/>
-        <w:ind w:left="1287" w:hanging="567"/>
-      </w:pPr>
-      <w:r>
-        <w:t xml:space="preserve">(c)	</w:t>
-      </w:r>
-      <w:r>
-        <w:t xml:space="preserve">asks the terminating Party to act in breach of Applicable Law, including asking Lead Velocity to do anything listed in clause 3.2.</w:t>
-      </w:r>
-    </w:p>
-    <w:p>
-      <w:pPr>
-        <w:tabs>
-          <w:tab w:val="left" w:pos="720"/>
-        </w:tabs>
-        <w:spacing w:after="120"/>
-        <w:ind w:left="720" w:hanging="720"/>
-      </w:pPr>
-      <w:r>
-        <w:t xml:space="preserve">11.5	</w:t>
-      </w:r>
-      <w:r>
-        <w:rPr>
-          <w:b/>
-          <w:bCs/>
-        </w:rPr>
-        <w:t xml:space="preserve">FSP Licence.</w:t>
-      </w:r>
-      <w:r>
-        <w:t xml:space="preserve"> The Client must notify Lead Velocity immediately in writing if its FSP Licence, or the authority of any key individual or Representative who takes appointments, is suspended, withdrawn, lapses or is made subject to conditions, or if any of them is debarred. Lead Velocity may then suspend delivery at once and may terminate this Agreement immediately by written notice.</w:t>
+        <w:t xml:space="preserve">8. Fees</w:t>
+      </w:r>
+    </w:p>
+    <w:p>
+      <w:pPr>
+        <w:tabs>
+          <w:tab w:val="left" w:pos="720"/>
+        </w:tabs>
+        <w:spacing w:after="120"/>
+        <w:ind w:left="720" w:hanging="720"/>
+      </w:pPr>
+      <w:r>
+        <w:t xml:space="preserve">8.1	</w:t>
+      </w:r>
+      <w:r>
+        <w:rPr>
+          <w:b/>
+          <w:bCs/>
+        </w:rPr>
+        <w:t xml:space="preserve">Fee.</w:t>
+      </w:r>
+      <w:r>
+        <w:t xml:space="preserve"> The Client will pay the Fee for its Plan for each Billing Cycle, as set out in Schedule 1. The Fee includes all advertising media spend, which Lead Velocity funds and controls.</w:t>
+      </w:r>
+    </w:p>
+    <w:p>
+      <w:pPr>
+        <w:tabs>
+          <w:tab w:val="left" w:pos="720"/>
+        </w:tabs>
+        <w:spacing w:after="120"/>
+        <w:ind w:left="720" w:hanging="720"/>
+      </w:pPr>
+      <w:r>
+        <w:t xml:space="preserve">8.2	</w:t>
+      </w:r>
+      <w:r>
+        <w:rPr>
+          <w:b/>
+          <w:bCs/>
+        </w:rPr>
+        <w:t xml:space="preserve">What the Fee is for.</w:t>
+      </w:r>
+      <w:r>
+        <w:t xml:space="preserve"> The Fee is consideration for the marketing and lead-delivery Services rendered. It is payable whether or not any Qualified Lead attends an appointment, receives Advice, applies for or buys a Financial Product, or results in any other outcome. The Fee is not contingent on, calculated by reference to, or varied by the conclusion of any Financial Product.</w:t>
+      </w:r>
+    </w:p>
+    <w:p>
+      <w:pPr>
+        <w:tabs>
+          <w:tab w:val="left" w:pos="720"/>
+        </w:tabs>
+        <w:spacing w:after="120"/>
+        <w:ind w:left="720" w:hanging="720"/>
+      </w:pPr>
+      <w:r>
+        <w:t xml:space="preserve">8.3	</w:t>
+      </w:r>
+      <w:r>
+        <w:rPr>
+          <w:b/>
+          <w:bCs/>
+        </w:rPr>
+        <w:t xml:space="preserve">No success-based payment.</w:t>
+      </w:r>
+      <w:r>
+        <w:t xml:space="preserve"> No commission, success fee, bonus, share of premium, revenue share or other payment linked to a sale, application, policy or conversion will ever be payable to Lead Velocity under or in connection with this Agreement. Any term, side letter, invoice or arrangement that provides otherwise is void.</w:t>
       </w:r>
     </w:p>
     <w:p>
@@ -3562,149 +3367,61 @@
           <w:sz w:val="18"/>
           <w:szCs w:val="18"/>
         </w:rPr>
-        <w:t xml:space="preserve">[LAWYER REVIEW: Introducing Consumers to a person who is no longer authorised could expose Lead Velocity. Confirm whether Lead Velocity should also check the FSCA register before each Billing Cycle.]</w:t>
-      </w:r>
-    </w:p>
-    <w:p>
-      <w:pPr>
-        <w:tabs>
-          <w:tab w:val="left" w:pos="720"/>
-        </w:tabs>
-        <w:spacing w:after="120"/>
-        <w:ind w:left="720" w:hanging="720"/>
-      </w:pPr>
-      <w:r>
-        <w:t xml:space="preserve">11.6	</w:t>
-      </w:r>
-      <w:r>
-        <w:rPr>
-          <w:b/>
-          <w:bCs/>
-        </w:rPr>
-        <w:t xml:space="preserve">Refund on early termination.</w:t>
-      </w:r>
-      <w:r>
-        <w:t xml:space="preserve"> If this Agreement ends under clause 11.4 or 11.5 during a Billing Cycle, Lead Velocity will refund the Effective Lead Price (or Top-Up Price) for each paid Qualified Lead not yet Delivered, less any amount the Client owes Lead Velocity, within 10 Business Days.</w:t>
-      </w:r>
-    </w:p>
-    <w:p>
-      <w:pPr>
-        <w:tabs>
-          <w:tab w:val="left" w:pos="720"/>
-        </w:tabs>
-        <w:spacing w:after="120"/>
-        <w:ind w:left="720" w:hanging="720"/>
-      </w:pPr>
-      <w:r>
-        <w:t xml:space="preserve">11.7	</w:t>
-      </w:r>
-      <w:r>
-        <w:rPr>
-          <w:b/>
-          <w:bCs/>
-        </w:rPr>
-        <w:t xml:space="preserve">Effect of termination.</w:t>
-      </w:r>
-      <w:r>
-        <w:t xml:space="preserve"> On termination:</w:t>
-      </w:r>
-    </w:p>
-    <w:p>
-      <w:pPr>
-        <w:tabs>
-          <w:tab w:val="left" w:pos="1287"/>
-        </w:tabs>
-        <w:spacing w:after="80"/>
-        <w:ind w:left="1287" w:hanging="567"/>
-      </w:pPr>
-      <w:r>
-        <w:t xml:space="preserve">(a)	</w:t>
-      </w:r>
-      <w:r>
-        <w:t xml:space="preserve">Lead Velocity will stop all Campaigns and messages that name the Client;</w:t>
-      </w:r>
-    </w:p>
-    <w:p>
-      <w:pPr>
-        <w:tabs>
-          <w:tab w:val="left" w:pos="1287"/>
-        </w:tabs>
-        <w:spacing w:after="80"/>
-        <w:ind w:left="1287" w:hanging="567"/>
-      </w:pPr>
-      <w:r>
-        <w:t xml:space="preserve">(b)	</w:t>
-      </w:r>
-      <w:r>
-        <w:t xml:space="preserve">the Client may continue to use Qualified Leads already Delivered under clause 12.3; and</w:t>
-      </w:r>
-    </w:p>
-    <w:p>
-      <w:pPr>
-        <w:tabs>
-          <w:tab w:val="left" w:pos="1287"/>
-        </w:tabs>
-        <w:spacing w:after="80"/>
-        <w:ind w:left="1287" w:hanging="567"/>
-      </w:pPr>
-      <w:r>
-        <w:t xml:space="preserve">(c)	</w:t>
-      </w:r>
-      <w:r>
-        <w:t xml:space="preserve">clauses 1, 6.2, 11.6, 11.7, 12.3, 12.4, 13, 15, 16, 17, 18, 21, 22 and 25 survive.</w:t>
-      </w:r>
-    </w:p>
-    <w:p>
-      <w:pPr>
-        <w:pStyle w:val="Heading1"/>
-        <w:keepNext/>
-      </w:pPr>
-      <w:r>
-        <w:t xml:space="preserve">12. Exclusivity and use of Leads</w:t>
-      </w:r>
-    </w:p>
-    <w:p>
-      <w:pPr>
-        <w:tabs>
-          <w:tab w:val="left" w:pos="720"/>
-        </w:tabs>
-        <w:spacing w:after="120"/>
-        <w:ind w:left="720" w:hanging="720"/>
-      </w:pPr>
-      <w:r>
-        <w:t xml:space="preserve">12.1	</w:t>
-      </w:r>
-      <w:r>
-        <w:rPr>
-          <w:b/>
-          <w:bCs/>
-        </w:rPr>
-        <w:t xml:space="preserve">Non-exclusive.</w:t>
-      </w:r>
-      <w:r>
-        <w:t xml:space="preserve"> This Agreement is non-exclusive. Lead Velocity may run similar Campaigns and supply similar leads to other financial services providers, in any area.</w:t>
-      </w:r>
-    </w:p>
-    <w:p>
-      <w:pPr>
-        <w:tabs>
-          <w:tab w:val="left" w:pos="720"/>
-        </w:tabs>
-        <w:spacing w:after="120"/>
-        <w:ind w:left="720" w:hanging="720"/>
-      </w:pPr>
-      <w:r>
-        <w:t xml:space="preserve">12.2	</w:t>
-      </w:r>
-      <w:r>
-        <w:rPr>
-          <w:b/>
-          <w:bCs/>
-        </w:rPr>
-        <w:t xml:space="preserve">No double allocation.</w:t>
-      </w:r>
-      <w:r>
-        <w:t xml:space="preserve"> Once a Qualified Lead has been allocated and Delivered to the Client, Lead Velocity will not allocate that same Consumer to another financial services provider for the same enquiry. A new enquiry made by the same Consumer later, with fresh consent, is a new enquiry.</w:t>
+        <w:t xml:space="preserve">[LAWYER REVIEW: Key Raspberry Academy safeguard (research-memo.md §1, R4): remuneration there was a percentage of premium on policies concluded; the court contrasted "a flat fee for each Lead referred" favourably para 27. Keep every fee flat per cycle or per lead. Also confirm that a flat marketing fee paid by an FSP is a permitted financial interest under GCoC s3A(1)(a)(v)/(vii) (memo §4.2) and is not remuneration regulated by the insurance commission rules (RDR 2014 para 2.2.9).]</w:t>
+      </w:r>
+    </w:p>
+    <w:p>
+      <w:pPr>
+        <w:tabs>
+          <w:tab w:val="left" w:pos="720"/>
+        </w:tabs>
+        <w:spacing w:after="120"/>
+        <w:ind w:left="720" w:hanging="720"/>
+      </w:pPr>
+      <w:r>
+        <w:t xml:space="preserve">8.4	</w:t>
+      </w:r>
+      <w:r>
+        <w:rPr>
+          <w:b/>
+          <w:bCs/>
+        </w:rPr>
+        <w:t xml:space="preserve">Feedback firewall.</w:t>
+      </w:r>
+      <w:r>
+        <w:t xml:space="preserve"> The only feedback the Client gives Lead Velocity is whether it accepts or declines a B-tier lead (clause 5.7) and whether each Consumer attended and could be contacted (clause 14.3(c)). Lead Velocity will not request, and the Client must not send, any information about advice given, applications, sales, policies, premiums or commission. No outcome of any appointment affects any Fee, Top-Up Price, credit, refund or replacement.</w:t>
+      </w:r>
+    </w:p>
+    <w:p>
+      <w:pPr>
+        <w:tabs>
+          <w:tab w:val="left" w:pos="720"/>
+        </w:tabs>
+        <w:spacing w:after="120"/>
+        <w:ind w:left="720" w:hanging="720"/>
+      </w:pPr>
+      <w:r>
+        <w:t xml:space="preserve">8.5	</w:t>
+      </w:r>
+      <w:r>
+        <w:rPr>
+          <w:b/>
+          <w:bCs/>
+        </w:rPr>
+        <w:t xml:space="preserve">VAT.</w:t>
+      </w:r>
+      <w:r>
+        <w:t xml:space="preserve"> All amounts in this Agreement exclude VAT. Lead Velocity is not registered for VAT at the Signature Date. If Lead Velocity registers for VAT, it will add VAT at the applicable rate to amounts invoiced after the registration takes effect and will give the Client at least </w:t>
+      </w:r>
+      <w:r>
+        <w:rPr>
+          <w:highlight w:val="yellow"/>
+          <w:highlightCs w:val="yellow"/>
+        </w:rPr>
+        <w:t xml:space="preserve">[30]</w:t>
+      </w:r>
+      <w:r>
+        <w:t xml:space="preserve"> days' written notice.</w:t>
       </w:r>
     </w:p>
     <w:p>
@@ -3724,51 +3441,51 @@
           <w:sz w:val="18"/>
           <w:szCs w:val="18"/>
         </w:rPr>
-        <w:t xml:space="preserve">[LAWYER REVIEW / CONFIRM: MASTER-PROMPT 0.1 says delivered leads are the broker's "to use exclusively". This clause follows the brief (no double allocation for the same enquiry; Lead Velocity keeps its own records under clause 13). Confirm the gap between "same enquiry" and "exclusively", and the period after which a repeat enquiry is "new" (suggest 90 days).]</w:t>
-      </w:r>
-    </w:p>
-    <w:p>
-      <w:pPr>
-        <w:tabs>
-          <w:tab w:val="left" w:pos="720"/>
-        </w:tabs>
-        <w:spacing w:after="120"/>
-        <w:ind w:left="720" w:hanging="720"/>
-      </w:pPr>
-      <w:r>
-        <w:t xml:space="preserve">12.3	</w:t>
-      </w:r>
-      <w:r>
-        <w:rPr>
-          <w:b/>
-          <w:bCs/>
-        </w:rPr>
-        <w:t xml:space="preserve">Licence to use.</w:t>
-      </w:r>
-      <w:r>
-        <w:t xml:space="preserve"> Lead Velocity grants the Client a non-exclusive, non-transferable licence to use each Delivered Qualified Lead only to contact that Consumer about their life cover enquiry and to provide Financial Services the Consumer asks for, in line with Applicable Law.</w:t>
-      </w:r>
-    </w:p>
-    <w:p>
-      <w:pPr>
-        <w:tabs>
-          <w:tab w:val="left" w:pos="720"/>
-        </w:tabs>
-        <w:spacing w:after="120"/>
-        <w:ind w:left="720" w:hanging="720"/>
-      </w:pPr>
-      <w:r>
-        <w:t xml:space="preserve">12.4	</w:t>
-      </w:r>
-      <w:r>
-        <w:rPr>
-          <w:b/>
-          <w:bCs/>
-        </w:rPr>
-        <w:t xml:space="preserve">No resale.</w:t>
-      </w:r>
-      <w:r>
-        <w:t xml:space="preserve"> The Client may not sell, share, rent, pool, transfer or disclose any Qualified Lead or Lead Data to any third party, except to its own Representatives and service providers who need it for the purpose in clause 12.3 and who are bound by equivalent obligations.</w:t>
+        <w:t xml:space="preserve">[LAWYER REVIEW: Confirm with Lead Velocity's accountant whether the VAT registration threshold (R1 million in taxable supplies in 12 months) will be crossed, and that adding VAT to an "excl. VAT" fixed price after registration is enforceable against the Client.]</w:t>
+      </w:r>
+    </w:p>
+    <w:p>
+      <w:pPr>
+        <w:tabs>
+          <w:tab w:val="left" w:pos="720"/>
+        </w:tabs>
+        <w:spacing w:after="120"/>
+        <w:ind w:left="720" w:hanging="720"/>
+      </w:pPr>
+      <w:r>
+        <w:t xml:space="preserve">8.6	</w:t>
+      </w:r>
+      <w:r>
+        <w:rPr>
+          <w:b/>
+          <w:bCs/>
+        </w:rPr>
+        <w:t xml:space="preserve">No setup fee.</w:t>
+      </w:r>
+      <w:r>
+        <w:t xml:space="preserve"> No setup or onboarding fee is payable.</w:t>
+      </w:r>
+    </w:p>
+    <w:p>
+      <w:pPr>
+        <w:tabs>
+          <w:tab w:val="left" w:pos="720"/>
+        </w:tabs>
+        <w:spacing w:after="120"/>
+        <w:ind w:left="720" w:hanging="720"/>
+      </w:pPr>
+      <w:r>
+        <w:t xml:space="preserve">8.7	</w:t>
+      </w:r>
+      <w:r>
+        <w:rPr>
+          <w:b/>
+          <w:bCs/>
+        </w:rPr>
+        <w:t xml:space="preserve">Price changes.</w:t>
+      </w:r>
+      <w:r>
+        <w:t xml:space="preserve"> Lead Velocity may change the Fee, the Top-Up Price or Plan pricing only for a future Billing Cycle, by giving the Client at least 7 days' written notice before that Billing Cycle starts. The Client may then choose not to renew.</w:t>
       </w:r>
     </w:p>
     <w:p>
@@ -3777,29 +3494,466 @@
         <w:keepNext/>
       </w:pPr>
       <w:r>
-        <w:t xml:space="preserve">13. Data protection (POPIA)</w:t>
-      </w:r>
-    </w:p>
-    <w:p>
-      <w:pPr>
-        <w:tabs>
-          <w:tab w:val="left" w:pos="720"/>
-        </w:tabs>
-        <w:spacing w:after="120"/>
-        <w:ind w:left="720" w:hanging="720"/>
-      </w:pPr>
-      <w:r>
-        <w:t xml:space="preserve">13.1	</w:t>
-      </w:r>
-      <w:r>
-        <w:rPr>
-          <w:b/>
-          <w:bCs/>
-        </w:rPr>
-        <w:t xml:space="preserve">Independent responsible parties.</w:t>
-      </w:r>
-      <w:r>
-        <w:t xml:space="preserve"> Lead Velocity is an independent responsible party for the Lead Data it collects. It shares a copy of the Lead Data of each Qualified Lead with the Client for the Client's purpose of contacting that Consumer and providing Financial Services. On receipt, the Client becomes a separate, independent responsible party for its own processing. Except as set out in clause 13.10, neither Party is the other's operator.</w:t>
+        <w:t xml:space="preserve">9. Top-Ups and plan changes</w:t>
+      </w:r>
+    </w:p>
+    <w:p>
+      <w:pPr>
+        <w:tabs>
+          <w:tab w:val="left" w:pos="720"/>
+        </w:tabs>
+        <w:spacing w:after="120"/>
+        <w:ind w:left="720" w:hanging="720"/>
+      </w:pPr>
+      <w:r>
+        <w:t xml:space="preserve">9.1	</w:t>
+      </w:r>
+      <w:r>
+        <w:rPr>
+          <w:b/>
+          <w:bCs/>
+        </w:rPr>
+        <w:t xml:space="preserve">Top-Ups.</w:t>
+      </w:r>
+      <w:r>
+        <w:t xml:space="preserve"> If the Committed Leads for a Billing Cycle are Delivered before that Billing Cycle ends, the Client may order additional Qualified Leads at the Top-Up Price, subject to the minimum quantity in Schedule 1 (10 Qualified Leads, being R8,500 at the Top-Up Price in Schedule 1).</w:t>
+      </w:r>
+    </w:p>
+    <w:p>
+      <w:pPr>
+        <w:tabs>
+          <w:tab w:val="left" w:pos="720"/>
+        </w:tabs>
+        <w:spacing w:after="120"/>
+        <w:ind w:left="720" w:hanging="720"/>
+      </w:pPr>
+      <w:r>
+        <w:t xml:space="preserve">9.2	</w:t>
+      </w:r>
+      <w:r>
+        <w:rPr>
+          <w:b/>
+          <w:bCs/>
+        </w:rPr>
+        <w:t xml:space="preserve">Notice.</w:t>
+      </w:r>
+      <w:r>
+        <w:t xml:space="preserve"> The Client must give at least 7 days' written notice of a Top-Up so that Lead Velocity can scale its Campaigns. The Client may give that notice before the Committed Leads have been Delivered.</w:t>
+      </w:r>
+    </w:p>
+    <w:p>
+      <w:pPr>
+        <w:tabs>
+          <w:tab w:val="left" w:pos="720"/>
+        </w:tabs>
+        <w:spacing w:after="120"/>
+        <w:ind w:left="720" w:hanging="720"/>
+      </w:pPr>
+      <w:r>
+        <w:t xml:space="preserve">9.3	</w:t>
+      </w:r>
+      <w:r>
+        <w:rPr>
+          <w:b/>
+          <w:bCs/>
+        </w:rPr>
+        <w:t xml:space="preserve">Payment for Top-Ups.</w:t>
+      </w:r>
+      <w:r>
+        <w:t xml:space="preserve"> Top-Ups are paid in advance under clause 10. Delivery of Top-Up Leads starts on the later of the end of the 7-day notice period and the date the Top-Up payment clears.</w:t>
+      </w:r>
+    </w:p>
+    <w:p>
+      <w:pPr>
+        <w:tabs>
+          <w:tab w:val="left" w:pos="720"/>
+        </w:tabs>
+        <w:spacing w:after="120"/>
+        <w:ind w:left="720" w:hanging="720"/>
+      </w:pPr>
+      <w:r>
+        <w:t xml:space="preserve">9.4	</w:t>
+      </w:r>
+      <w:r>
+        <w:rPr>
+          <w:b/>
+          <w:bCs/>
+        </w:rPr>
+        <w:t xml:space="preserve">Same terms.</w:t>
+      </w:r>
+      <w:r>
+        <w:t xml:space="preserve"> Top-Up Leads are Qualified Leads and are subject to clauses 5, 6 and 7.</w:t>
+      </w:r>
+    </w:p>
+    <w:p>
+      <w:pPr>
+        <w:tabs>
+          <w:tab w:val="left" w:pos="720"/>
+        </w:tabs>
+        <w:spacing w:after="120"/>
+        <w:ind w:left="720" w:hanging="720"/>
+      </w:pPr>
+      <w:r>
+        <w:t xml:space="preserve">9.5	</w:t>
+      </w:r>
+      <w:r>
+        <w:rPr>
+          <w:b/>
+          <w:bCs/>
+        </w:rPr>
+        <w:t xml:space="preserve">Plan upgrade.</w:t>
+      </w:r>
+      <w:r>
+        <w:t xml:space="preserve"> Instead of a Top-Up, the Client may upgrade to the Silver or Gold Plan at the pricing then shown on the Pricing Page, by giving at least 7 days' written notice before the next Billing Cycle starts. The upgrade takes effect from the start of that Billing Cycle, and Schedule 1 is then read with the new Plan's Fee and Committed Leads.</w:t>
+      </w:r>
+    </w:p>
+    <w:p>
+      <w:pPr>
+        <w:tabs>
+          <w:tab w:val="left" w:pos="720"/>
+        </w:tabs>
+        <w:spacing w:after="120"/>
+        <w:ind w:left="720" w:hanging="720"/>
+      </w:pPr>
+      <w:r>
+        <w:t xml:space="preserve">9.6	</w:t>
+      </w:r>
+      <w:r>
+        <w:rPr>
+          <w:b/>
+          <w:bCs/>
+        </w:rPr>
+        <w:t xml:space="preserve">Plan downgrade.</w:t>
+      </w:r>
+      <w:r>
+        <w:t xml:space="preserve"> The Client may move to a lower Plan on the same notice and with effect from the start of the next Billing Cycle.</w:t>
+      </w:r>
+    </w:p>
+    <w:p>
+      <w:pPr>
+        <w:tabs>
+          <w:tab w:val="left" w:pos="720"/>
+        </w:tabs>
+        <w:spacing w:after="120"/>
+        <w:ind w:left="720" w:hanging="720"/>
+      </w:pPr>
+      <w:r>
+        <w:t xml:space="preserve">9.7	</w:t>
+      </w:r>
+      <w:r>
+        <w:rPr>
+          <w:b/>
+          <w:bCs/>
+        </w:rPr>
+        <w:t xml:space="preserve">Pilot Plan.</w:t>
+      </w:r>
+      <w:r>
+        <w:t xml:space="preserve"> Lead Velocity no longer offers a Pilot Plan. The minimum Plan is Bronze.</w:t>
+      </w:r>
+    </w:p>
+    <w:p>
+      <w:pPr>
+        <w:pStyle w:val="Heading1"/>
+        <w:keepNext/>
+      </w:pPr>
+      <w:r>
+        <w:t xml:space="preserve">10. Payment</w:t>
+      </w:r>
+    </w:p>
+    <w:p>
+      <w:pPr>
+        <w:tabs>
+          <w:tab w:val="left" w:pos="720"/>
+        </w:tabs>
+        <w:spacing w:after="120"/>
+        <w:ind w:left="720" w:hanging="720"/>
+      </w:pPr>
+      <w:r>
+        <w:t xml:space="preserve">10.1	</w:t>
+      </w:r>
+      <w:r>
+        <w:rPr>
+          <w:b/>
+          <w:bCs/>
+        </w:rPr>
+        <w:t xml:space="preserve">In advance.</w:t>
+      </w:r>
+      <w:r>
+        <w:t xml:space="preserve"> The Fee for each Billing Cycle, and each Top-Up, is payable in advance. The Fee for a Billing Cycle is due no later than the last day of the preceding Billing Cycle (or, for the first Billing Cycle, on the date stated in Schedule 1).</w:t>
+      </w:r>
+    </w:p>
+    <w:p>
+      <w:pPr>
+        <w:tabs>
+          <w:tab w:val="left" w:pos="720"/>
+        </w:tabs>
+        <w:spacing w:after="120"/>
+        <w:ind w:left="720" w:hanging="720"/>
+      </w:pPr>
+      <w:r>
+        <w:t xml:space="preserve">10.2	</w:t>
+      </w:r>
+      <w:r>
+        <w:rPr>
+          <w:b/>
+          <w:bCs/>
+        </w:rPr>
+        <w:t xml:space="preserve">Delivery only on cleared payment.</w:t>
+      </w:r>
+      <w:r>
+        <w:t xml:space="preserve"> Lead Velocity will start or continue delivery only once payment has cleared in its account.</w:t>
+      </w:r>
+    </w:p>
+    <w:p>
+      <w:pPr>
+        <w:tabs>
+          <w:tab w:val="left" w:pos="720"/>
+        </w:tabs>
+        <w:spacing w:after="120"/>
+        <w:ind w:left="720" w:hanging="720"/>
+      </w:pPr>
+      <w:r>
+        <w:t xml:space="preserve">10.3	</w:t>
+      </w:r>
+      <w:r>
+        <w:rPr>
+          <w:b/>
+          <w:bCs/>
+        </w:rPr>
+        <w:t xml:space="preserve">Methods.</w:t>
+      </w:r>
+      <w:r>
+        <w:t xml:space="preserve"> The Client may pay by Paystack (card or Instant EFT) or by EFT to Lead Velocity's FNB account as stated on Lead Velocity's invoice. The Client must use the payment reference on Lead Velocity's invoice. The Client bears its own bank charges.</w:t>
+      </w:r>
+    </w:p>
+    <w:p>
+      <w:pPr>
+        <w:tabs>
+          <w:tab w:val="left" w:pos="720"/>
+        </w:tabs>
+        <w:spacing w:after="120"/>
+        <w:ind w:left="720" w:hanging="720"/>
+      </w:pPr>
+      <w:r>
+        <w:t xml:space="preserve">10.4	</w:t>
+      </w:r>
+      <w:r>
+        <w:rPr>
+          <w:b/>
+          <w:bCs/>
+        </w:rPr>
+        <w:t xml:space="preserve">No set-off by the Client.</w:t>
+      </w:r>
+      <w:r>
+        <w:t xml:space="preserve"> The Client will pay all amounts in full, without deduction or set-off.</w:t>
+      </w:r>
+    </w:p>
+    <w:p>
+      <w:pPr>
+        <w:tabs>
+          <w:tab w:val="left" w:pos="720"/>
+        </w:tabs>
+        <w:spacing w:after="120"/>
+        <w:ind w:left="720" w:hanging="720"/>
+      </w:pPr>
+      <w:r>
+        <w:t xml:space="preserve">10.5	</w:t>
+      </w:r>
+      <w:r>
+        <w:rPr>
+          <w:b/>
+          <w:bCs/>
+        </w:rPr>
+        <w:t xml:space="preserve">Late payment.</w:t>
+      </w:r>
+      <w:r>
+        <w:t xml:space="preserve"> If any amount is not paid when due, Lead Velocity may suspend delivery, Campaigns and replacements for the Client until the amount clears. Suspended days do not extend the Billing Cycle. No interest or penalty is charged.</w:t>
+      </w:r>
+    </w:p>
+    <w:p>
+      <w:pPr>
+        <w:tabs>
+          <w:tab w:val="left" w:pos="720"/>
+        </w:tabs>
+        <w:spacing w:after="120"/>
+        <w:ind w:left="720" w:hanging="720"/>
+      </w:pPr>
+      <w:r>
+        <w:t xml:space="preserve">10.6	</w:t>
+      </w:r>
+      <w:r>
+        <w:rPr>
+          <w:b/>
+          <w:bCs/>
+        </w:rPr>
+        <w:t xml:space="preserve">Payment disputes.</w:t>
+      </w:r>
+      <w:r>
+        <w:t xml:space="preserve"> If the Client disputes an invoice in good faith, it must notify Lead Velocity in writing within 5 Business Days of receiving it, giving reasons, and pay any undisputed part.</w:t>
+      </w:r>
+    </w:p>
+    <w:p>
+      <w:pPr>
+        <w:pStyle w:val="Heading1"/>
+        <w:keepNext/>
+      </w:pPr>
+      <w:r>
+        <w:t xml:space="preserve">11. Termination</w:t>
+      </w:r>
+    </w:p>
+    <w:p>
+      <w:pPr>
+        <w:tabs>
+          <w:tab w:val="left" w:pos="720"/>
+        </w:tabs>
+        <w:spacing w:after="120"/>
+        <w:ind w:left="720" w:hanging="720"/>
+      </w:pPr>
+      <w:r>
+        <w:t xml:space="preserve">11.1	</w:t>
+      </w:r>
+      <w:r>
+        <w:rPr>
+          <w:b/>
+          <w:bCs/>
+        </w:rPr>
+        <w:t xml:space="preserve">Cancellation on notice.</w:t>
+      </w:r>
+      <w:r>
+        <w:t xml:space="preserve"> Either Party may cancel this Agreement by giving the other at least 7 days' written notice before the start of the next Billing Cycle. Cancellation takes effect at the end of the current Billing Cycle.</w:t>
+      </w:r>
+    </w:p>
+    <w:p>
+      <w:pPr>
+        <w:tabs>
+          <w:tab w:val="left" w:pos="720"/>
+        </w:tabs>
+        <w:spacing w:after="120"/>
+        <w:ind w:left="720" w:hanging="720"/>
+      </w:pPr>
+      <w:r>
+        <w:t xml:space="preserve">11.2	</w:t>
+      </w:r>
+      <w:r>
+        <w:rPr>
+          <w:b/>
+          <w:bCs/>
+        </w:rPr>
+        <w:t xml:space="preserve">Non-renewal.</w:t>
+      </w:r>
+      <w:r>
+        <w:t xml:space="preserve"> Because this Agreement renews only on payment, if the Client does not pay the Fee for the next Billing Cycle, no further Billing Cycle starts and this Agreement ends at the end of the current Billing Cycle. Failure to give notice under clause 11.1 does not make the next Fee payable.</w:t>
+      </w:r>
+    </w:p>
+    <w:p>
+      <w:pPr>
+        <w:tabs>
+          <w:tab w:val="left" w:pos="720"/>
+        </w:tabs>
+        <w:spacing w:after="120"/>
+        <w:ind w:left="720" w:hanging="720"/>
+      </w:pPr>
+      <w:r>
+        <w:t xml:space="preserve">11.3	</w:t>
+      </w:r>
+      <w:r>
+        <w:rPr>
+          <w:b/>
+          <w:bCs/>
+        </w:rPr>
+        <w:t xml:space="preserve">No refund of a started cycle.</w:t>
+      </w:r>
+      <w:r>
+        <w:t xml:space="preserve"> Fees already paid for a Billing Cycle that has started are not refundable, except as set out in clauses 6.3, 6.4, 11.6 and 23.2(b). Lead Velocity's outstanding delivery obligations for that Billing Cycle, including the Rollover Period and clause 6, survive cancellation.</w:t>
+      </w:r>
+    </w:p>
+    <w:p>
+      <w:pPr>
+        <w:tabs>
+          <w:tab w:val="left" w:pos="720"/>
+        </w:tabs>
+        <w:spacing w:after="120"/>
+        <w:ind w:left="720" w:hanging="720"/>
+      </w:pPr>
+      <w:r>
+        <w:t xml:space="preserve">11.4	</w:t>
+      </w:r>
+      <w:r>
+        <w:rPr>
+          <w:b/>
+          <w:bCs/>
+        </w:rPr>
+        <w:t xml:space="preserve">Immediate termination.</w:t>
+      </w:r>
+      <w:r>
+        <w:t xml:space="preserve"> Either Party may terminate this Agreement immediately by written notice if the other Party:</w:t>
+      </w:r>
+    </w:p>
+    <w:p>
+      <w:pPr>
+        <w:tabs>
+          <w:tab w:val="left" w:pos="1287"/>
+        </w:tabs>
+        <w:spacing w:after="80"/>
+        <w:ind w:left="1287" w:hanging="567"/>
+      </w:pPr>
+      <w:r>
+        <w:t xml:space="preserve">(a)	</w:t>
+      </w:r>
+      <w:r>
+        <w:t xml:space="preserve">commits a material breach and fails to remedy it within 5 Business Days of written notice requiring it to do so, or commits a material breach that cannot be remedied;</w:t>
+      </w:r>
+    </w:p>
+    <w:p>
+      <w:pPr>
+        <w:tabs>
+          <w:tab w:val="left" w:pos="1287"/>
+        </w:tabs>
+        <w:spacing w:after="80"/>
+        <w:ind w:left="1287" w:hanging="567"/>
+      </w:pPr>
+      <w:r>
+        <w:t xml:space="preserve">(b)	</w:t>
+      </w:r>
+      <w:r>
+        <w:t xml:space="preserve">is placed in liquidation, business rescue or sequestration (provisionally or finally), commits an act of insolvency, or makes a compromise with its creditors; or</w:t>
+      </w:r>
+    </w:p>
+    <w:p>
+      <w:pPr>
+        <w:tabs>
+          <w:tab w:val="left" w:pos="1287"/>
+        </w:tabs>
+        <w:spacing w:after="80"/>
+        <w:ind w:left="1287" w:hanging="567"/>
+      </w:pPr>
+      <w:r>
+        <w:t xml:space="preserve">(c)	</w:t>
+      </w:r>
+      <w:r>
+        <w:t xml:space="preserve">asks the terminating Party to act in breach of Applicable Law, including asking Lead Velocity to do anything listed in clause 3.2.</w:t>
+      </w:r>
+    </w:p>
+    <w:p>
+      <w:pPr>
+        <w:tabs>
+          <w:tab w:val="left" w:pos="720"/>
+        </w:tabs>
+        <w:spacing w:after="120"/>
+        <w:ind w:left="720" w:hanging="720"/>
+      </w:pPr>
+      <w:r>
+        <w:t xml:space="preserve">11.5	</w:t>
+      </w:r>
+      <w:r>
+        <w:rPr>
+          <w:b/>
+          <w:bCs/>
+        </w:rPr>
+        <w:t xml:space="preserve">FSP Licence.</w:t>
+      </w:r>
+      <w:r>
+        <w:t xml:space="preserve"> The Client must notify Lead Velocity immediately in writing if its FSP Licence, or the authority of any key individual or Representative who takes appointments, is suspended, withdrawn, lapses or is made subject to conditions, or if any of them is debarred. Lead Velocity may then suspend delivery at once and may terminate this Agreement immediately by written notice.</w:t>
       </w:r>
     </w:p>
     <w:p>
@@ -3819,29 +3973,51 @@
           <w:sz w:val="18"/>
           <w:szCs w:val="18"/>
         </w:rPr>
-        <w:t xml:space="preserve">[LAWYER REVIEW: Dual responsible party model (research-memo.md §6, R7). The brief says "neither is the other's operator"; clause 13.10 adds a narrow operator carve-out for calendar booking and reminders after Delivery, because that processing is arguably for the Client's purpose. Confirm whether the carve-out is needed or whether reminders can stay Lead Velocity's own disclosed purpose.]</w:t>
-      </w:r>
-    </w:p>
-    <w:p>
-      <w:pPr>
-        <w:tabs>
-          <w:tab w:val="left" w:pos="720"/>
-        </w:tabs>
-        <w:spacing w:after="120"/>
-        <w:ind w:left="720" w:hanging="720"/>
-      </w:pPr>
-      <w:r>
-        <w:t xml:space="preserve">13.2	</w:t>
-      </w:r>
-      <w:r>
-        <w:rPr>
-          <w:b/>
-          <w:bCs/>
-        </w:rPr>
-        <w:t xml:space="preserve">Lead Velocity's purposes.</w:t>
-      </w:r>
-      <w:r>
-        <w:t xml:space="preserve"> Lead Velocity processes and retains Lead Data for the purposes disclosed to the Consumer at the point of consent, namely:</w:t>
+        <w:t xml:space="preserve">[LAWYER REVIEW: Introducing Consumers to a person who is no longer authorised could expose Lead Velocity. Confirm whether Lead Velocity should also check the FSCA register before each Billing Cycle.]</w:t>
+      </w:r>
+    </w:p>
+    <w:p>
+      <w:pPr>
+        <w:tabs>
+          <w:tab w:val="left" w:pos="720"/>
+        </w:tabs>
+        <w:spacing w:after="120"/>
+        <w:ind w:left="720" w:hanging="720"/>
+      </w:pPr>
+      <w:r>
+        <w:t xml:space="preserve">11.6	</w:t>
+      </w:r>
+      <w:r>
+        <w:rPr>
+          <w:b/>
+          <w:bCs/>
+        </w:rPr>
+        <w:t xml:space="preserve">Refund on early termination.</w:t>
+      </w:r>
+      <w:r>
+        <w:t xml:space="preserve"> If this Agreement ends under clause 11.4 or 11.5 during a Billing Cycle, Lead Velocity will refund the Effective Lead Price (or Top-Up Price) for each paid Qualified Lead not yet Delivered, less any amount the Client owes Lead Velocity, within 10 Business Days.</w:t>
+      </w:r>
+    </w:p>
+    <w:p>
+      <w:pPr>
+        <w:tabs>
+          <w:tab w:val="left" w:pos="720"/>
+        </w:tabs>
+        <w:spacing w:after="120"/>
+        <w:ind w:left="720" w:hanging="720"/>
+      </w:pPr>
+      <w:r>
+        <w:t xml:space="preserve">11.7	</w:t>
+      </w:r>
+      <w:r>
+        <w:rPr>
+          <w:b/>
+          <w:bCs/>
+        </w:rPr>
+        <w:t xml:space="preserve">Effect of termination.</w:t>
+      </w:r>
+      <w:r>
+        <w:t xml:space="preserve"> On termination:</w:t>
       </w:r>
     </w:p>
     <w:p>
@@ -3856,7 +4032,7 @@
         <w:t xml:space="preserve">(a)	</w:t>
       </w:r>
       <w:r>
-        <w:t xml:space="preserve">introducing the Consumer to the Client;</w:t>
+        <w:t xml:space="preserve">Lead Velocity will stop all Campaigns and messages that name the Client;</w:t>
       </w:r>
     </w:p>
     <w:p>
@@ -3871,7 +4047,7 @@
         <w:t xml:space="preserve">(b)	</w:t>
       </w:r>
       <w:r>
-        <w:t xml:space="preserve">keeping Origin Records for audit, dispute-resolution and regulatory purposes; and</w:t>
+        <w:t xml:space="preserve">the Client may continue to use Qualified Leads already Delivered under clause 12.3; and</w:t>
       </w:r>
     </w:p>
     <w:p>
@@ -3886,7 +4062,60 @@
         <w:t xml:space="preserve">(c)	</w:t>
       </w:r>
       <w:r>
-        <w:t xml:space="preserve">marketing optimisation, including building lookalike audiences, retargeting and improving Campaigns, but only for Consumers who gave the separate, optional marketing-optimisation consent described in the consent wording Lead Velocity publishes.</w:t>
+        <w:t xml:space="preserve">clauses 1, 6, 7.8, 11.6, 11.7, 12.3, 12.4, 13, 15, 16, 17, 18, 21, 22 and 25 survive.</w:t>
+      </w:r>
+    </w:p>
+    <w:p>
+      <w:pPr>
+        <w:pStyle w:val="Heading1"/>
+        <w:keepNext/>
+      </w:pPr>
+      <w:r>
+        <w:t xml:space="preserve">12. Exclusivity and use of Leads</w:t>
+      </w:r>
+    </w:p>
+    <w:p>
+      <w:pPr>
+        <w:tabs>
+          <w:tab w:val="left" w:pos="720"/>
+        </w:tabs>
+        <w:spacing w:after="120"/>
+        <w:ind w:left="720" w:hanging="720"/>
+      </w:pPr>
+      <w:r>
+        <w:t xml:space="preserve">12.1	</w:t>
+      </w:r>
+      <w:r>
+        <w:rPr>
+          <w:b/>
+          <w:bCs/>
+        </w:rPr>
+        <w:t xml:space="preserve">Non-exclusive.</w:t>
+      </w:r>
+      <w:r>
+        <w:t xml:space="preserve"> This Agreement is non-exclusive. Lead Velocity may run similar Campaigns and supply similar leads to other financial services providers, in any area.</w:t>
+      </w:r>
+    </w:p>
+    <w:p>
+      <w:pPr>
+        <w:tabs>
+          <w:tab w:val="left" w:pos="720"/>
+        </w:tabs>
+        <w:spacing w:after="120"/>
+        <w:ind w:left="720" w:hanging="720"/>
+      </w:pPr>
+      <w:r>
+        <w:t xml:space="preserve">12.2	</w:t>
+      </w:r>
+      <w:r>
+        <w:rPr>
+          <w:b/>
+          <w:bCs/>
+        </w:rPr>
+        <w:t xml:space="preserve">No double allocation.</w:t>
+      </w:r>
+      <w:r>
+        <w:t xml:space="preserve"> Once a Qualified Lead has been allocated and Delivered to the Client, Lead Velocity will not allocate that same Consumer to another financial services provider for the same enquiry. A new enquiry made by the same Consumer later, with fresh consent, is a new enquiry. This clause does not apply to a B-tier lead the Client declined (clause 5.7(c)).</w:t>
       </w:r>
     </w:p>
     <w:p>
@@ -3906,73 +4135,82 @@
           <w:sz w:val="18"/>
           <w:szCs w:val="18"/>
         </w:rPr>
-        <w:t xml:space="preserve">[LAWYER REVIEW: Purpose (c) shares hashed data with offshore advertising platforms (POPIA s15, s18, s72) and the Regulator's Direct Marketing Guidance Note lists cookies as an electronic direct-marketing method (research-memo.md §6.2, R5). Purpose (c) is therefore limited to Consumers who ticked a separate, optional, unbundled consent (Form 4 style). Confirm the wording and whether retargeting of non-consenting visitors needs a documented legitimate-interest assessment. Meta's processor/controller role for Custom Audiences is UNVERIFIED.]</w:t>
-      </w:r>
-    </w:p>
-    <w:p>
-      <w:pPr>
-        <w:tabs>
-          <w:tab w:val="left" w:pos="720"/>
-        </w:tabs>
-        <w:spacing w:after="120"/>
-        <w:ind w:left="720" w:hanging="720"/>
-      </w:pPr>
-      <w:r>
-        <w:t xml:space="preserve">13.3	</w:t>
-      </w:r>
-      <w:r>
-        <w:rPr>
-          <w:b/>
-          <w:bCs/>
-        </w:rPr>
-        <w:t xml:space="preserve">Origin Records.</w:t>
-      </w:r>
-      <w:r>
-        <w:t xml:space="preserve"> The Client cannot require Lead Velocity to delete or amend its Origin Records, which Lead Velocity keeps for the periods set out in Schedule 4.</w:t>
-      </w:r>
-    </w:p>
-    <w:p>
-      <w:pPr>
-        <w:tabs>
-          <w:tab w:val="left" w:pos="720"/>
-        </w:tabs>
-        <w:spacing w:after="120"/>
-        <w:ind w:left="720" w:hanging="720"/>
-      </w:pPr>
-      <w:r>
-        <w:t xml:space="preserve">13.4	</w:t>
-      </w:r>
-      <w:r>
-        <w:rPr>
-          <w:b/>
-          <w:bCs/>
-        </w:rPr>
-        <w:t xml:space="preserve">Data subject requests and opt-outs.</w:t>
-      </w:r>
-      <w:r>
-        <w:t xml:space="preserve"> Each Party handles data subject requests, objections and opt-outs for its own processing. Each Party will notify the other in writing within 2 Business Days of any opt-out, objection or deletion request it receives that affects the other's processing.</w:t>
-      </w:r>
-    </w:p>
-    <w:p>
-      <w:pPr>
-        <w:tabs>
-          <w:tab w:val="left" w:pos="720"/>
-        </w:tabs>
-        <w:spacing w:after="120"/>
-        <w:ind w:left="720" w:hanging="720"/>
-      </w:pPr>
-      <w:r>
-        <w:t xml:space="preserve">13.5	</w:t>
-      </w:r>
-      <w:r>
-        <w:rPr>
-          <w:b/>
-          <w:bCs/>
-        </w:rPr>
-        <w:t xml:space="preserve">Direct marketing and the opt-out registry.</w:t>
-      </w:r>
-      <w:r>
-        <w:t xml:space="preserve"> Each Party is responsible for its own compliance with section 69 of POPIA and section 11 of the Consumer Protection Act. Lead Velocity will check each Consumer against the National Consumer Commission opt-out registry before its first contact with that Consumer. The Client is responsible for registry checks for its own later direct marketing. If a Delivered Qualified Lead is found to have been blocked on the registry at the time of Delivery, it is treated as not Delivered and does not count toward the Committed Leads. The Consumer's consent at the point of enquiry covers contact by the Client about the Consumer's life cover enquiry only. Any other direct marketing by the Client needs its own lawful basis.</w:t>
+        <w:t xml:space="preserve">[LAWYER REVIEW / CONFIRM: MASTER-PROMPT 0.1 says delivered leads are the broker's "to use exclusively". This clause follows the brief (no double allocation for the same enquiry; Lead Velocity keeps its own records under clause 13). Confirm the gap between "same enquiry" and "exclusively", and the period after which a repeat enquiry is "new" (suggest 90 days).]</w:t>
+      </w:r>
+    </w:p>
+    <w:p>
+      <w:pPr>
+        <w:tabs>
+          <w:tab w:val="left" w:pos="720"/>
+        </w:tabs>
+        <w:spacing w:after="120"/>
+        <w:ind w:left="720" w:hanging="720"/>
+      </w:pPr>
+      <w:r>
+        <w:t xml:space="preserve">12.3	</w:t>
+      </w:r>
+      <w:r>
+        <w:rPr>
+          <w:b/>
+          <w:bCs/>
+        </w:rPr>
+        <w:t xml:space="preserve">Licence to use.</w:t>
+      </w:r>
+      <w:r>
+        <w:t xml:space="preserve"> Lead Velocity grants the Client a non-exclusive, non-transferable licence to use each Delivered Qualified Lead only to contact that Consumer about their enquiry about insurance and financial planning and to provide Financial Services the Consumer asks for, in line with Applicable Law.</w:t>
+      </w:r>
+    </w:p>
+    <w:p>
+      <w:pPr>
+        <w:tabs>
+          <w:tab w:val="left" w:pos="720"/>
+        </w:tabs>
+        <w:spacing w:after="120"/>
+        <w:ind w:left="720" w:hanging="720"/>
+      </w:pPr>
+      <w:r>
+        <w:t xml:space="preserve">12.4	</w:t>
+      </w:r>
+      <w:r>
+        <w:rPr>
+          <w:b/>
+          <w:bCs/>
+        </w:rPr>
+        <w:t xml:space="preserve">No resale.</w:t>
+      </w:r>
+      <w:r>
+        <w:t xml:space="preserve"> The Client may not sell, share, rent, pool, transfer or disclose any Qualified Lead or Lead Data to any third party, except to its own Representatives and service providers who need it for the purpose in clause 12.3 and who are bound by equivalent obligations, and except for a referral under clause 5.9 that the Consumer agrees to.</w:t>
+      </w:r>
+    </w:p>
+    <w:p>
+      <w:pPr>
+        <w:pStyle w:val="Heading1"/>
+        <w:keepNext/>
+      </w:pPr>
+      <w:r>
+        <w:t xml:space="preserve">13. Data protection (POPIA)</w:t>
+      </w:r>
+    </w:p>
+    <w:p>
+      <w:pPr>
+        <w:tabs>
+          <w:tab w:val="left" w:pos="720"/>
+        </w:tabs>
+        <w:spacing w:after="120"/>
+        <w:ind w:left="720" w:hanging="720"/>
+      </w:pPr>
+      <w:r>
+        <w:t xml:space="preserve">13.1	</w:t>
+      </w:r>
+      <w:r>
+        <w:rPr>
+          <w:b/>
+          <w:bCs/>
+        </w:rPr>
+        <w:t xml:space="preserve">Independent responsible parties.</w:t>
+      </w:r>
+      <w:r>
+        <w:t xml:space="preserve"> Lead Velocity is an independent responsible party for the Lead Data it collects. It shares a copy of the Lead Data of each Qualified Lead with the Client for the Client's purpose of contacting that Consumer and providing Financial Services. On receipt, the Client becomes a separate, independent responsible party for its own processing. Except as set out in clause 13.10, neither Party is the other's operator.</w:t>
       </w:r>
     </w:p>
     <w:p>
@@ -3992,110 +4230,74 @@
           <w:sz w:val="18"/>
           <w:szCs w:val="18"/>
         </w:rPr>
-        <w:t xml:space="preserve">[LAWYER REVIEW: The NCC's stated position is that a registry block overrides earlier consent (research-memo.md §7, R12). Confirm current registration and cleansing deadlines and the allocation in this clause.]</w:t>
-      </w:r>
-    </w:p>
-    <w:p>
-      <w:pPr>
-        <w:tabs>
-          <w:tab w:val="left" w:pos="720"/>
-        </w:tabs>
-        <w:spacing w:after="120"/>
-        <w:ind w:left="720" w:hanging="720"/>
-      </w:pPr>
-      <w:r>
-        <w:t xml:space="preserve">13.6	</w:t>
-      </w:r>
-      <w:r>
-        <w:rPr>
-          <w:b/>
-          <w:bCs/>
-        </w:rPr>
-        <w:t xml:space="preserve">Security.</w:t>
-      </w:r>
-      <w:r>
-        <w:t xml:space="preserve"> Each Party will maintain appropriate, reasonable technical and organisational measures to secure Lead Data in its possession, as required by section 19 of POPIA, and will share Lead Data only through the secure channels set out in Schedule 4.</w:t>
-      </w:r>
-    </w:p>
-    <w:p>
-      <w:pPr>
-        <w:tabs>
-          <w:tab w:val="left" w:pos="720"/>
-        </w:tabs>
-        <w:spacing w:after="120"/>
-        <w:ind w:left="720" w:hanging="720"/>
-      </w:pPr>
-      <w:r>
-        <w:t xml:space="preserve">13.7	</w:t>
-      </w:r>
-      <w:r>
-        <w:rPr>
-          <w:b/>
-          <w:bCs/>
-        </w:rPr>
-        <w:t xml:space="preserve">Breach notification.</w:t>
-      </w:r>
-      <w:r>
-        <w:t xml:space="preserve"> If either Party has reasonable grounds to believe that Lead Data received from or shared with the other Party has been accessed or acquired by an unauthorised person, it will notify the other Party in writing within 24 hours, cooperate reasonably, and make its own notifications to the Information Regulator and data subjects under section 22 of POPIA.</w:t>
-      </w:r>
-    </w:p>
-    <w:p>
-      <w:pPr>
-        <w:tabs>
-          <w:tab w:val="left" w:pos="720"/>
-        </w:tabs>
-        <w:spacing w:after="120"/>
-        <w:ind w:left="720" w:hanging="720"/>
-      </w:pPr>
-      <w:r>
-        <w:t xml:space="preserve">13.8	</w:t>
-      </w:r>
-      <w:r>
-        <w:rPr>
-          <w:b/>
-          <w:bCs/>
-        </w:rPr>
-        <w:t xml:space="preserve">Cross-border transfers.</w:t>
-      </w:r>
-      <w:r>
-        <w:t xml:space="preserve"> The Client acknowledges that Lead Velocity's advertising platforms, messaging and hosting providers may process Lead Data outside South Africa. Lead Velocity will transfer Lead Data across borders only as permitted by section 72 of POPIA.</w:t>
-      </w:r>
-    </w:p>
-    <w:p>
-      <w:pPr>
-        <w:tabs>
-          <w:tab w:val="left" w:pos="720"/>
-        </w:tabs>
-        <w:spacing w:after="120"/>
-        <w:ind w:left="720" w:hanging="720"/>
-      </w:pPr>
-      <w:r>
-        <w:t xml:space="preserve">13.9	</w:t>
-      </w:r>
-      <w:r>
-        <w:t xml:space="preserve">Schedule 4 sets out further data sharing terms.</w:t>
-      </w:r>
-    </w:p>
-    <w:p>
-      <w:pPr>
-        <w:tabs>
-          <w:tab w:val="left" w:pos="720"/>
-        </w:tabs>
-        <w:spacing w:after="120"/>
-        <w:ind w:left="720" w:hanging="720"/>
-      </w:pPr>
-      <w:r>
-        <w:t xml:space="preserve">13.10	</w:t>
-      </w:r>
-      <w:r>
-        <w:rPr>
-          <w:b/>
-          <w:bCs/>
-        </w:rPr>
-        <w:t xml:space="preserve">Limited operator processing.</w:t>
-      </w:r>
-      <w:r>
-        <w:t xml:space="preserve"> To the extent that Lead Velocity, after Delivery, books an appointment into the Client's calendar or sends appointment reminders on the Client's behalf, Lead Velocity processes that personal information as the Client's operator for that limited purpose only. For that processing Lead Velocity will: (a) process only with the Client's authority and for that purpose; (b) treat the information as confidential; (c) maintain the security measures in section 19 of POPIA; and (d) notify the Client immediately if it reasonably believes the information has been accessed or acquired by an unauthorised person, as required by sections 20 and 21 of POPIA.</w:t>
+        <w:t xml:space="preserve">[LAWYER REVIEW: Dual responsible party model (research-memo.md §6, R7). The brief says "neither is the other's operator"; clause 13.10 adds a narrow operator carve-out for calendar booking and reminders after Delivery, because that processing is arguably for the Client's purpose. Confirm whether the carve-out is needed or whether reminders can stay Lead Velocity's own disclosed purpose.]</w:t>
+      </w:r>
+    </w:p>
+    <w:p>
+      <w:pPr>
+        <w:tabs>
+          <w:tab w:val="left" w:pos="720"/>
+        </w:tabs>
+        <w:spacing w:after="120"/>
+        <w:ind w:left="720" w:hanging="720"/>
+      </w:pPr>
+      <w:r>
+        <w:t xml:space="preserve">13.2	</w:t>
+      </w:r>
+      <w:r>
+        <w:rPr>
+          <w:b/>
+          <w:bCs/>
+        </w:rPr>
+        <w:t xml:space="preserve">Lead Velocity's purposes.</w:t>
+      </w:r>
+      <w:r>
+        <w:t xml:space="preserve"> Lead Velocity processes and retains Lead Data for the purposes disclosed to the Consumer at the point of consent, namely:</w:t>
+      </w:r>
+    </w:p>
+    <w:p>
+      <w:pPr>
+        <w:tabs>
+          <w:tab w:val="left" w:pos="1287"/>
+        </w:tabs>
+        <w:spacing w:after="80"/>
+        <w:ind w:left="1287" w:hanging="567"/>
+      </w:pPr>
+      <w:r>
+        <w:t xml:space="preserve">(a)	</w:t>
+      </w:r>
+      <w:r>
+        <w:t xml:space="preserve">introducing the Consumer to the Client;</w:t>
+      </w:r>
+    </w:p>
+    <w:p>
+      <w:pPr>
+        <w:tabs>
+          <w:tab w:val="left" w:pos="1287"/>
+        </w:tabs>
+        <w:spacing w:after="80"/>
+        <w:ind w:left="1287" w:hanging="567"/>
+      </w:pPr>
+      <w:r>
+        <w:t xml:space="preserve">(b)	</w:t>
+      </w:r>
+      <w:r>
+        <w:t xml:space="preserve">keeping Origin Records for audit, dispute-resolution and regulatory purposes; and</w:t>
+      </w:r>
+    </w:p>
+    <w:p>
+      <w:pPr>
+        <w:tabs>
+          <w:tab w:val="left" w:pos="1287"/>
+        </w:tabs>
+        <w:spacing w:after="80"/>
+        <w:ind w:left="1287" w:hanging="567"/>
+      </w:pPr>
+      <w:r>
+        <w:t xml:space="preserve">(c)	</w:t>
+      </w:r>
+      <w:r>
+        <w:t xml:space="preserve">marketing optimisation, including building lookalike audiences, retargeting and improving Campaigns, but only for Consumers who gave the separate, optional marketing-optimisation consent described in the consent wording Lead Velocity publishes.</w:t>
       </w:r>
     </w:p>
     <w:p>
@@ -4115,414 +4317,25 @@
           <w:sz w:val="18"/>
           <w:szCs w:val="18"/>
         </w:rPr>
-        <w:t xml:space="preserve">[LAWYER REVIEW: Narrow s20/s21 operator clause (research-memo.md R7). Departs from the brief's "neither is the other's operator".]</w:t>
-      </w:r>
-    </w:p>
-    <w:p>
-      <w:pPr>
-        <w:pStyle w:val="Heading1"/>
-        <w:keepNext/>
-      </w:pPr>
-      <w:r>
-        <w:t xml:space="preserve">14. Client obligations and warranties</w:t>
-      </w:r>
-    </w:p>
-    <w:p>
-      <w:pPr>
-        <w:tabs>
-          <w:tab w:val="left" w:pos="720"/>
-        </w:tabs>
-        <w:spacing w:after="120"/>
-        <w:ind w:left="720" w:hanging="720"/>
-      </w:pPr>
-      <w:r>
-        <w:t xml:space="preserve">14.1	</w:t>
-      </w:r>
-      <w:r>
-        <w:t xml:space="preserve">The Client warrants that, on the Signature Date and for the whole of this Agreement:</w:t>
-      </w:r>
-    </w:p>
-    <w:p>
-      <w:pPr>
-        <w:tabs>
-          <w:tab w:val="left" w:pos="1287"/>
-        </w:tabs>
-        <w:spacing w:after="80"/>
-        <w:ind w:left="1287" w:hanging="567"/>
-      </w:pPr>
-      <w:r>
-        <w:t xml:space="preserve">(a)	</w:t>
-      </w:r>
-      <w:r>
-        <w:t xml:space="preserve">it holds and will maintain a valid FSP Licence with the categories and subcategories needed to advise on the Financial Products it discusses with Qualified Leads;</w:t>
-      </w:r>
-    </w:p>
-    <w:p>
-      <w:pPr>
-        <w:tabs>
-          <w:tab w:val="left" w:pos="1287"/>
-        </w:tabs>
-        <w:spacing w:after="80"/>
-        <w:ind w:left="1287" w:hanging="567"/>
-      </w:pPr>
-      <w:r>
-        <w:t xml:space="preserve">(b)	</w:t>
-      </w:r>
-      <w:r>
-        <w:t xml:space="preserve">every person who takes appointments with Qualified Leads is properly authorised, meets the fit and proper requirements, and is not debarred; and</w:t>
-      </w:r>
-    </w:p>
-    <w:p>
-      <w:pPr>
-        <w:tabs>
-          <w:tab w:val="left" w:pos="1287"/>
-        </w:tabs>
-        <w:spacing w:after="80"/>
-        <w:ind w:left="1287" w:hanging="567"/>
-      </w:pPr>
-      <w:r>
-        <w:t xml:space="preserve">(c)	</w:t>
-      </w:r>
-      <w:r>
-        <w:t xml:space="preserve">it complies, and will comply, with the FAIS Act, the General Code of Conduct, POPIA and all other Applicable Law.</w:t>
-      </w:r>
-    </w:p>
-    <w:p>
-      <w:pPr>
-        <w:tabs>
-          <w:tab w:val="left" w:pos="720"/>
-        </w:tabs>
-        <w:spacing w:after="120"/>
-        <w:ind w:left="720" w:hanging="720"/>
-      </w:pPr>
-      <w:r>
-        <w:t xml:space="preserve">14.2	</w:t>
-      </w:r>
-      <w:r>
-        <w:t xml:space="preserve">The Client is solely responsible for all Advice, needs analysis, suitability assessment, disclosures, product selection, quotations, applications, record-keeping and complaints handling, and for all its dealings with Consumers after Delivery.</w:t>
-      </w:r>
-    </w:p>
-    <w:p>
-      <w:pPr>
-        <w:tabs>
-          <w:tab w:val="left" w:pos="720"/>
-        </w:tabs>
-        <w:spacing w:after="120"/>
-        <w:ind w:left="720" w:hanging="720"/>
-      </w:pPr>
-      <w:r>
-        <w:t xml:space="preserve">14.3	</w:t>
-      </w:r>
-      <w:r>
-        <w:t xml:space="preserve">The Client will:</w:t>
-      </w:r>
-    </w:p>
-    <w:p>
-      <w:pPr>
-        <w:tabs>
-          <w:tab w:val="left" w:pos="1287"/>
-        </w:tabs>
-        <w:spacing w:after="80"/>
-        <w:ind w:left="1287" w:hanging="567"/>
-      </w:pPr>
-      <w:r>
-        <w:t xml:space="preserve">(a)	</w:t>
-      </w:r>
-      <w:r>
-        <w:t xml:space="preserve">provide and keep accurate and up to date its calendar availability, profile, photograph, biography and FSP details for the Intro Card;</w:t>
-      </w:r>
-    </w:p>
-    <w:p>
-      <w:pPr>
-        <w:tabs>
-          <w:tab w:val="left" w:pos="1287"/>
-        </w:tabs>
-        <w:spacing w:after="80"/>
-        <w:ind w:left="1287" w:hanging="567"/>
-      </w:pPr>
-      <w:r>
-        <w:t xml:space="preserve">(b)	</w:t>
-      </w:r>
-      <w:r>
-        <w:t xml:space="preserve">attend every booked appointment at the booked time and by the booked method;</w:t>
-      </w:r>
-    </w:p>
-    <w:p>
-      <w:pPr>
-        <w:tabs>
-          <w:tab w:val="left" w:pos="1287"/>
-        </w:tabs>
-        <w:spacing w:after="80"/>
-        <w:ind w:left="1287" w:hanging="567"/>
-      </w:pPr>
-      <w:r>
-        <w:t xml:space="preserve">(c)	</w:t>
-      </w:r>
-      <w:r>
-        <w:t xml:space="preserve">tell Lead Velocity, within </w:t>
-      </w:r>
-      <w:r>
-        <w:rPr>
-          <w:highlight w:val="yellow"/>
-          <w:highlightCs w:val="yellow"/>
-        </w:rPr>
-        <w:t xml:space="preserve">[24 hours]</w:t>
-      </w:r>
-      <w:r>
-        <w:t xml:space="preserve"> after each appointment and using the method Lead Velocity provides, whether the Consumer attended and could be contacted, and give no other outcome information (clause 8.4); and</w:t>
-      </w:r>
-    </w:p>
-    <w:p>
-      <w:pPr>
-        <w:tabs>
-          <w:tab w:val="left" w:pos="1287"/>
-        </w:tabs>
-        <w:spacing w:after="80"/>
-        <w:ind w:left="1287" w:hanging="567"/>
-      </w:pPr>
-      <w:r>
-        <w:t xml:space="preserve">(d)	</w:t>
-      </w:r>
-      <w:r>
-        <w:t xml:space="preserve">give its own FAIS disclosures to each Consumer, which the Intro Card does not replace.</w:t>
-      </w:r>
-    </w:p>
-    <w:p>
-      <w:pPr>
-        <w:tabs>
-          <w:tab w:val="left" w:pos="720"/>
-        </w:tabs>
-        <w:spacing w:after="120"/>
-        <w:ind w:left="720" w:hanging="720"/>
-      </w:pPr>
-      <w:r>
-        <w:t xml:space="preserve">14.4	</w:t>
-      </w:r>
-      <w:r>
-        <w:t xml:space="preserve">The Client will not ask Lead Velocity to do anything that would amount to Advice or Intermediary Services, or to describe any Financial Product, insurer, premium or cover amount in any Campaign or message.</w:t>
-      </w:r>
-    </w:p>
-    <w:p>
-      <w:pPr>
-        <w:tabs>
-          <w:tab w:val="left" w:pos="720"/>
-        </w:tabs>
-        <w:spacing w:after="120"/>
-        <w:ind w:left="720" w:hanging="720"/>
-      </w:pPr>
-      <w:r>
-        <w:t xml:space="preserve">14.5	</w:t>
-      </w:r>
-      <w:r>
-        <w:t xml:space="preserve">If the Client misses a booked appointment, the Qualified Lead remains Delivered. Lead Velocity may, at its discretion, offer the Consumer a new appointment with the Client.</w:t>
-      </w:r>
-    </w:p>
-    <w:p>
-      <w:pPr>
-        <w:pStyle w:val="Heading1"/>
-        <w:keepNext/>
-      </w:pPr>
-      <w:r>
-        <w:t xml:space="preserve">15. No guarantee of outcomes</w:t>
-      </w:r>
-    </w:p>
-    <w:p>
-      <w:pPr>
-        <w:tabs>
-          <w:tab w:val="left" w:pos="720"/>
-        </w:tabs>
-        <w:spacing w:after="120"/>
-        <w:ind w:left="720" w:hanging="720"/>
-      </w:pPr>
-      <w:r>
-        <w:t xml:space="preserve">15.1	</w:t>
-      </w:r>
-      <w:r>
-        <w:t xml:space="preserve">Lead Velocity gives no warranty or guarantee of attendance, suitability, sales, conversions, revenue, policies, commission or any other outcome.</w:t>
-      </w:r>
-    </w:p>
-    <w:p>
-      <w:pPr>
-        <w:tabs>
-          <w:tab w:val="left" w:pos="720"/>
-        </w:tabs>
-        <w:spacing w:after="120"/>
-        <w:ind w:left="720" w:hanging="720"/>
-      </w:pPr>
-      <w:r>
-        <w:t xml:space="preserve">15.2	</w:t>
-      </w:r>
-      <w:r>
-        <w:t xml:space="preserve">Any estimate, example or projection Lead Velocity gives (for example, attendance or conversion rates) is for planning only and does not form part of this Agreement.</w:t>
-      </w:r>
-    </w:p>
-    <w:p>
-      <w:pPr>
-        <w:pStyle w:val="Heading1"/>
-        <w:keepNext/>
-      </w:pPr>
-      <w:r>
-        <w:t xml:space="preserve">16. Liability and indemnity</w:t>
-      </w:r>
-    </w:p>
-    <w:p>
-      <w:pPr>
-        <w:spacing w:after="120"/>
-      </w:pPr>
-      <w:r>
-        <w:rPr>
-          <w:b/>
-          <w:bCs/>
-        </w:rPr>
-        <w:t xml:space="preserve">IMPORTANT: This clause limits Lead Velocity's liability and requires the Client to indemnify Lead Velocity. Please read it carefully.</w:t>
-      </w:r>
-    </w:p>
-    <w:p>
-      <w:pPr>
-        <w:tabs>
-          <w:tab w:val="left" w:pos="720"/>
-        </w:tabs>
-        <w:spacing w:after="120"/>
-        <w:ind w:left="720" w:hanging="720"/>
-      </w:pPr>
-      <w:r>
-        <w:t xml:space="preserve">16.1	</w:t>
-      </w:r>
-      <w:r>
-        <w:rPr>
-          <w:b/>
-          <w:bCs/>
-        </w:rPr>
-        <w:t xml:space="preserve">Cap.</w:t>
-      </w:r>
-      <w:r>
-        <w:t xml:space="preserve"> Lead Velocity's total liability to the Client for all claims arising under or in connection with this Agreement, whether in contract, delict or otherwise, is limited to the Fees paid by the Client for the Billing Cycle in which the claim arose.</w:t>
-      </w:r>
-    </w:p>
-    <w:p>
-      <w:pPr>
-        <w:tabs>
-          <w:tab w:val="left" w:pos="720"/>
-        </w:tabs>
-        <w:spacing w:after="120"/>
-        <w:ind w:left="720" w:hanging="720"/>
-      </w:pPr>
-      <w:r>
-        <w:t xml:space="preserve">16.2	</w:t>
-      </w:r>
-      <w:r>
-        <w:rPr>
-          <w:b/>
-          <w:bCs/>
-        </w:rPr>
-        <w:t xml:space="preserve">Excluded loss.</w:t>
-      </w:r>
-      <w:r>
-        <w:t xml:space="preserve"> Lead Velocity is not liable for any indirect, special or consequential loss, or for any loss of profit, revenue, commission, business or goodwill, however caused.</w:t>
-      </w:r>
-    </w:p>
-    <w:p>
-      <w:pPr>
-        <w:tabs>
-          <w:tab w:val="left" w:pos="720"/>
-        </w:tabs>
-        <w:spacing w:after="120"/>
-        <w:ind w:left="720" w:hanging="720"/>
-      </w:pPr>
-      <w:r>
-        <w:t xml:space="preserve">16.3	</w:t>
-      </w:r>
-      <w:r>
-        <w:rPr>
-          <w:b/>
-          <w:bCs/>
-        </w:rPr>
-        <w:t xml:space="preserve">What is not limited.</w:t>
-      </w:r>
-      <w:r>
-        <w:t xml:space="preserve"> Nothing in this Agreement limits or excludes either Party's liability for fraud, wilful misconduct or gross negligence, or any liability that cannot lawfully be limited or excluded.</w:t>
-      </w:r>
-    </w:p>
-    <w:p>
-      <w:pPr>
-        <w:tabs>
-          <w:tab w:val="left" w:pos="720"/>
-        </w:tabs>
-        <w:spacing w:after="120"/>
-        <w:ind w:left="720" w:hanging="720"/>
-      </w:pPr>
-      <w:r>
-        <w:t xml:space="preserve">16.4	</w:t>
-      </w:r>
-      <w:r>
-        <w:rPr>
-          <w:b/>
-          <w:bCs/>
-        </w:rPr>
-        <w:t xml:space="preserve">Client indemnity.</w:t>
-      </w:r>
-      <w:r>
-        <w:t xml:space="preserve"> The Client indemnifies Lead Velocity and its directors, employees and contractors against all claims, losses, fines, penalties, costs (including legal costs on the attorney-and-own-client scale) and liabilities arising from:</w:t>
-      </w:r>
-    </w:p>
-    <w:p>
-      <w:pPr>
-        <w:tabs>
-          <w:tab w:val="left" w:pos="1287"/>
-        </w:tabs>
-        <w:spacing w:after="80"/>
-        <w:ind w:left="1287" w:hanging="567"/>
-      </w:pPr>
-      <w:r>
-        <w:t xml:space="preserve">(a)	</w:t>
-      </w:r>
-      <w:r>
-        <w:t xml:space="preserve">any Advice or Financial Services rendered by the Client or its Representatives;</w:t>
-      </w:r>
-    </w:p>
-    <w:p>
-      <w:pPr>
-        <w:tabs>
-          <w:tab w:val="left" w:pos="1287"/>
-        </w:tabs>
-        <w:spacing w:after="80"/>
-        <w:ind w:left="1287" w:hanging="567"/>
-      </w:pPr>
-      <w:r>
-        <w:t xml:space="preserve">(b)	</w:t>
-      </w:r>
-      <w:r>
-        <w:t xml:space="preserve">the Client's handling of any Qualified Lead or Lead Data after Delivery;</w:t>
-      </w:r>
-    </w:p>
-    <w:p>
-      <w:pPr>
-        <w:tabs>
-          <w:tab w:val="left" w:pos="1287"/>
-        </w:tabs>
-        <w:spacing w:after="80"/>
-        <w:ind w:left="1287" w:hanging="567"/>
-      </w:pPr>
-      <w:r>
-        <w:t xml:space="preserve">(c)	</w:t>
-      </w:r>
-      <w:r>
-        <w:t xml:space="preserve">the Client's breach of Applicable Law; or</w:t>
-      </w:r>
-    </w:p>
-    <w:p>
-      <w:pPr>
-        <w:tabs>
-          <w:tab w:val="left" w:pos="1287"/>
-        </w:tabs>
-        <w:spacing w:after="80"/>
-        <w:ind w:left="1287" w:hanging="567"/>
-      </w:pPr>
-      <w:r>
-        <w:t xml:space="preserve">(d)	</w:t>
-      </w:r>
-      <w:r>
-        <w:t xml:space="preserve">the Client's breach of this Agreement.</w:t>
+        <w:t xml:space="preserve">[LAWYER REVIEW: Purpose (c) shares hashed data with offshore advertising platforms (POPIA s15, s18, s72) and the Regulator's Direct Marketing Guidance Note lists cookies as an electronic direct-marketing method (research-memo.md §6.2, R5). Purpose (c) is therefore limited to Consumers who ticked a separate, optional, unbundled consent (Form 4 style). Confirm the wording and whether retargeting of non-consenting visitors needs a documented legitimate-interest assessment. Meta's processor/controller role for Custom Audiences is UNVERIFIED.]</w:t>
+      </w:r>
+    </w:p>
+    <w:p>
+      <w:pPr>
+        <w:spacing w:after="120"/>
+      </w:pPr>
+      <w:r>
+        <w:t xml:space="preserve">13.2A </w:t>
+      </w:r>
+      <w:r>
+        <w:rPr>
+          <w:b/>
+          <w:bCs/>
+        </w:rPr>
+        <w:t xml:space="preserve">Smoker status.</w:t>
+      </w:r>
+      <w:r>
+        <w:t xml:space="preserve"> Smoker status is special personal information (POPIA section 26). Lead Velocity asks for it only as an optional question, only with the Consumer's express consent under section 27(1)(a), worded as "used only to brief your adviser, named in the question,". Lead Velocity uses it only to brief the Client before the appointment, never for advertising, and never shares it with any advertising platform. The Client may use it only for the Consumer's enquiry.</w:t>
       </w:r>
     </w:p>
     <w:p>
@@ -4542,493 +4355,73 @@
           <w:sz w:val="18"/>
           <w:szCs w:val="18"/>
         </w:rPr>
-        <w:t xml:space="preserve">[LAWYER REVIEW: Liability cap, exclusions and indemnity. If the Client is a natural person or a small juristic person, the CPA may apply (see clause 23); s48, s49 and s51 then require these terms to be fair, drawn to the Client's attention in plain language, and not to exclude liability for gross negligence. Confirm enforceability and whether a reciprocal indemnity by Lead Velocity is commercially needed.]</w:t>
-      </w:r>
-    </w:p>
-    <w:p>
-      <w:pPr>
-        <w:pStyle w:val="Heading1"/>
-        <w:keepNext/>
-      </w:pPr>
-      <w:r>
-        <w:t xml:space="preserve">17. Intellectual property and Client Materials</w:t>
-      </w:r>
-    </w:p>
-    <w:p>
-      <w:pPr>
-        <w:tabs>
-          <w:tab w:val="left" w:pos="720"/>
-        </w:tabs>
-        <w:spacing w:after="120"/>
-        <w:ind w:left="720" w:hanging="720"/>
-      </w:pPr>
-      <w:r>
-        <w:t xml:space="preserve">17.1	</w:t>
-      </w:r>
-      <w:r>
-        <w:rPr>
-          <w:b/>
-          <w:bCs/>
-        </w:rPr>
-        <w:t xml:space="preserve">Lead Velocity's IP.</w:t>
-      </w:r>
-      <w:r>
-        <w:t xml:space="preserve"> Lead Velocity owns, and keeps all rights in, the SortMyCover brand, its advertising accounts, creative, landing pages, WhatsApp flows and templates, CRM, data models, audiences, Origin Records, anonymised performance data, and all other systems and intellectual property used to provide the Services. Nothing in this Agreement transfers any of these rights to the Client.</w:t>
-      </w:r>
-    </w:p>
-    <w:p>
-      <w:pPr>
-        <w:tabs>
-          <w:tab w:val="left" w:pos="720"/>
-        </w:tabs>
-        <w:spacing w:after="120"/>
-        <w:ind w:left="720" w:hanging="720"/>
-      </w:pPr>
-      <w:r>
-        <w:t xml:space="preserve">17.2	</w:t>
-      </w:r>
-      <w:r>
-        <w:rPr>
-          <w:b/>
-          <w:bCs/>
-        </w:rPr>
-        <w:t xml:space="preserve">Limited licence to the Client.</w:t>
-      </w:r>
-      <w:r>
-        <w:t xml:space="preserve"> The Client receives only the licence to use Delivered Qualified Leads in clause 12.3.</w:t>
-      </w:r>
-    </w:p>
-    <w:p>
-      <w:pPr>
-        <w:tabs>
-          <w:tab w:val="left" w:pos="720"/>
-        </w:tabs>
-        <w:spacing w:after="120"/>
-        <w:ind w:left="720" w:hanging="720"/>
-      </w:pPr>
-      <w:r>
-        <w:t xml:space="preserve">17.3	</w:t>
-      </w:r>
-      <w:r>
-        <w:rPr>
-          <w:b/>
-          <w:bCs/>
-        </w:rPr>
-        <w:t xml:space="preserve">Client Materials.</w:t>
-      </w:r>
-      <w:r>
-        <w:t xml:space="preserve"> The Client grants Lead Velocity a non-exclusive, royalty-free licence, for the duration of this Agreement, to use the Client Materials only in the Intro Card and in WhatsApp messages to Consumers who are being introduced to the Client. Lead Velocity will not use the Client Materials in any advertisement or landing page, which remain broker-neutral.</w:t>
-      </w:r>
-    </w:p>
-    <w:p>
-      <w:pPr>
-        <w:tabs>
-          <w:tab w:val="left" w:pos="720"/>
-        </w:tabs>
-        <w:spacing w:after="120"/>
-        <w:ind w:left="720" w:hanging="720"/>
-      </w:pPr>
-      <w:r>
-        <w:t xml:space="preserve">17.4	</w:t>
-      </w:r>
-      <w:r>
-        <w:t xml:space="preserve">The Client warrants that it has the right to grant the licence in clause 17.3. Lead Velocity will stop using the Client Materials for new messages within 2 Business Days after this Agreement ends, and will delete them within 30 days, except for copies held in message logs as Origin Records.</w:t>
-      </w:r>
-    </w:p>
-    <w:p>
-      <w:pPr>
-        <w:pStyle w:val="Heading1"/>
-        <w:keepNext/>
-      </w:pPr>
-      <w:r>
-        <w:t xml:space="preserve">18. Confidentiality</w:t>
-      </w:r>
-    </w:p>
-    <w:p>
-      <w:pPr>
-        <w:tabs>
-          <w:tab w:val="left" w:pos="720"/>
-        </w:tabs>
-        <w:spacing w:after="120"/>
-        <w:ind w:left="720" w:hanging="720"/>
-      </w:pPr>
-      <w:r>
-        <w:t xml:space="preserve">18.1	</w:t>
-      </w:r>
-      <w:r>
-        <w:t xml:space="preserve">Each Party will keep confidential, and use only for this Agreement, all non-public information of the other Party that it receives under this Agreement, including pricing, Campaign data, performance data, systems and business methods.</w:t>
-      </w:r>
-    </w:p>
-    <w:p>
-      <w:pPr>
-        <w:tabs>
-          <w:tab w:val="left" w:pos="720"/>
-        </w:tabs>
-        <w:spacing w:after="120"/>
-        <w:ind w:left="720" w:hanging="720"/>
-      </w:pPr>
-      <w:r>
-        <w:t xml:space="preserve">18.2	</w:t>
-      </w:r>
-      <w:r>
-        <w:t xml:space="preserve">Clause 18.1 does not apply to information that is or becomes public other than through a breach of this Agreement, that the recipient already lawfully held, or that must be disclosed by law, a regulator or a court (in which case the recipient will, where lawful, give the other Party prior notice).</w:t>
-      </w:r>
-    </w:p>
-    <w:p>
-      <w:pPr>
-        <w:tabs>
-          <w:tab w:val="left" w:pos="720"/>
-        </w:tabs>
-        <w:spacing w:after="120"/>
-        <w:ind w:left="720" w:hanging="720"/>
-      </w:pPr>
-      <w:r>
-        <w:t xml:space="preserve">18.3	</w:t>
-      </w:r>
-      <w:r>
-        <w:t xml:space="preserve">This clause 18 survives for 3 years after this Agreement ends.</w:t>
-      </w:r>
-    </w:p>
-    <w:p>
-      <w:pPr>
-        <w:pStyle w:val="Heading1"/>
-        <w:keepNext/>
-      </w:pPr>
-      <w:r>
-        <w:t xml:space="preserve">19. Non-solicitation of staff</w:t>
-      </w:r>
-    </w:p>
-    <w:p>
-      <w:pPr>
-        <w:tabs>
-          <w:tab w:val="left" w:pos="720"/>
-        </w:tabs>
-        <w:spacing w:after="120"/>
-        <w:ind w:left="720" w:hanging="720"/>
-      </w:pPr>
-      <w:r>
-        <w:t xml:space="preserve">19.1	</w:t>
-      </w:r>
-      <w:r>
-        <w:rPr>
-          <w:highlight w:val="yellow"/>
-          <w:highlightCs w:val="yellow"/>
-        </w:rPr>
-        <w:t xml:space="preserve">[OPTIONAL — CONFIRM]</w:t>
-      </w:r>
-      <w:r>
-        <w:t xml:space="preserve"> During this Agreement and for 6 months after it ends, neither Party will directly solicit for employment any employee or contractor of the other Party who was involved in the Services, without the other Party's written consent. A general job advertisement is not solicitation.</w:t>
-      </w:r>
-    </w:p>
-    <w:p>
-      <w:pPr>
-        <w:pStyle w:val="Heading1"/>
-        <w:keepNext/>
-      </w:pPr>
-      <w:r>
-        <w:t xml:space="preserve">20. Force majeure</w:t>
-      </w:r>
-    </w:p>
-    <w:p>
-      <w:pPr>
-        <w:tabs>
-          <w:tab w:val="left" w:pos="720"/>
-        </w:tabs>
-        <w:spacing w:after="120"/>
-        <w:ind w:left="720" w:hanging="720"/>
-      </w:pPr>
-      <w:r>
-        <w:t xml:space="preserve">20.1	</w:t>
-      </w:r>
-      <w:r>
-        <w:t xml:space="preserve">Neither Party is liable for a delay or failure to perform (other than a payment obligation) caused by an event beyond its reasonable control, including: an outage, suspension, policy change or account restriction on an advertising or messaging platform (including Meta, Facebook, Instagram, WhatsApp and Google); internet or power failure, including load-shedding; a change in law or regulatory instruction; natural disaster; or civil unrest.</w:t>
-      </w:r>
-    </w:p>
-    <w:p>
-      <w:pPr>
-        <w:tabs>
-          <w:tab w:val="left" w:pos="720"/>
-        </w:tabs>
-        <w:spacing w:after="120"/>
-        <w:ind w:left="720" w:hanging="720"/>
-      </w:pPr>
-      <w:r>
-        <w:t xml:space="preserve">20.2	</w:t>
-      </w:r>
-      <w:r>
-        <w:t xml:space="preserve">The affected Party will notify the other promptly and take reasonable steps to limit the effect. Any Billing Cycle or Rollover Period affected is extended by the period of the delay.</w:t>
-      </w:r>
-    </w:p>
-    <w:p>
-      <w:pPr>
-        <w:tabs>
-          <w:tab w:val="left" w:pos="720"/>
-        </w:tabs>
-        <w:spacing w:after="120"/>
-        <w:ind w:left="720" w:hanging="720"/>
-      </w:pPr>
-      <w:r>
-        <w:t xml:space="preserve">20.3	</w:t>
-      </w:r>
-      <w:r>
-        <w:t xml:space="preserve">If a force majeure event prevents delivery for more than 30 consecutive days, either Party may terminate this Agreement by written notice, and clause 11.6 applies to any undelivered paid Qualified Leads.</w:t>
-      </w:r>
-    </w:p>
-    <w:p>
-      <w:pPr>
-        <w:pStyle w:val="Heading1"/>
-        <w:keepNext/>
-      </w:pPr>
-      <w:r>
-        <w:t xml:space="preserve">21. Dispute resolution</w:t>
-      </w:r>
-    </w:p>
-    <w:p>
-      <w:pPr>
-        <w:tabs>
-          <w:tab w:val="left" w:pos="720"/>
-        </w:tabs>
-        <w:spacing w:after="120"/>
-        <w:ind w:left="720" w:hanging="720"/>
-      </w:pPr>
-      <w:r>
-        <w:t xml:space="preserve">21.1	</w:t>
-      </w:r>
-      <w:r>
-        <w:rPr>
-          <w:b/>
-          <w:bCs/>
-        </w:rPr>
-        <w:t xml:space="preserve">Negotiation.</w:t>
-      </w:r>
-      <w:r>
-        <w:t xml:space="preserve"> A Party may refer any dispute arising under or in connection with this Agreement to the other in writing. Senior representatives of both Parties will meet (in person or virtually) within 5 Business Days to try to resolve it.</w:t>
-      </w:r>
-    </w:p>
-    <w:p>
-      <w:pPr>
-        <w:tabs>
-          <w:tab w:val="left" w:pos="720"/>
-        </w:tabs>
-        <w:spacing w:after="120"/>
-        <w:ind w:left="720" w:hanging="720"/>
-      </w:pPr>
-      <w:r>
-        <w:t xml:space="preserve">21.2	</w:t>
-      </w:r>
-      <w:r>
-        <w:rPr>
-          <w:b/>
-          <w:bCs/>
-        </w:rPr>
-        <w:t xml:space="preserve">Mediation.</w:t>
-      </w:r>
-      <w:r>
-        <w:t xml:space="preserve"> If the dispute is not resolved within 10 Business Days of the referral, either Party may refer it to mediation by a mediator agreed by the Parties or, failing agreement within 5 Business Days, appointed by the Arbitration Foundation of Southern Africa (AFSA), unless the Parties agree otherwise. Each Party bears its own costs and half of the mediator's fees.</w:t>
-      </w:r>
-    </w:p>
-    <w:p>
-      <w:pPr>
-        <w:tabs>
-          <w:tab w:val="left" w:pos="720"/>
-        </w:tabs>
-        <w:spacing w:after="120"/>
-        <w:ind w:left="720" w:hanging="720"/>
-      </w:pPr>
-      <w:r>
-        <w:t xml:space="preserve">21.3	</w:t>
-      </w:r>
-      <w:r>
-        <w:rPr>
-          <w:b/>
-          <w:bCs/>
-        </w:rPr>
-        <w:t xml:space="preserve">Courts.</w:t>
-      </w:r>
-      <w:r>
-        <w:t xml:space="preserve"> If the dispute is not resolved within 30 days after a mediator is appointed, either Party may refer it to the courts under clause 25.9.</w:t>
-      </w:r>
-    </w:p>
-    <w:p>
-      <w:pPr>
-        <w:tabs>
-          <w:tab w:val="left" w:pos="720"/>
-        </w:tabs>
-        <w:spacing w:after="120"/>
-        <w:ind w:left="720" w:hanging="720"/>
-      </w:pPr>
-      <w:r>
-        <w:t xml:space="preserve">21.4	</w:t>
-      </w:r>
-      <w:r>
-        <w:t xml:space="preserve">Nothing in this clause 21 prevents a Party from seeking urgent interim relief from a court.</w:t>
-      </w:r>
-    </w:p>
-    <w:p>
-      <w:pPr>
-        <w:pStyle w:val="Heading1"/>
-        <w:keepNext/>
-      </w:pPr>
-      <w:r>
-        <w:t xml:space="preserve">22. Notices and domicilium</w:t>
-      </w:r>
-    </w:p>
-    <w:p>
-      <w:pPr>
-        <w:tabs>
-          <w:tab w:val="left" w:pos="720"/>
-        </w:tabs>
-        <w:spacing w:after="120"/>
-        <w:ind w:left="720" w:hanging="720"/>
-      </w:pPr>
-      <w:r>
-        <w:t xml:space="preserve">22.1	</w:t>
-      </w:r>
-      <w:r>
-        <w:t xml:space="preserve">Each Party chooses the physical and email addresses in the Parties block as its address for notices and its domicilium citandi et executandi. A Party may change its address by written notice to the other.</w:t>
-      </w:r>
-    </w:p>
-    <w:p>
-      <w:pPr>
-        <w:tabs>
-          <w:tab w:val="left" w:pos="720"/>
-        </w:tabs>
-        <w:spacing w:after="120"/>
-        <w:ind w:left="720" w:hanging="720"/>
-      </w:pPr>
-      <w:r>
-        <w:t xml:space="preserve">22.2	</w:t>
-      </w:r>
-      <w:r>
-        <w:t xml:space="preserve">Notices by email are valid. An email is received when it enters the recipient's information system, as set out in section 23 of the ECT Act, unless the sender receives an automated delivery-failure message.</w:t>
-      </w:r>
-    </w:p>
-    <w:p>
-      <w:pPr>
-        <w:tabs>
-          <w:tab w:val="left" w:pos="720"/>
-        </w:tabs>
-        <w:spacing w:after="120"/>
-        <w:ind w:left="720" w:hanging="720"/>
-      </w:pPr>
-      <w:r>
-        <w:t xml:space="preserve">22.3	</w:t>
-      </w:r>
-      <w:r>
-        <w:t xml:space="preserve">Despite clause 22.2, legal process must be served at the physical address.</w:t>
-      </w:r>
-    </w:p>
-    <w:p>
-      <w:pPr>
-        <w:pStyle w:val="Heading1"/>
-        <w:keepNext/>
-      </w:pPr>
-      <w:r>
-        <w:t xml:space="preserve">23. Consumer Protection Act</w:t>
-      </w:r>
-    </w:p>
-    <w:p>
-      <w:pPr>
-        <w:tabs>
-          <w:tab w:val="left" w:pos="720"/>
-        </w:tabs>
-        <w:spacing w:after="120"/>
-        <w:ind w:left="720" w:hanging="720"/>
-      </w:pPr>
-      <w:r>
-        <w:t xml:space="preserve">23.1	</w:t>
-      </w:r>
-      <w:r>
-        <w:rPr>
-          <w:b/>
-          <w:bCs/>
-        </w:rPr>
-        <w:t xml:space="preserve">Client status.</w:t>
-      </w:r>
-      <w:r>
-        <w:t xml:space="preserve"> The Client declares in Schedule 1 its legal form and whether it is a juristic person whose asset value or annual turnover is at or above the threshold determined under section 6 of the Consumer Protection Act 68 of 2008 (currently R2,000,000). The Client will tell Lead Velocity in writing if that status changes.</w:t>
-      </w:r>
-    </w:p>
-    <w:p>
-      <w:pPr>
-        <w:tabs>
-          <w:tab w:val="left" w:pos="720"/>
-        </w:tabs>
-        <w:spacing w:after="120"/>
-        <w:ind w:left="720" w:hanging="720"/>
-      </w:pPr>
-      <w:r>
-        <w:t xml:space="preserve">23.2	</w:t>
-      </w:r>
-      <w:r>
-        <w:rPr>
-          <w:b/>
-          <w:bCs/>
-        </w:rPr>
-        <w:t xml:space="preserve">Where the CPA applies.</w:t>
-      </w:r>
-      <w:r>
-        <w:t xml:space="preserve"> If the Consumer Protection Act applies to this Agreement (for example, because the Client is a natural person or a juristic person below the threshold):</w:t>
-      </w:r>
-    </w:p>
-    <w:p>
-      <w:pPr>
-        <w:tabs>
-          <w:tab w:val="left" w:pos="1287"/>
-        </w:tabs>
-        <w:spacing w:after="80"/>
-        <w:ind w:left="1287" w:hanging="567"/>
-      </w:pPr>
-      <w:r>
-        <w:t xml:space="preserve">(a)	</w:t>
-      </w:r>
-      <w:r>
-        <w:t xml:space="preserve">nothing in this Agreement limits any right the Client has under that Act that cannot lawfully be limited;</w:t>
-      </w:r>
-    </w:p>
-    <w:p>
-      <w:pPr>
-        <w:tabs>
-          <w:tab w:val="left" w:pos="1287"/>
-        </w:tabs>
-        <w:spacing w:after="80"/>
-        <w:ind w:left="1287" w:hanging="567"/>
-      </w:pPr>
-      <w:r>
-        <w:t xml:space="preserve">(b)	</w:t>
-      </w:r>
-      <w:r>
-        <w:t xml:space="preserve">the rule in clause 11.3 that fees for a started Billing Cycle are not refunded operates as a reasonable cancellation charge under section 17 of that Act, reflecting media spend that Lead Velocity has already committed for the Billing Cycle, and Lead Velocity will credit or refund any part of that Fee that exceeds such a reasonable charge;</w:t>
-      </w:r>
-    </w:p>
-    <w:p>
-      <w:pPr>
-        <w:tabs>
-          <w:tab w:val="left" w:pos="1287"/>
-        </w:tabs>
-        <w:spacing w:after="80"/>
-        <w:ind w:left="1287" w:hanging="567"/>
-      </w:pPr>
-      <w:r>
-        <w:t xml:space="preserve">(c)	</w:t>
-      </w:r>
-      <w:r>
-        <w:t xml:space="preserve">if section 14 of that Act applies, the Client may cancel on the notice that section allows; and</w:t>
-      </w:r>
-    </w:p>
-    <w:p>
-      <w:pPr>
-        <w:tabs>
-          <w:tab w:val="left" w:pos="1287"/>
-        </w:tabs>
-        <w:spacing w:after="80"/>
-        <w:ind w:left="1287" w:hanging="567"/>
-      </w:pPr>
-      <w:r>
-        <w:t xml:space="preserve">(d)	</w:t>
-      </w:r>
-      <w:r>
-        <w:t xml:space="preserve">the Client confirms that clauses 6.3, 7, 11.3, 15 and 16 were drawn to its attention in plain language before signing.</w:t>
+        <w:t xml:space="preserve">[LAWYER REVIEW (D6): Confirm that smoker status is "health" information under s26 and that the in-chat consent line meets s27(1)(a) and the definition of "consent" in s1 (voluntary, specific, informed). Confirm retention: suggest deleting it from Lead Velocity's records 30 days after the appointment.]</w:t>
+      </w:r>
+    </w:p>
+    <w:p>
+      <w:pPr>
+        <w:tabs>
+          <w:tab w:val="left" w:pos="720"/>
+        </w:tabs>
+        <w:spacing w:after="120"/>
+        <w:ind w:left="720" w:hanging="720"/>
+      </w:pPr>
+      <w:r>
+        <w:t xml:space="preserve">13.3	</w:t>
+      </w:r>
+      <w:r>
+        <w:rPr>
+          <w:b/>
+          <w:bCs/>
+        </w:rPr>
+        <w:t xml:space="preserve">Origin Records.</w:t>
+      </w:r>
+      <w:r>
+        <w:t xml:space="preserve"> The Client cannot require Lead Velocity to delete or amend its Origin Records, which Lead Velocity keeps for the periods set out in Schedule 4.</w:t>
+      </w:r>
+    </w:p>
+    <w:p>
+      <w:pPr>
+        <w:tabs>
+          <w:tab w:val="left" w:pos="720"/>
+        </w:tabs>
+        <w:spacing w:after="120"/>
+        <w:ind w:left="720" w:hanging="720"/>
+      </w:pPr>
+      <w:r>
+        <w:t xml:space="preserve">13.4	</w:t>
+      </w:r>
+      <w:r>
+        <w:rPr>
+          <w:b/>
+          <w:bCs/>
+        </w:rPr>
+        <w:t xml:space="preserve">Data subject requests and opt-outs.</w:t>
+      </w:r>
+      <w:r>
+        <w:t xml:space="preserve"> Each Party handles data subject requests, objections and opt-outs for its own processing. Each Party will notify the other in writing within 2 Business Days of any opt-out, objection or deletion request it receives that affects the other's processing.</w:t>
+      </w:r>
+    </w:p>
+    <w:p>
+      <w:pPr>
+        <w:tabs>
+          <w:tab w:val="left" w:pos="720"/>
+        </w:tabs>
+        <w:spacing w:after="120"/>
+        <w:ind w:left="720" w:hanging="720"/>
+      </w:pPr>
+      <w:r>
+        <w:t xml:space="preserve">13.5	</w:t>
+      </w:r>
+      <w:r>
+        <w:rPr>
+          <w:b/>
+          <w:bCs/>
+        </w:rPr>
+        <w:t xml:space="preserve">Direct marketing and the opt-out registry.</w:t>
+      </w:r>
+      <w:r>
+        <w:t xml:space="preserve"> Each Party is responsible for its own compliance with section 69 of POPIA and section 11 of the Consumer Protection Act. Lead Velocity will check each Consumer against the National Consumer Commission opt-out registry before its first contact with that Consumer. The Client is responsible for registry checks for its own later direct marketing. If a Delivered Qualified Lead is found to have been blocked on the registry at the time of Delivery, it is treated as not Delivered and does not count toward the Committed Leads. The Consumer's consent at the point of enquiry covers contact by the Client about the Consumer's enquiry about insurance and financial planning only. Any other direct marketing by the Client needs its own lawful basis.</w:t>
       </w:r>
     </w:p>
     <w:p>
@@ -5048,7 +4441,1063 @@
           <w:sz w:val="18"/>
           <w:szCs w:val="18"/>
         </w:rPr>
-        <w:t xml:space="preserve">[LAWYER REVIEW: CPA status (research-memo.md §7, R9). A natural person trading under a practice name is not a juristic person, so the R2m exemption does not apply and the CPA (s14, s17, s48 to s51, s54) may apply in full. Recommend contracting with the Client's juristic entity where one exists. Confirm the s17 "reasonable charge" framing in 23.2(b), whether s54 collides with the sole-remedy rule in 6.3, and whether clauses 15 and 16 should be initialled under s49.]</w:t>
+        <w:t xml:space="preserve">[LAWYER REVIEW: The NCC's stated position is that a registry block overrides earlier consent (research-memo.md §7, R12). Confirm current registration and cleansing deadlines and the allocation in this clause. Consent text v3 (7 Oct 2026) widens "life cover" to "insurance and financial planning": confirm this is still "specific" enough under POPIA s1 and s69.]</w:t>
+      </w:r>
+    </w:p>
+    <w:p>
+      <w:pPr>
+        <w:tabs>
+          <w:tab w:val="left" w:pos="720"/>
+        </w:tabs>
+        <w:spacing w:after="120"/>
+        <w:ind w:left="720" w:hanging="720"/>
+      </w:pPr>
+      <w:r>
+        <w:t xml:space="preserve">13.6	</w:t>
+      </w:r>
+      <w:r>
+        <w:rPr>
+          <w:b/>
+          <w:bCs/>
+        </w:rPr>
+        <w:t xml:space="preserve">Security.</w:t>
+      </w:r>
+      <w:r>
+        <w:t xml:space="preserve"> Each Party will maintain appropriate, reasonable technical and organisational measures to secure Lead Data in its possession, as required by section 19 of POPIA, and will share Lead Data only through the secure channels set out in Schedule 4.</w:t>
+      </w:r>
+    </w:p>
+    <w:p>
+      <w:pPr>
+        <w:tabs>
+          <w:tab w:val="left" w:pos="720"/>
+        </w:tabs>
+        <w:spacing w:after="120"/>
+        <w:ind w:left="720" w:hanging="720"/>
+      </w:pPr>
+      <w:r>
+        <w:t xml:space="preserve">13.7	</w:t>
+      </w:r>
+      <w:r>
+        <w:rPr>
+          <w:b/>
+          <w:bCs/>
+        </w:rPr>
+        <w:t xml:space="preserve">Breach notification.</w:t>
+      </w:r>
+      <w:r>
+        <w:t xml:space="preserve"> If either Party has reasonable grounds to believe that Lead Data received from or shared with the other Party has been accessed or acquired by an unauthorised person, it will notify the other Party in writing within 24 hours, cooperate reasonably, and make its own notifications to the Information Regulator and data subjects under section 22 of POPIA.</w:t>
+      </w:r>
+    </w:p>
+    <w:p>
+      <w:pPr>
+        <w:tabs>
+          <w:tab w:val="left" w:pos="720"/>
+        </w:tabs>
+        <w:spacing w:after="120"/>
+        <w:ind w:left="720" w:hanging="720"/>
+      </w:pPr>
+      <w:r>
+        <w:t xml:space="preserve">13.8	</w:t>
+      </w:r>
+      <w:r>
+        <w:rPr>
+          <w:b/>
+          <w:bCs/>
+        </w:rPr>
+        <w:t xml:space="preserve">Cross-border transfers.</w:t>
+      </w:r>
+      <w:r>
+        <w:t xml:space="preserve"> The Client acknowledges that Lead Velocity's advertising platforms, messaging and hosting providers may process Lead Data outside South Africa. Lead Velocity will transfer Lead Data across borders only as permitted by section 72 of POPIA.</w:t>
+      </w:r>
+    </w:p>
+    <w:p>
+      <w:pPr>
+        <w:tabs>
+          <w:tab w:val="left" w:pos="720"/>
+        </w:tabs>
+        <w:spacing w:after="120"/>
+        <w:ind w:left="720" w:hanging="720"/>
+      </w:pPr>
+      <w:r>
+        <w:t xml:space="preserve">13.9	</w:t>
+      </w:r>
+      <w:r>
+        <w:t xml:space="preserve">Schedule 4 sets out further data sharing terms.</w:t>
+      </w:r>
+    </w:p>
+    <w:p>
+      <w:pPr>
+        <w:tabs>
+          <w:tab w:val="left" w:pos="720"/>
+        </w:tabs>
+        <w:spacing w:after="120"/>
+        <w:ind w:left="720" w:hanging="720"/>
+      </w:pPr>
+      <w:r>
+        <w:t xml:space="preserve">13.10	</w:t>
+      </w:r>
+      <w:r>
+        <w:rPr>
+          <w:b/>
+          <w:bCs/>
+        </w:rPr>
+        <w:t xml:space="preserve">Limited operator processing.</w:t>
+      </w:r>
+      <w:r>
+        <w:t xml:space="preserve"> To the extent that Lead Velocity, after Delivery, books an appointment into the Client's calendar or sends appointment reminders on the Client's behalf, Lead Velocity processes that personal information as the Client's operator for that limited purpose only. For that processing Lead Velocity will: (a) process only with the Client's authority and for that purpose; (b) treat the information as confidential; (c) maintain the security measures in section 19 of POPIA; and (d) notify the Client immediately if it reasonably believes the information has been accessed or acquired by an unauthorised person, as required by sections 20 and 21 of POPIA.</w:t>
+      </w:r>
+    </w:p>
+    <w:p>
+      <w:pPr>
+        <w:pBdr>
+          <w:left w:val="single" w:color="A6A6A6" w:sz="18" w:space="6"/>
+        </w:pBdr>
+        <w:shd w:fill="F2F2F2" w:color="auto" w:val="clear"/>
+        <w:spacing w:after="160" w:before="60"/>
+        <w:ind w:left="720" w:right="0"/>
+      </w:pPr>
+      <w:r>
+        <w:rPr>
+          <w:i/>
+          <w:iCs/>
+          <w:color w:val="595959"/>
+          <w:sz w:val="18"/>
+          <w:szCs w:val="18"/>
+        </w:rPr>
+        <w:t xml:space="preserve">[LAWYER REVIEW: Narrow s20/s21 operator clause (research-memo.md R7). Departs from the brief's "neither is the other's operator".]</w:t>
+      </w:r>
+    </w:p>
+    <w:p>
+      <w:pPr>
+        <w:pStyle w:val="Heading1"/>
+        <w:keepNext/>
+      </w:pPr>
+      <w:r>
+        <w:t xml:space="preserve">14. Client obligations and warranties</w:t>
+      </w:r>
+    </w:p>
+    <w:p>
+      <w:pPr>
+        <w:tabs>
+          <w:tab w:val="left" w:pos="720"/>
+        </w:tabs>
+        <w:spacing w:after="120"/>
+        <w:ind w:left="720" w:hanging="720"/>
+      </w:pPr>
+      <w:r>
+        <w:t xml:space="preserve">14.1	</w:t>
+      </w:r>
+      <w:r>
+        <w:t xml:space="preserve">The Client warrants that, on the Signature Date and for the whole of this Agreement:</w:t>
+      </w:r>
+    </w:p>
+    <w:p>
+      <w:pPr>
+        <w:tabs>
+          <w:tab w:val="left" w:pos="1287"/>
+        </w:tabs>
+        <w:spacing w:after="80"/>
+        <w:ind w:left="1287" w:hanging="567"/>
+      </w:pPr>
+      <w:r>
+        <w:t xml:space="preserve">(a)	</w:t>
+      </w:r>
+      <w:r>
+        <w:t xml:space="preserve">it holds and will maintain a valid FSP Licence with the categories and subcategories needed to advise on the Financial Products it discusses with Qualified Leads;</w:t>
+      </w:r>
+    </w:p>
+    <w:p>
+      <w:pPr>
+        <w:tabs>
+          <w:tab w:val="left" w:pos="1287"/>
+        </w:tabs>
+        <w:spacing w:after="80"/>
+        <w:ind w:left="1287" w:hanging="567"/>
+      </w:pPr>
+      <w:r>
+        <w:t xml:space="preserve">(b)	</w:t>
+      </w:r>
+      <w:r>
+        <w:t xml:space="preserve">every person who takes appointments with Qualified Leads is properly authorised, meets the fit and proper requirements, and is not debarred; and</w:t>
+      </w:r>
+    </w:p>
+    <w:p>
+      <w:pPr>
+        <w:tabs>
+          <w:tab w:val="left" w:pos="1287"/>
+        </w:tabs>
+        <w:spacing w:after="80"/>
+        <w:ind w:left="1287" w:hanging="567"/>
+      </w:pPr>
+      <w:r>
+        <w:t xml:space="preserve">(c)	</w:t>
+      </w:r>
+      <w:r>
+        <w:t xml:space="preserve">it complies, and will comply, with the FAIS Act, the General Code of Conduct, POPIA and all other Applicable Law.</w:t>
+      </w:r>
+    </w:p>
+    <w:p>
+      <w:pPr>
+        <w:tabs>
+          <w:tab w:val="left" w:pos="720"/>
+        </w:tabs>
+        <w:spacing w:after="120"/>
+        <w:ind w:left="720" w:hanging="720"/>
+      </w:pPr>
+      <w:r>
+        <w:t xml:space="preserve">14.2	</w:t>
+      </w:r>
+      <w:r>
+        <w:t xml:space="preserve">The Client is solely responsible for all Advice, needs analysis, suitability assessment, disclosures, product selection, quotations, applications, record-keeping and complaints handling, and for all its dealings with Consumers after Delivery.</w:t>
+      </w:r>
+    </w:p>
+    <w:p>
+      <w:pPr>
+        <w:tabs>
+          <w:tab w:val="left" w:pos="720"/>
+        </w:tabs>
+        <w:spacing w:after="120"/>
+        <w:ind w:left="720" w:hanging="720"/>
+      </w:pPr>
+      <w:r>
+        <w:t xml:space="preserve">14.3	</w:t>
+      </w:r>
+      <w:r>
+        <w:t xml:space="preserve">The Client will:</w:t>
+      </w:r>
+    </w:p>
+    <w:p>
+      <w:pPr>
+        <w:tabs>
+          <w:tab w:val="left" w:pos="1287"/>
+        </w:tabs>
+        <w:spacing w:after="80"/>
+        <w:ind w:left="1287" w:hanging="567"/>
+      </w:pPr>
+      <w:r>
+        <w:t xml:space="preserve">(a)	</w:t>
+      </w:r>
+      <w:r>
+        <w:t xml:space="preserve">provide and keep accurate and up to date its calendar availability (by connecting its Microsoft Outlook calendar), profile, photograph, biography and FSP details for the Intro Card;</w:t>
+      </w:r>
+    </w:p>
+    <w:p>
+      <w:pPr>
+        <w:tabs>
+          <w:tab w:val="left" w:pos="1287"/>
+        </w:tabs>
+        <w:spacing w:after="80"/>
+        <w:ind w:left="1287" w:hanging="567"/>
+      </w:pPr>
+      <w:r>
+        <w:t xml:space="preserve">(b)	</w:t>
+      </w:r>
+      <w:r>
+        <w:t xml:space="preserve">attend every booked appointment at the booked time and by the booked method;</w:t>
+      </w:r>
+    </w:p>
+    <w:p>
+      <w:pPr>
+        <w:tabs>
+          <w:tab w:val="left" w:pos="1287"/>
+        </w:tabs>
+        <w:spacing w:after="80"/>
+        <w:ind w:left="1287" w:hanging="567"/>
+      </w:pPr>
+      <w:r>
+        <w:t xml:space="preserve">(c)	</w:t>
+      </w:r>
+      <w:r>
+        <w:t xml:space="preserve">tell Lead Velocity, within </w:t>
+      </w:r>
+      <w:r>
+        <w:rPr>
+          <w:highlight w:val="yellow"/>
+          <w:highlightCs w:val="yellow"/>
+        </w:rPr>
+        <w:t xml:space="preserve">[24 hours]</w:t>
+      </w:r>
+      <w:r>
+        <w:t xml:space="preserve"> after each appointment and using the method Lead Velocity provides, whether the Consumer attended and could be contacted, and give no other outcome information (clause 8.4); and</w:t>
+      </w:r>
+    </w:p>
+    <w:p>
+      <w:pPr>
+        <w:tabs>
+          <w:tab w:val="left" w:pos="1287"/>
+        </w:tabs>
+        <w:spacing w:after="80"/>
+        <w:ind w:left="1287" w:hanging="567"/>
+      </w:pPr>
+      <w:r>
+        <w:t xml:space="preserve">(d)	</w:t>
+      </w:r>
+      <w:r>
+        <w:t xml:space="preserve">give its own FAIS disclosures to each Consumer, which the Intro Card does not replace.</w:t>
+      </w:r>
+    </w:p>
+    <w:p>
+      <w:pPr>
+        <w:tabs>
+          <w:tab w:val="left" w:pos="720"/>
+        </w:tabs>
+        <w:spacing w:after="120"/>
+        <w:ind w:left="720" w:hanging="720"/>
+      </w:pPr>
+      <w:r>
+        <w:t xml:space="preserve">14.4	</w:t>
+      </w:r>
+      <w:r>
+        <w:t xml:space="preserve">The Client will not ask Lead Velocity to do anything that would amount to Advice or Intermediary Services, or to describe any Financial Product, insurer, premium or cover amount in any Campaign or message.</w:t>
+      </w:r>
+    </w:p>
+    <w:p>
+      <w:pPr>
+        <w:tabs>
+          <w:tab w:val="left" w:pos="720"/>
+        </w:tabs>
+        <w:spacing w:after="120"/>
+        <w:ind w:left="720" w:hanging="720"/>
+      </w:pPr>
+      <w:r>
+        <w:t xml:space="preserve">14.5	</w:t>
+      </w:r>
+      <w:r>
+        <w:t xml:space="preserve">If the Client misses a booked appointment, the Qualified Lead remains Delivered. Lead Velocity may, at its discretion, offer the Consumer a new appointment with the Client.</w:t>
+      </w:r>
+    </w:p>
+    <w:p>
+      <w:pPr>
+        <w:pStyle w:val="Heading1"/>
+        <w:keepNext/>
+      </w:pPr>
+      <w:r>
+        <w:t xml:space="preserve">15. No guarantee of outcomes</w:t>
+      </w:r>
+    </w:p>
+    <w:p>
+      <w:pPr>
+        <w:tabs>
+          <w:tab w:val="left" w:pos="720"/>
+        </w:tabs>
+        <w:spacing w:after="120"/>
+        <w:ind w:left="720" w:hanging="720"/>
+      </w:pPr>
+      <w:r>
+        <w:t xml:space="preserve">15.1	</w:t>
+      </w:r>
+      <w:r>
+        <w:t xml:space="preserve">Lead Velocity gives no warranty or guarantee of attendance, suitability, sales, conversions, revenue, policies, commission or any other outcome.</w:t>
+      </w:r>
+    </w:p>
+    <w:p>
+      <w:pPr>
+        <w:tabs>
+          <w:tab w:val="left" w:pos="720"/>
+        </w:tabs>
+        <w:spacing w:after="120"/>
+        <w:ind w:left="720" w:hanging="720"/>
+      </w:pPr>
+      <w:r>
+        <w:t xml:space="preserve">15.2	</w:t>
+      </w:r>
+      <w:r>
+        <w:t xml:space="preserve">Any estimate, example or projection Lead Velocity gives (for example, attendance or conversion rates) is for planning only and does not form part of this Agreement.</w:t>
+      </w:r>
+    </w:p>
+    <w:p>
+      <w:pPr>
+        <w:pStyle w:val="Heading1"/>
+        <w:keepNext/>
+      </w:pPr>
+      <w:r>
+        <w:t xml:space="preserve">16. Liability and indemnity</w:t>
+      </w:r>
+    </w:p>
+    <w:p>
+      <w:pPr>
+        <w:spacing w:after="120"/>
+      </w:pPr>
+      <w:r>
+        <w:rPr>
+          <w:b/>
+          <w:bCs/>
+        </w:rPr>
+        <w:t xml:space="preserve">IMPORTANT: This clause limits Lead Velocity's liability and requires the Client to indemnify Lead Velocity. Please read it carefully.</w:t>
+      </w:r>
+    </w:p>
+    <w:p>
+      <w:pPr>
+        <w:tabs>
+          <w:tab w:val="left" w:pos="720"/>
+        </w:tabs>
+        <w:spacing w:after="120"/>
+        <w:ind w:left="720" w:hanging="720"/>
+      </w:pPr>
+      <w:r>
+        <w:t xml:space="preserve">16.1	</w:t>
+      </w:r>
+      <w:r>
+        <w:rPr>
+          <w:b/>
+          <w:bCs/>
+        </w:rPr>
+        <w:t xml:space="preserve">Cap.</w:t>
+      </w:r>
+      <w:r>
+        <w:t xml:space="preserve"> Lead Velocity's total liability to the Client for all claims arising under or in connection with this Agreement, whether in contract, delict or otherwise, is limited to the Fees paid by the Client for the Billing Cycle in which the claim arose.</w:t>
+      </w:r>
+    </w:p>
+    <w:p>
+      <w:pPr>
+        <w:tabs>
+          <w:tab w:val="left" w:pos="720"/>
+        </w:tabs>
+        <w:spacing w:after="120"/>
+        <w:ind w:left="720" w:hanging="720"/>
+      </w:pPr>
+      <w:r>
+        <w:t xml:space="preserve">16.2	</w:t>
+      </w:r>
+      <w:r>
+        <w:rPr>
+          <w:b/>
+          <w:bCs/>
+        </w:rPr>
+        <w:t xml:space="preserve">Excluded loss.</w:t>
+      </w:r>
+      <w:r>
+        <w:t xml:space="preserve"> Lead Velocity is not liable for any indirect, special or consequential loss, or for any loss of profit, revenue, commission, business or goodwill, however caused.</w:t>
+      </w:r>
+    </w:p>
+    <w:p>
+      <w:pPr>
+        <w:tabs>
+          <w:tab w:val="left" w:pos="720"/>
+        </w:tabs>
+        <w:spacing w:after="120"/>
+        <w:ind w:left="720" w:hanging="720"/>
+      </w:pPr>
+      <w:r>
+        <w:t xml:space="preserve">16.3	</w:t>
+      </w:r>
+      <w:r>
+        <w:rPr>
+          <w:b/>
+          <w:bCs/>
+        </w:rPr>
+        <w:t xml:space="preserve">What is not limited.</w:t>
+      </w:r>
+      <w:r>
+        <w:t xml:space="preserve"> Nothing in this Agreement limits or excludes either Party's liability for fraud, wilful misconduct or gross negligence, or any liability that cannot lawfully be limited or excluded.</w:t>
+      </w:r>
+    </w:p>
+    <w:p>
+      <w:pPr>
+        <w:tabs>
+          <w:tab w:val="left" w:pos="720"/>
+        </w:tabs>
+        <w:spacing w:after="120"/>
+        <w:ind w:left="720" w:hanging="720"/>
+      </w:pPr>
+      <w:r>
+        <w:t xml:space="preserve">16.4	</w:t>
+      </w:r>
+      <w:r>
+        <w:rPr>
+          <w:b/>
+          <w:bCs/>
+        </w:rPr>
+        <w:t xml:space="preserve">Client indemnity.</w:t>
+      </w:r>
+      <w:r>
+        <w:t xml:space="preserve"> The Client indemnifies Lead Velocity and its directors, employees and contractors against all claims, losses, fines, penalties, costs (including legal costs on the attorney-and-own-client scale) and liabilities arising from:</w:t>
+      </w:r>
+    </w:p>
+    <w:p>
+      <w:pPr>
+        <w:tabs>
+          <w:tab w:val="left" w:pos="1287"/>
+        </w:tabs>
+        <w:spacing w:after="80"/>
+        <w:ind w:left="1287" w:hanging="567"/>
+      </w:pPr>
+      <w:r>
+        <w:t xml:space="preserve">(a)	</w:t>
+      </w:r>
+      <w:r>
+        <w:t xml:space="preserve">any Advice or Financial Services rendered by the Client or its Representatives;</w:t>
+      </w:r>
+    </w:p>
+    <w:p>
+      <w:pPr>
+        <w:tabs>
+          <w:tab w:val="left" w:pos="1287"/>
+        </w:tabs>
+        <w:spacing w:after="80"/>
+        <w:ind w:left="1287" w:hanging="567"/>
+      </w:pPr>
+      <w:r>
+        <w:t xml:space="preserve">(b)	</w:t>
+      </w:r>
+      <w:r>
+        <w:t xml:space="preserve">the Client's handling of any Qualified Lead or Lead Data after Delivery;</w:t>
+      </w:r>
+    </w:p>
+    <w:p>
+      <w:pPr>
+        <w:tabs>
+          <w:tab w:val="left" w:pos="1287"/>
+        </w:tabs>
+        <w:spacing w:after="80"/>
+        <w:ind w:left="1287" w:hanging="567"/>
+      </w:pPr>
+      <w:r>
+        <w:t xml:space="preserve">(c)	</w:t>
+      </w:r>
+      <w:r>
+        <w:t xml:space="preserve">the Client's breach of Applicable Law; or</w:t>
+      </w:r>
+    </w:p>
+    <w:p>
+      <w:pPr>
+        <w:tabs>
+          <w:tab w:val="left" w:pos="1287"/>
+        </w:tabs>
+        <w:spacing w:after="80"/>
+        <w:ind w:left="1287" w:hanging="567"/>
+      </w:pPr>
+      <w:r>
+        <w:t xml:space="preserve">(d)	</w:t>
+      </w:r>
+      <w:r>
+        <w:t xml:space="preserve">the Client's breach of this Agreement.</w:t>
+      </w:r>
+    </w:p>
+    <w:p>
+      <w:pPr>
+        <w:pBdr>
+          <w:left w:val="single" w:color="A6A6A6" w:sz="18" w:space="6"/>
+        </w:pBdr>
+        <w:shd w:fill="F2F2F2" w:color="auto" w:val="clear"/>
+        <w:spacing w:after="160" w:before="60"/>
+        <w:ind w:left="720" w:right="0"/>
+      </w:pPr>
+      <w:r>
+        <w:rPr>
+          <w:i/>
+          <w:iCs/>
+          <w:color w:val="595959"/>
+          <w:sz w:val="18"/>
+          <w:szCs w:val="18"/>
+        </w:rPr>
+        <w:t xml:space="preserve">[LAWYER REVIEW: Liability cap, exclusions and indemnity. If the Client is a natural person or a small juristic person, the CPA may apply (see clause 23); s48, s49 and s51 then require these terms to be fair, drawn to the Client's attention in plain language, and not to exclude liability for gross negligence. Confirm enforceability and whether a reciprocal indemnity by Lead Velocity is commercially needed.]</w:t>
+      </w:r>
+    </w:p>
+    <w:p>
+      <w:pPr>
+        <w:pStyle w:val="Heading1"/>
+        <w:keepNext/>
+      </w:pPr>
+      <w:r>
+        <w:t xml:space="preserve">17. Intellectual property and Client Materials</w:t>
+      </w:r>
+    </w:p>
+    <w:p>
+      <w:pPr>
+        <w:tabs>
+          <w:tab w:val="left" w:pos="720"/>
+        </w:tabs>
+        <w:spacing w:after="120"/>
+        <w:ind w:left="720" w:hanging="720"/>
+      </w:pPr>
+      <w:r>
+        <w:t xml:space="preserve">17.1	</w:t>
+      </w:r>
+      <w:r>
+        <w:rPr>
+          <w:b/>
+          <w:bCs/>
+        </w:rPr>
+        <w:t xml:space="preserve">Lead Velocity's IP.</w:t>
+      </w:r>
+      <w:r>
+        <w:t xml:space="preserve"> Lead Velocity owns, and keeps all rights in, the SortMyCover brand, its advertising accounts, creative, landing pages, WhatsApp flows and templates, CRM, data models, audiences, Origin Records, anonymised performance data, and all other systems and intellectual property used to provide the Services. Nothing in this Agreement transfers any of these rights to the Client.</w:t>
+      </w:r>
+    </w:p>
+    <w:p>
+      <w:pPr>
+        <w:tabs>
+          <w:tab w:val="left" w:pos="720"/>
+        </w:tabs>
+        <w:spacing w:after="120"/>
+        <w:ind w:left="720" w:hanging="720"/>
+      </w:pPr>
+      <w:r>
+        <w:t xml:space="preserve">17.2	</w:t>
+      </w:r>
+      <w:r>
+        <w:rPr>
+          <w:b/>
+          <w:bCs/>
+        </w:rPr>
+        <w:t xml:space="preserve">Limited licence to the Client.</w:t>
+      </w:r>
+      <w:r>
+        <w:t xml:space="preserve"> The Client receives only the licence to use Delivered Qualified Leads in clause 12.3.</w:t>
+      </w:r>
+    </w:p>
+    <w:p>
+      <w:pPr>
+        <w:tabs>
+          <w:tab w:val="left" w:pos="720"/>
+        </w:tabs>
+        <w:spacing w:after="120"/>
+        <w:ind w:left="720" w:hanging="720"/>
+      </w:pPr>
+      <w:r>
+        <w:t xml:space="preserve">17.3	</w:t>
+      </w:r>
+      <w:r>
+        <w:rPr>
+          <w:b/>
+          <w:bCs/>
+        </w:rPr>
+        <w:t xml:space="preserve">Client Materials.</w:t>
+      </w:r>
+      <w:r>
+        <w:t xml:space="preserve"> The Client grants Lead Velocity a non-exclusive, royalty-free licence, for the duration of this Agreement, to use the Client Materials only in the Intro Card and in WhatsApp messages to Consumers who are being introduced to the Client. Lead Velocity will not use the Client Materials in any advertisement or landing page, which remain broker-neutral.</w:t>
+      </w:r>
+    </w:p>
+    <w:p>
+      <w:pPr>
+        <w:tabs>
+          <w:tab w:val="left" w:pos="720"/>
+        </w:tabs>
+        <w:spacing w:after="120"/>
+        <w:ind w:left="720" w:hanging="720"/>
+      </w:pPr>
+      <w:r>
+        <w:t xml:space="preserve">17.4	</w:t>
+      </w:r>
+      <w:r>
+        <w:t xml:space="preserve">The Client warrants that it has the right to grant the licence in clause 17.3. Lead Velocity will stop using the Client Materials for new messages within 2 Business Days after this Agreement ends, and will delete them within 30 days, except for copies held in message logs as Origin Records.</w:t>
+      </w:r>
+    </w:p>
+    <w:p>
+      <w:pPr>
+        <w:pStyle w:val="Heading1"/>
+        <w:keepNext/>
+      </w:pPr>
+      <w:r>
+        <w:t xml:space="preserve">18. Confidentiality</w:t>
+      </w:r>
+    </w:p>
+    <w:p>
+      <w:pPr>
+        <w:tabs>
+          <w:tab w:val="left" w:pos="720"/>
+        </w:tabs>
+        <w:spacing w:after="120"/>
+        <w:ind w:left="720" w:hanging="720"/>
+      </w:pPr>
+      <w:r>
+        <w:t xml:space="preserve">18.1	</w:t>
+      </w:r>
+      <w:r>
+        <w:t xml:space="preserve">Each Party will keep confidential, and use only for this Agreement, all non-public information of the other Party that it receives under this Agreement, including pricing, Campaign data, performance data, systems and business methods.</w:t>
+      </w:r>
+    </w:p>
+    <w:p>
+      <w:pPr>
+        <w:tabs>
+          <w:tab w:val="left" w:pos="720"/>
+        </w:tabs>
+        <w:spacing w:after="120"/>
+        <w:ind w:left="720" w:hanging="720"/>
+      </w:pPr>
+      <w:r>
+        <w:t xml:space="preserve">18.2	</w:t>
+      </w:r>
+      <w:r>
+        <w:t xml:space="preserve">Clause 18.1 does not apply to information that is or becomes public other than through a breach of this Agreement, that the recipient already lawfully held, or that must be disclosed by law, a regulator or a court (in which case the recipient will, where lawful, give the other Party prior notice).</w:t>
+      </w:r>
+    </w:p>
+    <w:p>
+      <w:pPr>
+        <w:tabs>
+          <w:tab w:val="left" w:pos="720"/>
+        </w:tabs>
+        <w:spacing w:after="120"/>
+        <w:ind w:left="720" w:hanging="720"/>
+      </w:pPr>
+      <w:r>
+        <w:t xml:space="preserve">18.3	</w:t>
+      </w:r>
+      <w:r>
+        <w:t xml:space="preserve">This clause 18 survives for 3 years after this Agreement ends.</w:t>
+      </w:r>
+    </w:p>
+    <w:p>
+      <w:pPr>
+        <w:pStyle w:val="Heading1"/>
+        <w:keepNext/>
+      </w:pPr>
+      <w:r>
+        <w:t xml:space="preserve">19. Non-solicitation of staff</w:t>
+      </w:r>
+    </w:p>
+    <w:p>
+      <w:pPr>
+        <w:tabs>
+          <w:tab w:val="left" w:pos="720"/>
+        </w:tabs>
+        <w:spacing w:after="120"/>
+        <w:ind w:left="720" w:hanging="720"/>
+      </w:pPr>
+      <w:r>
+        <w:t xml:space="preserve">19.1	</w:t>
+      </w:r>
+      <w:r>
+        <w:rPr>
+          <w:highlight w:val="yellow"/>
+          <w:highlightCs w:val="yellow"/>
+        </w:rPr>
+        <w:t xml:space="preserve">[OPTIONAL — CONFIRM]</w:t>
+      </w:r>
+      <w:r>
+        <w:t xml:space="preserve"> During this Agreement and for 6 months after it ends, neither Party will directly solicit for employment any employee or contractor of the other Party who was involved in the Services, without the other Party's written consent. A general job advertisement is not solicitation.</w:t>
+      </w:r>
+    </w:p>
+    <w:p>
+      <w:pPr>
+        <w:pStyle w:val="Heading1"/>
+        <w:keepNext/>
+      </w:pPr>
+      <w:r>
+        <w:t xml:space="preserve">20. Force majeure</w:t>
+      </w:r>
+    </w:p>
+    <w:p>
+      <w:pPr>
+        <w:tabs>
+          <w:tab w:val="left" w:pos="720"/>
+        </w:tabs>
+        <w:spacing w:after="120"/>
+        <w:ind w:left="720" w:hanging="720"/>
+      </w:pPr>
+      <w:r>
+        <w:t xml:space="preserve">20.1	</w:t>
+      </w:r>
+      <w:r>
+        <w:t xml:space="preserve">Neither Party is liable for a delay or failure to perform (other than a payment obligation) caused by an event beyond its reasonable control, including: an outage, suspension, policy change or account restriction on an advertising or messaging platform (including Meta, Facebook, Instagram, WhatsApp and Google); internet or power failure, including load-shedding; a change in law or regulatory instruction; natural disaster; or civil unrest.</w:t>
+      </w:r>
+    </w:p>
+    <w:p>
+      <w:pPr>
+        <w:tabs>
+          <w:tab w:val="left" w:pos="720"/>
+        </w:tabs>
+        <w:spacing w:after="120"/>
+        <w:ind w:left="720" w:hanging="720"/>
+      </w:pPr>
+      <w:r>
+        <w:t xml:space="preserve">20.2	</w:t>
+      </w:r>
+      <w:r>
+        <w:t xml:space="preserve">The affected Party will notify the other promptly and take reasonable steps to limit the effect. A force majeure event never extends delivery beyond day 44 of a Billing Cycle. Delays to delivery are dealt with only under clause 6 (rollover on top of the next cycle, or refund on request).</w:t>
+      </w:r>
+    </w:p>
+    <w:p>
+      <w:pPr>
+        <w:tabs>
+          <w:tab w:val="left" w:pos="720"/>
+        </w:tabs>
+        <w:spacing w:after="120"/>
+        <w:ind w:left="720" w:hanging="720"/>
+      </w:pPr>
+      <w:r>
+        <w:t xml:space="preserve">20.3	</w:t>
+      </w:r>
+      <w:r>
+        <w:t xml:space="preserve">If a force majeure event prevents delivery for more than 30 consecutive days, either Party may terminate this Agreement by written notice, and clause 11.6 applies to any undelivered paid Qualified Leads.</w:t>
+      </w:r>
+    </w:p>
+    <w:p>
+      <w:pPr>
+        <w:pStyle w:val="Heading1"/>
+        <w:keepNext/>
+      </w:pPr>
+      <w:r>
+        <w:t xml:space="preserve">21. Dispute resolution</w:t>
+      </w:r>
+    </w:p>
+    <w:p>
+      <w:pPr>
+        <w:tabs>
+          <w:tab w:val="left" w:pos="720"/>
+        </w:tabs>
+        <w:spacing w:after="120"/>
+        <w:ind w:left="720" w:hanging="720"/>
+      </w:pPr>
+      <w:r>
+        <w:t xml:space="preserve">21.1	</w:t>
+      </w:r>
+      <w:r>
+        <w:rPr>
+          <w:b/>
+          <w:bCs/>
+        </w:rPr>
+        <w:t xml:space="preserve">Negotiation.</w:t>
+      </w:r>
+      <w:r>
+        <w:t xml:space="preserve"> A Party may refer any dispute arising under or in connection with this Agreement to the other in writing. Senior representatives of both Parties will meet (in person or virtually) within 5 Business Days to try to resolve it. For a dispute about a lead, Lead Velocity will first send the Dispute Evidence under clause 7.8.</w:t>
+      </w:r>
+    </w:p>
+    <w:p>
+      <w:pPr>
+        <w:tabs>
+          <w:tab w:val="left" w:pos="720"/>
+        </w:tabs>
+        <w:spacing w:after="120"/>
+        <w:ind w:left="720" w:hanging="720"/>
+      </w:pPr>
+      <w:r>
+        <w:t xml:space="preserve">21.2	</w:t>
+      </w:r>
+      <w:r>
+        <w:rPr>
+          <w:b/>
+          <w:bCs/>
+        </w:rPr>
+        <w:t xml:space="preserve">Mediation.</w:t>
+      </w:r>
+      <w:r>
+        <w:t xml:space="preserve"> If the dispute is not resolved within 10 Business Days of the referral, either Party may refer it to mediation by a mediator agreed by the Parties or, failing agreement within 5 Business Days, appointed by the Arbitration Foundation of Southern Africa (AFSA), unless the Parties agree otherwise. Each Party bears its own costs and half of the mediator's fees.</w:t>
+      </w:r>
+    </w:p>
+    <w:p>
+      <w:pPr>
+        <w:tabs>
+          <w:tab w:val="left" w:pos="720"/>
+        </w:tabs>
+        <w:spacing w:after="120"/>
+        <w:ind w:left="720" w:hanging="720"/>
+      </w:pPr>
+      <w:r>
+        <w:t xml:space="preserve">21.3	</w:t>
+      </w:r>
+      <w:r>
+        <w:rPr>
+          <w:b/>
+          <w:bCs/>
+        </w:rPr>
+        <w:t xml:space="preserve">Courts.</w:t>
+      </w:r>
+      <w:r>
+        <w:t xml:space="preserve"> If the dispute is not resolved within 30 days after a mediator is appointed, either Party may refer it to the courts under clause 25.9.</w:t>
+      </w:r>
+    </w:p>
+    <w:p>
+      <w:pPr>
+        <w:tabs>
+          <w:tab w:val="left" w:pos="720"/>
+        </w:tabs>
+        <w:spacing w:after="120"/>
+        <w:ind w:left="720" w:hanging="720"/>
+      </w:pPr>
+      <w:r>
+        <w:t xml:space="preserve">21.4	</w:t>
+      </w:r>
+      <w:r>
+        <w:t xml:space="preserve">Nothing in this clause 21 prevents a Party from seeking urgent interim relief from a court.</w:t>
+      </w:r>
+    </w:p>
+    <w:p>
+      <w:pPr>
+        <w:pStyle w:val="Heading1"/>
+        <w:keepNext/>
+      </w:pPr>
+      <w:r>
+        <w:t xml:space="preserve">22. Notices and domicilium</w:t>
+      </w:r>
+    </w:p>
+    <w:p>
+      <w:pPr>
+        <w:tabs>
+          <w:tab w:val="left" w:pos="720"/>
+        </w:tabs>
+        <w:spacing w:after="120"/>
+        <w:ind w:left="720" w:hanging="720"/>
+      </w:pPr>
+      <w:r>
+        <w:t xml:space="preserve">22.1	</w:t>
+      </w:r>
+      <w:r>
+        <w:t xml:space="preserve">Each Party chooses the physical and email addresses in the Parties block as its address for notices and its domicilium citandi et executandi. A Party may change its address by written notice to the other.</w:t>
+      </w:r>
+    </w:p>
+    <w:p>
+      <w:pPr>
+        <w:tabs>
+          <w:tab w:val="left" w:pos="720"/>
+        </w:tabs>
+        <w:spacing w:after="120"/>
+        <w:ind w:left="720" w:hanging="720"/>
+      </w:pPr>
+      <w:r>
+        <w:t xml:space="preserve">22.2	</w:t>
+      </w:r>
+      <w:r>
+        <w:t xml:space="preserve">Notices by email are valid. An email is received when it enters the recipient's information system, as set out in section 23 of the ECT Act, unless the sender receives an automated delivery-failure message.</w:t>
+      </w:r>
+    </w:p>
+    <w:p>
+      <w:pPr>
+        <w:tabs>
+          <w:tab w:val="left" w:pos="720"/>
+        </w:tabs>
+        <w:spacing w:after="120"/>
+        <w:ind w:left="720" w:hanging="720"/>
+      </w:pPr>
+      <w:r>
+        <w:t xml:space="preserve">22.3	</w:t>
+      </w:r>
+      <w:r>
+        <w:t xml:space="preserve">Despite clause 22.2, legal process must be served at the physical address.</w:t>
+      </w:r>
+    </w:p>
+    <w:p>
+      <w:pPr>
+        <w:pStyle w:val="Heading1"/>
+        <w:keepNext/>
+      </w:pPr>
+      <w:r>
+        <w:t xml:space="preserve">23. Consumer Protection Act</w:t>
+      </w:r>
+    </w:p>
+    <w:p>
+      <w:pPr>
+        <w:tabs>
+          <w:tab w:val="left" w:pos="720"/>
+        </w:tabs>
+        <w:spacing w:after="120"/>
+        <w:ind w:left="720" w:hanging="720"/>
+      </w:pPr>
+      <w:r>
+        <w:t xml:space="preserve">23.1	</w:t>
+      </w:r>
+      <w:r>
+        <w:rPr>
+          <w:b/>
+          <w:bCs/>
+        </w:rPr>
+        <w:t xml:space="preserve">Client status.</w:t>
+      </w:r>
+      <w:r>
+        <w:t xml:space="preserve"> The Client declares in Schedule 1 its legal form and whether it is a juristic person whose asset value or annual turnover is at or above the threshold determined under section 6 of the Consumer Protection Act 68 of 2008 (currently R2,000,000). The Client will tell Lead Velocity in writing if that status changes.</w:t>
+      </w:r>
+    </w:p>
+    <w:p>
+      <w:pPr>
+        <w:tabs>
+          <w:tab w:val="left" w:pos="720"/>
+        </w:tabs>
+        <w:spacing w:after="120"/>
+        <w:ind w:left="720" w:hanging="720"/>
+      </w:pPr>
+      <w:r>
+        <w:t xml:space="preserve">23.2	</w:t>
+      </w:r>
+      <w:r>
+        <w:rPr>
+          <w:b/>
+          <w:bCs/>
+        </w:rPr>
+        <w:t xml:space="preserve">Where the CPA applies.</w:t>
+      </w:r>
+      <w:r>
+        <w:t xml:space="preserve"> If the Consumer Protection Act applies to this Agreement (for example, because the Client is a natural person or a juristic person below the threshold):</w:t>
+      </w:r>
+    </w:p>
+    <w:p>
+      <w:pPr>
+        <w:tabs>
+          <w:tab w:val="left" w:pos="1287"/>
+        </w:tabs>
+        <w:spacing w:after="80"/>
+        <w:ind w:left="1287" w:hanging="567"/>
+      </w:pPr>
+      <w:r>
+        <w:t xml:space="preserve">(a)	</w:t>
+      </w:r>
+      <w:r>
+        <w:t xml:space="preserve">nothing in this Agreement limits any right the Client has under that Act that cannot lawfully be limited;</w:t>
+      </w:r>
+    </w:p>
+    <w:p>
+      <w:pPr>
+        <w:tabs>
+          <w:tab w:val="left" w:pos="1287"/>
+        </w:tabs>
+        <w:spacing w:after="80"/>
+        <w:ind w:left="1287" w:hanging="567"/>
+      </w:pPr>
+      <w:r>
+        <w:t xml:space="preserve">(b)	</w:t>
+      </w:r>
+      <w:r>
+        <w:t xml:space="preserve">the rule in clause 11.3 that fees for a started Billing Cycle are not refunded operates as a reasonable cancellation charge under section 17 of that Act, reflecting media spend that Lead Velocity has already committed for the Billing Cycle, and Lead Velocity will credit or refund any part of that Fee that exceeds such a reasonable charge;</w:t>
+      </w:r>
+    </w:p>
+    <w:p>
+      <w:pPr>
+        <w:tabs>
+          <w:tab w:val="left" w:pos="1287"/>
+        </w:tabs>
+        <w:spacing w:after="80"/>
+        <w:ind w:left="1287" w:hanging="567"/>
+      </w:pPr>
+      <w:r>
+        <w:t xml:space="preserve">(c)	</w:t>
+      </w:r>
+      <w:r>
+        <w:t xml:space="preserve">if section 14 of that Act applies, the Client may cancel on the notice that section allows; and</w:t>
+      </w:r>
+    </w:p>
+    <w:p>
+      <w:pPr>
+        <w:tabs>
+          <w:tab w:val="left" w:pos="1287"/>
+        </w:tabs>
+        <w:spacing w:after="80"/>
+        <w:ind w:left="1287" w:hanging="567"/>
+      </w:pPr>
+      <w:r>
+        <w:t xml:space="preserve">(d)	</w:t>
+      </w:r>
+      <w:r>
+        <w:t xml:space="preserve">the Client confirms that clauses 6.5, 7, 11.3, 15 and 16 were drawn to its attention in plain language before signing.</w:t>
+      </w:r>
+    </w:p>
+    <w:p>
+      <w:pPr>
+        <w:pBdr>
+          <w:left w:val="single" w:color="A6A6A6" w:sz="18" w:space="6"/>
+        </w:pBdr>
+        <w:shd w:fill="F2F2F2" w:color="auto" w:val="clear"/>
+        <w:spacing w:after="160" w:before="60"/>
+        <w:ind w:left="720" w:right="0"/>
+      </w:pPr>
+      <w:r>
+        <w:rPr>
+          <w:i/>
+          <w:iCs/>
+          <w:color w:val="595959"/>
+          <w:sz w:val="18"/>
+          <w:szCs w:val="18"/>
+        </w:rPr>
+        <w:t xml:space="preserve">[LAWYER REVIEW: CPA status (research-memo.md §7, R9). A natural person trading under a practice name is not a juristic person, so the R2m exemption does not apply and the CPA (s14, s17, s48 to s51, s54) may apply in full. Recommend contracting with the Client's juristic entity where one exists. Confirm the s17 "reasonable charge" framing in 23.2(b), whether s54 collides with the sole-remedy rule in 6.5, and whether clauses 15 and 16 should be initialled under s49.]</w:t>
       </w:r>
     </w:p>
     <w:p>
@@ -5940,7 +6389,7 @@
           </w:tcPr>
           <w:p>
             <w:r>
-              <w:t xml:space="preserve">20 Qualified Leads</w:t>
+              <w:t xml:space="preserve">20 Qualified Leads (A-tier, plus any B-tier the Client accepts)</w:t>
             </w:r>
           </w:p>
         </w:tc>
@@ -6054,7 +6503,7 @@
           </w:tcPr>
           <w:p>
             <w:r>
-              <w:t xml:space="preserve">30 days</w:t>
+              <w:t xml:space="preserve">30 days, plus a Rollover Period of up to 14 days (day 44 at most)</w:t>
             </w:r>
           </w:p>
         </w:tc>
@@ -6076,7 +6525,7 @@
           </w:tcPr>
           <w:p>
             <w:r>
-              <w:t xml:space="preserve">Campaign targeting aim (clause 5.6)</w:t>
+              <w:t xml:space="preserve">Lead tiers (clauses 5.6 and 5.7)</w:t>
             </w:r>
           </w:p>
         </w:tc>
@@ -6092,7 +6541,45 @@
           </w:tcPr>
           <w:p>
             <w:r>
-              <w:t xml:space="preserve">Consumers who indicate a monthly budget for life cover of about R1,500 or more (the Client's target profile). Not a qualification requirement</w:t>
+              <w:t xml:space="preserve">A-tier: R1,500+ a month (minimum target; counted automatically). B-tier: R750 to R1,499 a month (offered to accept or decline; counted only if accepted). Under R750: never sent or counted</w:t>
+            </w:r>
+          </w:p>
+        </w:tc>
+      </w:tr>
+      <w:tr>
+        <w:trPr>
+          <w:cantSplit/>
+          <w:tblHeader w:val="false"/>
+        </w:trPr>
+        <w:tc>
+          <w:tcPr>
+            <w:tcW w:type="dxa" w:w="4649"/>
+            <w:tcMar>
+              <w:top w:type="dxa" w:w="60"/>
+              <w:left w:type="dxa" w:w="100"/>
+              <w:bottom w:type="dxa" w:w="60"/>
+              <w:right w:type="dxa" w:w="100"/>
+            </w:tcMar>
+          </w:tcPr>
+          <w:p>
+            <w:r>
+              <w:t xml:space="preserve">Shortfall after day 44 (clause 6)</w:t>
+            </w:r>
+          </w:p>
+        </w:tc>
+        <w:tc>
+          <w:tcPr>
+            <w:tcW w:type="dxa" w:w="4649"/>
+            <w:tcMar>
+              <w:top w:type="dxa" w:w="60"/>
+              <w:left w:type="dxa" w:w="100"/>
+              <w:bottom w:type="dxa" w:w="60"/>
+              <w:right w:type="dxa" w:w="100"/>
+            </w:tcMar>
+          </w:tcPr>
+          <w:p>
+            <w:r>
+              <w:t xml:space="preserve">Rolls into the next cycle on top of its 20, or refunded at R825 per lead on request, within 7 Business Days</w:t>
             </w:r>
           </w:p>
         </w:tc>
@@ -6478,10 +6965,10 @@
           <w:b/>
           <w:bCs/>
         </w:rPr>
-        <w:t xml:space="preserve">Other Plans (clauses 9.5 and 9.7).</w:t>
-      </w:r>
-      <w:r>
-        <w:t xml:space="preserve"> The Pilot Plan is a once-off introductory Plan for first-time clients only (clause 9.7). Silver and Gold are available at the pricing shown on the Pricing Page at the time of upgrade.</w:t>
+        <w:t xml:space="preserve">Other Plans (clause 9.5).</w:t>
+      </w:r>
+      <w:r>
+        <w:t xml:space="preserve"> Silver and Gold are available at the pricing shown on the Pricing Page at the time of upgrade.</w:t>
       </w:r>
     </w:p>
     <w:tbl>
@@ -6587,60 +7074,6 @@
           </w:tcPr>
           <w:p>
             <w:r>
-              <w:t xml:space="preserve">Pilot (first-time clients only; one introductory Billing Cycle)</w:t>
-            </w:r>
-          </w:p>
-        </w:tc>
-        <w:tc>
-          <w:tcPr>
-            <w:tcW w:type="dxa" w:w="3099"/>
-            <w:tcMar>
-              <w:top w:type="dxa" w:w="60"/>
-              <w:left w:type="dxa" w:w="100"/>
-              <w:bottom w:type="dxa" w:w="60"/>
-              <w:right w:type="dxa" w:w="100"/>
-            </w:tcMar>
-          </w:tcPr>
-          <w:p>
-            <w:r>
-              <w:t xml:space="preserve">R8,500 excl. VAT, once-off</w:t>
-            </w:r>
-          </w:p>
-        </w:tc>
-        <w:tc>
-          <w:tcPr>
-            <w:tcW w:type="dxa" w:w="3099"/>
-            <w:tcMar>
-              <w:top w:type="dxa" w:w="60"/>
-              <w:left w:type="dxa" w:w="100"/>
-              <w:bottom w:type="dxa" w:w="60"/>
-              <w:right w:type="dxa" w:w="100"/>
-            </w:tcMar>
-          </w:tcPr>
-          <w:p>
-            <w:r>
-              <w:t xml:space="preserve">10 Qualified Leads (R850 each)</w:t>
-            </w:r>
-          </w:p>
-        </w:tc>
-      </w:tr>
-      <w:tr>
-        <w:trPr>
-          <w:cantSplit/>
-          <w:tblHeader w:val="false"/>
-        </w:trPr>
-        <w:tc>
-          <w:tcPr>
-            <w:tcW w:type="dxa" w:w="3099"/>
-            <w:tcMar>
-              <w:top w:type="dxa" w:w="60"/>
-              <w:left w:type="dxa" w:w="100"/>
-              <w:bottom w:type="dxa" w:w="60"/>
-              <w:right w:type="dxa" w:w="100"/>
-            </w:tcMar>
-          </w:tcPr>
-          <w:p>
-            <w:r>
               <w:t xml:space="preserve">Silver</w:t>
             </w:r>
           </w:p>
@@ -6978,7 +7411,7 @@
         <w:t xml:space="preserve">Onboarding items (clause 2.2).</w:t>
       </w:r>
       <w:r>
-        <w:t xml:space="preserve"> Before the Cycle Start Date, the Client must give Lead Velocity: (a) its FSP number and practice name as they appear on the FSCA register; (b) access to, or availability from, its booking calendar; (c) a professional photograph and a short biography for the Intro Card; (d) the appointment methods it offers (for example Microsoft Teams, phone or in person); and (e) the business WhatsApp number to which Qualified Leads are delivered (Schedule 4).</w:t>
+        <w:t xml:space="preserve"> Before the Cycle Start Date, the Client must give Lead Velocity: (a) its FSP number and practice name as they appear on the FSCA register, and its licence categories; (b) its Microsoft Outlook calendar, connected through the "Connect my Outlook calendar" step in the Lead Velocity client portal, so that Microsoft Teams appointments are booked into its own calendar; (c) a professional photograph and a short biography for its welcome card (the Intro Card); (d) the appointment methods it offers (for example Microsoft Teams, phone or in person); and (e) the business WhatsApp number to which Qualified Leads are delivered (Schedule 4).</w:t>
       </w:r>
     </w:p>
     <w:p>
@@ -7154,7 +7587,7 @@
           </w:tcPr>
           <w:p>
             <w:r>
-              <w:t xml:space="preserve">Responded to a Lead Velocity or SortMyCover Campaign and gave valid contact details (name and a South African mobile number reachable on WhatsApp)</w:t>
+              <w:t xml:space="preserve">Responded to a Lead Velocity or SortMyCover Campaign and gave valid contact details that passed the checks in clause 5.8 (WhatsApp number used to chat to us; email confirmed by one-tap code or link; contact number same as WhatsApp or given)</w:t>
             </w:r>
           </w:p>
         </w:tc>
@@ -7170,7 +7603,7 @@
           </w:tcPr>
           <w:p>
             <w:r>
-              <w:t xml:space="preserve">Submission record in the Origin Records</w:t>
+              <w:t xml:space="preserve">Submission record and verification log in the Origin Records</w:t>
             </w:r>
           </w:p>
         </w:tc>
@@ -7316,7 +7749,7 @@
           </w:tcPr>
           <w:p>
             <w:r>
-              <w:t xml:space="preserve">Self-reported monthly budget for life cover of R750 or more</w:t>
+              <w:t xml:space="preserve">Self-reported monthly premium budget of R750 or more (A-tier R1,500+; B-tier R750 to R1,499)</w:t>
             </w:r>
           </w:p>
         </w:tc>
@@ -7370,6 +7803,60 @@
           </w:tcPr>
           <w:p>
             <w:r>
+              <w:t xml:space="preserve">For a B-tier lead only: accepted by the Client (clause 5.7)</w:t>
+            </w:r>
+          </w:p>
+        </w:tc>
+        <w:tc>
+          <w:tcPr>
+            <w:tcW w:type="dxa" w:w="3099"/>
+            <w:tcMar>
+              <w:top w:type="dxa" w:w="60"/>
+              <w:left w:type="dxa" w:w="100"/>
+              <w:bottom w:type="dxa" w:w="60"/>
+              <w:right w:type="dxa" w:w="100"/>
+            </w:tcMar>
+          </w:tcPr>
+          <w:p>
+            <w:r>
+              <w:t xml:space="preserve">Client's Accept tap, time-stamped</w:t>
+            </w:r>
+          </w:p>
+        </w:tc>
+      </w:tr>
+      <w:tr>
+        <w:trPr>
+          <w:cantSplit/>
+          <w:tblHeader w:val="false"/>
+        </w:trPr>
+        <w:tc>
+          <w:tcPr>
+            <w:tcW w:type="dxa" w:w="3099"/>
+            <w:tcMar>
+              <w:top w:type="dxa" w:w="60"/>
+              <w:left w:type="dxa" w:w="100"/>
+              <w:bottom w:type="dxa" w:w="60"/>
+              <w:right w:type="dxa" w:w="100"/>
+            </w:tcMar>
+          </w:tcPr>
+          <w:p>
+            <w:r>
+              <w:t xml:space="preserve">6</w:t>
+            </w:r>
+          </w:p>
+        </w:tc>
+        <w:tc>
+          <w:tcPr>
+            <w:tcW w:type="dxa" w:w="3099"/>
+            <w:tcMar>
+              <w:top w:type="dxa" w:w="60"/>
+              <w:left w:type="dxa" w:w="100"/>
+              <w:bottom w:type="dxa" w:w="60"/>
+              <w:right w:type="dxa" w:w="100"/>
+            </w:tcMar>
+          </w:tcPr>
+          <w:p>
+            <w:r>
               <w:t xml:space="preserve">Confirmed a booked appointment with the Client and confirmed they will attend</w:t>
             </w:r>
           </w:p>
@@ -7413,11 +7900,631 @@
           <w:b/>
           <w:bCs/>
         </w:rPr>
-        <w:t xml:space="preserve">Self-declared.</w:t>
-      </w:r>
-      <w:r>
-        <w:t xml:space="preserve"> Criteria 3 and 4 are self-declared. Lead Velocity asks them as simple bands, does not ask for exact income, ID numbers, health information or existing cover details, and does not verify or underwrite. The budget bands asked are: under R750; R750 to R1,499; R1,500 or more. Only "under R750" fails criterion 4. The R1,500 or more band reflects the targeting aim in clause 5.6 and is not a separate requirement.</w:t>
-      </w:r>
+        <w:t xml:space="preserve">Questions asked.</w:t>
+      </w:r>
+      <w:r>
+        <w:t xml:space="preserve"> The same questions are asked for every client. Criteria 3 and 4 are self-declared. Lead Velocity asks them as simple bands, does not ask for exact income, ID numbers or existing cover details, and does not verify or underwrite.</w:t>
+      </w:r>
+    </w:p>
+    <w:tbl>
+      <w:tblPr>
+        <w:tblW w:type="dxa" w:w="9298"/>
+        <w:tblBorders>
+          <w:top w:val="single" w:color="auto" w:sz="4"/>
+          <w:left w:val="single" w:color="auto" w:sz="4"/>
+          <w:bottom w:val="single" w:color="auto" w:sz="4"/>
+          <w:right w:val="single" w:color="auto" w:sz="4"/>
+          <w:insideH w:val="single" w:color="auto" w:sz="4"/>
+          <w:insideV w:val="single" w:color="auto" w:sz="4"/>
+        </w:tblBorders>
+      </w:tblPr>
+      <w:tblGrid>
+        <w:gridCol w:w="3099"/>
+        <w:gridCol w:w="3099"/>
+        <w:gridCol w:w="3099"/>
+      </w:tblGrid>
+      <w:tr>
+        <w:trPr>
+          <w:cantSplit/>
+          <w:tblHeader/>
+        </w:trPr>
+        <w:tc>
+          <w:tcPr>
+            <w:tcW w:type="dxa" w:w="3099"/>
+            <w:shd w:fill="D9E2F3" w:color="auto" w:val="clear"/>
+            <w:tcMar>
+              <w:top w:type="dxa" w:w="60"/>
+              <w:left w:type="dxa" w:w="100"/>
+              <w:bottom w:type="dxa" w:w="60"/>
+              <w:right w:type="dxa" w:w="100"/>
+            </w:tcMar>
+          </w:tcPr>
+          <w:p>
+            <w:r>
+              <w:rPr>
+                <w:b/>
+                <w:bCs/>
+              </w:rPr>
+              <w:t xml:space="preserve">Question</w:t>
+            </w:r>
+          </w:p>
+        </w:tc>
+        <w:tc>
+          <w:tcPr>
+            <w:tcW w:type="dxa" w:w="3099"/>
+            <w:shd w:fill="D9E2F3" w:color="auto" w:val="clear"/>
+            <w:tcMar>
+              <w:top w:type="dxa" w:w="60"/>
+              <w:left w:type="dxa" w:w="100"/>
+              <w:bottom w:type="dxa" w:w="60"/>
+              <w:right w:type="dxa" w:w="100"/>
+            </w:tcMar>
+          </w:tcPr>
+          <w:p>
+            <w:r>
+              <w:rPr>
+                <w:b/>
+                <w:bCs/>
+              </w:rPr>
+              <w:t xml:space="preserve">Required?</w:t>
+            </w:r>
+          </w:p>
+        </w:tc>
+        <w:tc>
+          <w:tcPr>
+            <w:tcW w:type="dxa" w:w="3099"/>
+            <w:shd w:fill="D9E2F3" w:color="auto" w:val="clear"/>
+            <w:tcMar>
+              <w:top w:type="dxa" w:w="60"/>
+              <w:left w:type="dxa" w:w="100"/>
+              <w:bottom w:type="dxa" w:w="60"/>
+              <w:right w:type="dxa" w:w="100"/>
+            </w:tcMar>
+          </w:tcPr>
+          <w:p>
+            <w:r>
+              <w:rPr>
+                <w:b/>
+                <w:bCs/>
+              </w:rPr>
+              <w:t xml:space="preserve">Notes</w:t>
+            </w:r>
+          </w:p>
+        </w:tc>
+      </w:tr>
+      <w:tr>
+        <w:trPr>
+          <w:cantSplit/>
+          <w:tblHeader w:val="false"/>
+        </w:trPr>
+        <w:tc>
+          <w:tcPr>
+            <w:tcW w:type="dxa" w:w="3099"/>
+            <w:tcMar>
+              <w:top w:type="dxa" w:w="60"/>
+              <w:left w:type="dxa" w:w="100"/>
+              <w:bottom w:type="dxa" w:w="60"/>
+              <w:right w:type="dxa" w:w="100"/>
+            </w:tcMar>
+          </w:tcPr>
+          <w:p>
+            <w:r>
+              <w:t xml:space="preserve">Name and surname</w:t>
+            </w:r>
+          </w:p>
+        </w:tc>
+        <w:tc>
+          <w:tcPr>
+            <w:tcW w:type="dxa" w:w="3099"/>
+            <w:tcMar>
+              <w:top w:type="dxa" w:w="60"/>
+              <w:left w:type="dxa" w:w="100"/>
+              <w:bottom w:type="dxa" w:w="60"/>
+              <w:right w:type="dxa" w:w="100"/>
+            </w:tcMar>
+          </w:tcPr>
+          <w:p>
+            <w:r>
+              <w:t xml:space="preserve">Required</w:t>
+            </w:r>
+          </w:p>
+        </w:tc>
+        <w:tc>
+          <w:tcPr>
+            <w:tcW w:type="dxa" w:w="3099"/>
+            <w:tcMar>
+              <w:top w:type="dxa" w:w="60"/>
+              <w:left w:type="dxa" w:w="100"/>
+              <w:bottom w:type="dxa" w:w="60"/>
+              <w:right w:type="dxa" w:w="100"/>
+            </w:tcMar>
+          </w:tcPr>
+          <w:p/>
+        </w:tc>
+      </w:tr>
+      <w:tr>
+        <w:trPr>
+          <w:cantSplit/>
+          <w:tblHeader w:val="false"/>
+        </w:trPr>
+        <w:tc>
+          <w:tcPr>
+            <w:tcW w:type="dxa" w:w="3099"/>
+            <w:tcMar>
+              <w:top w:type="dxa" w:w="60"/>
+              <w:left w:type="dxa" w:w="100"/>
+              <w:bottom w:type="dxa" w:w="60"/>
+              <w:right w:type="dxa" w:w="100"/>
+            </w:tcMar>
+          </w:tcPr>
+          <w:p>
+            <w:r>
+              <w:t xml:space="preserve">Email address</w:t>
+            </w:r>
+          </w:p>
+        </w:tc>
+        <w:tc>
+          <w:tcPr>
+            <w:tcW w:type="dxa" w:w="3099"/>
+            <w:tcMar>
+              <w:top w:type="dxa" w:w="60"/>
+              <w:left w:type="dxa" w:w="100"/>
+              <w:bottom w:type="dxa" w:w="60"/>
+              <w:right w:type="dxa" w:w="100"/>
+            </w:tcMar>
+          </w:tcPr>
+          <w:p>
+            <w:r>
+              <w:t xml:space="preserve">Required</w:t>
+            </w:r>
+          </w:p>
+        </w:tc>
+        <w:tc>
+          <w:tcPr>
+            <w:tcW w:type="dxa" w:w="3099"/>
+            <w:tcMar>
+              <w:top w:type="dxa" w:w="60"/>
+              <w:left w:type="dxa" w:w="100"/>
+              <w:bottom w:type="dxa" w:w="60"/>
+              <w:right w:type="dxa" w:w="100"/>
+            </w:tcMar>
+          </w:tcPr>
+          <w:p>
+            <w:r>
+              <w:t xml:space="preserve">Confirmed by one-tap code or link (clause 5.8)</w:t>
+            </w:r>
+          </w:p>
+        </w:tc>
+      </w:tr>
+      <w:tr>
+        <w:trPr>
+          <w:cantSplit/>
+          <w:tblHeader w:val="false"/>
+        </w:trPr>
+        <w:tc>
+          <w:tcPr>
+            <w:tcW w:type="dxa" w:w="3099"/>
+            <w:tcMar>
+              <w:top w:type="dxa" w:w="60"/>
+              <w:left w:type="dxa" w:w="100"/>
+              <w:bottom w:type="dxa" w:w="60"/>
+              <w:right w:type="dxa" w:w="100"/>
+            </w:tcMar>
+          </w:tcPr>
+          <w:p>
+            <w:r>
+              <w:t xml:space="preserve">Alternative email</w:t>
+            </w:r>
+          </w:p>
+        </w:tc>
+        <w:tc>
+          <w:tcPr>
+            <w:tcW w:type="dxa" w:w="3099"/>
+            <w:tcMar>
+              <w:top w:type="dxa" w:w="60"/>
+              <w:left w:type="dxa" w:w="100"/>
+              <w:bottom w:type="dxa" w:w="60"/>
+              <w:right w:type="dxa" w:w="100"/>
+            </w:tcMar>
+          </w:tcPr>
+          <w:p>
+            <w:r>
+              <w:t xml:space="preserve">Optional</w:t>
+            </w:r>
+          </w:p>
+        </w:tc>
+        <w:tc>
+          <w:tcPr>
+            <w:tcW w:type="dxa" w:w="3099"/>
+            <w:tcMar>
+              <w:top w:type="dxa" w:w="60"/>
+              <w:left w:type="dxa" w:w="100"/>
+              <w:bottom w:type="dxa" w:w="60"/>
+              <w:right w:type="dxa" w:w="100"/>
+            </w:tcMar>
+          </w:tcPr>
+          <w:p/>
+        </w:tc>
+      </w:tr>
+      <w:tr>
+        <w:trPr>
+          <w:cantSplit/>
+          <w:tblHeader w:val="false"/>
+        </w:trPr>
+        <w:tc>
+          <w:tcPr>
+            <w:tcW w:type="dxa" w:w="3099"/>
+            <w:tcMar>
+              <w:top w:type="dxa" w:w="60"/>
+              <w:left w:type="dxa" w:w="100"/>
+              <w:bottom w:type="dxa" w:w="60"/>
+              <w:right w:type="dxa" w:w="100"/>
+            </w:tcMar>
+          </w:tcPr>
+          <w:p>
+            <w:r>
+              <w:t xml:space="preserve">Contact number</w:t>
+            </w:r>
+          </w:p>
+        </w:tc>
+        <w:tc>
+          <w:tcPr>
+            <w:tcW w:type="dxa" w:w="3099"/>
+            <w:tcMar>
+              <w:top w:type="dxa" w:w="60"/>
+              <w:left w:type="dxa" w:w="100"/>
+              <w:bottom w:type="dxa" w:w="60"/>
+              <w:right w:type="dxa" w:w="100"/>
+            </w:tcMar>
+          </w:tcPr>
+          <w:p>
+            <w:r>
+              <w:t xml:space="preserve">Required</w:t>
+            </w:r>
+          </w:p>
+        </w:tc>
+        <w:tc>
+          <w:tcPr>
+            <w:tcW w:type="dxa" w:w="3099"/>
+            <w:tcMar>
+              <w:top w:type="dxa" w:w="60"/>
+              <w:left w:type="dxa" w:w="100"/>
+              <w:bottom w:type="dxa" w:w="60"/>
+              <w:right w:type="dxa" w:w="100"/>
+            </w:tcMar>
+          </w:tcPr>
+          <w:p>
+            <w:r>
+              <w:t xml:space="preserve">"Same as WhatsApp" or another number</w:t>
+            </w:r>
+          </w:p>
+        </w:tc>
+      </w:tr>
+      <w:tr>
+        <w:trPr>
+          <w:cantSplit/>
+          <w:tblHeader w:val="false"/>
+        </w:trPr>
+        <w:tc>
+          <w:tcPr>
+            <w:tcW w:type="dxa" w:w="3099"/>
+            <w:tcMar>
+              <w:top w:type="dxa" w:w="60"/>
+              <w:left w:type="dxa" w:w="100"/>
+              <w:bottom w:type="dxa" w:w="60"/>
+              <w:right w:type="dxa" w:w="100"/>
+            </w:tcMar>
+          </w:tcPr>
+          <w:p>
+            <w:r>
+              <w:t xml:space="preserve">Reason(s) for the call</w:t>
+            </w:r>
+          </w:p>
+        </w:tc>
+        <w:tc>
+          <w:tcPr>
+            <w:tcW w:type="dxa" w:w="3099"/>
+            <w:tcMar>
+              <w:top w:type="dxa" w:w="60"/>
+              <w:left w:type="dxa" w:w="100"/>
+              <w:bottom w:type="dxa" w:w="60"/>
+              <w:right w:type="dxa" w:w="100"/>
+            </w:tcMar>
+          </w:tcPr>
+          <w:p>
+            <w:r>
+              <w:t xml:space="preserve">Required (one or more)</w:t>
+            </w:r>
+          </w:p>
+        </w:tc>
+        <w:tc>
+          <w:tcPr>
+            <w:tcW w:type="dxa" w:w="3099"/>
+            <w:tcMar>
+              <w:top w:type="dxa" w:w="60"/>
+              <w:left w:type="dxa" w:w="100"/>
+              <w:bottom w:type="dxa" w:w="60"/>
+              <w:right w:type="dxa" w:w="100"/>
+            </w:tcMar>
+          </w:tcPr>
+          <w:p>
+            <w:r>
+              <w:t xml:space="preserve">Life cover · Funeral cover · Retirement planning · Investments · Disability · "I feel like I'm paying too much" · Other. Reasons outside the Client's licence categories are flagged (clause 5.9)</w:t>
+            </w:r>
+          </w:p>
+        </w:tc>
+      </w:tr>
+      <w:tr>
+        <w:trPr>
+          <w:cantSplit/>
+          <w:tblHeader w:val="false"/>
+        </w:trPr>
+        <w:tc>
+          <w:tcPr>
+            <w:tcW w:type="dxa" w:w="3099"/>
+            <w:tcMar>
+              <w:top w:type="dxa" w:w="60"/>
+              <w:left w:type="dxa" w:w="100"/>
+              <w:bottom w:type="dxa" w:w="60"/>
+              <w:right w:type="dxa" w:w="100"/>
+            </w:tcMar>
+          </w:tcPr>
+          <w:p>
+            <w:r>
+              <w:t xml:space="preserve">Age band</w:t>
+            </w:r>
+          </w:p>
+        </w:tc>
+        <w:tc>
+          <w:tcPr>
+            <w:tcW w:type="dxa" w:w="3099"/>
+            <w:tcMar>
+              <w:top w:type="dxa" w:w="60"/>
+              <w:left w:type="dxa" w:w="100"/>
+              <w:bottom w:type="dxa" w:w="60"/>
+              <w:right w:type="dxa" w:w="100"/>
+            </w:tcMar>
+          </w:tcPr>
+          <w:p>
+            <w:r>
+              <w:t xml:space="preserve">Required</w:t>
+            </w:r>
+          </w:p>
+        </w:tc>
+        <w:tc>
+          <w:tcPr>
+            <w:tcW w:type="dxa" w:w="3099"/>
+            <w:tcMar>
+              <w:top w:type="dxa" w:w="60"/>
+              <w:left w:type="dxa" w:w="100"/>
+              <w:bottom w:type="dxa" w:w="60"/>
+              <w:right w:type="dxa" w:w="100"/>
+            </w:tcMar>
+          </w:tcPr>
+          <w:p>
+            <w:r>
+              <w:t xml:space="preserve">Under 35 · 35 to 44 · 45 to 50 · 51+</w:t>
+            </w:r>
+          </w:p>
+        </w:tc>
+      </w:tr>
+      <w:tr>
+        <w:trPr>
+          <w:cantSplit/>
+          <w:tblHeader w:val="false"/>
+        </w:trPr>
+        <w:tc>
+          <w:tcPr>
+            <w:tcW w:type="dxa" w:w="3099"/>
+            <w:tcMar>
+              <w:top w:type="dxa" w:w="60"/>
+              <w:left w:type="dxa" w:w="100"/>
+              <w:bottom w:type="dxa" w:w="60"/>
+              <w:right w:type="dxa" w:w="100"/>
+            </w:tcMar>
+          </w:tcPr>
+          <w:p>
+            <w:r>
+              <w:t xml:space="preserve">Monthly premium budget band</w:t>
+            </w:r>
+          </w:p>
+        </w:tc>
+        <w:tc>
+          <w:tcPr>
+            <w:tcW w:type="dxa" w:w="3099"/>
+            <w:tcMar>
+              <w:top w:type="dxa" w:w="60"/>
+              <w:left w:type="dxa" w:w="100"/>
+              <w:bottom w:type="dxa" w:w="60"/>
+              <w:right w:type="dxa" w:w="100"/>
+            </w:tcMar>
+          </w:tcPr>
+          <w:p>
+            <w:r>
+              <w:t xml:space="preserve">Required</w:t>
+            </w:r>
+          </w:p>
+        </w:tc>
+        <w:tc>
+          <w:tcPr>
+            <w:tcW w:type="dxa" w:w="3099"/>
+            <w:tcMar>
+              <w:top w:type="dxa" w:w="60"/>
+              <w:left w:type="dxa" w:w="100"/>
+              <w:bottom w:type="dxa" w:w="60"/>
+              <w:right w:type="dxa" w:w="100"/>
+            </w:tcMar>
+          </w:tcPr>
+          <w:p>
+            <w:r>
+              <w:t xml:space="preserve">Under R750 (filtered out) · R750 to R1,499 (B-tier) · R1,500+ (A-tier)</w:t>
+            </w:r>
+          </w:p>
+        </w:tc>
+      </w:tr>
+      <w:tr>
+        <w:trPr>
+          <w:cantSplit/>
+          <w:tblHeader w:val="false"/>
+        </w:trPr>
+        <w:tc>
+          <w:tcPr>
+            <w:tcW w:type="dxa" w:w="3099"/>
+            <w:tcMar>
+              <w:top w:type="dxa" w:w="60"/>
+              <w:left w:type="dxa" w:w="100"/>
+              <w:bottom w:type="dxa" w:w="60"/>
+              <w:right w:type="dxa" w:w="100"/>
+            </w:tcMar>
+          </w:tcPr>
+          <w:p>
+            <w:r>
+              <w:t xml:space="preserve">What you pay now (band)</w:t>
+            </w:r>
+          </w:p>
+        </w:tc>
+        <w:tc>
+          <w:tcPr>
+            <w:tcW w:type="dxa" w:w="3099"/>
+            <w:tcMar>
+              <w:top w:type="dxa" w:w="60"/>
+              <w:left w:type="dxa" w:w="100"/>
+              <w:bottom w:type="dxa" w:w="60"/>
+              <w:right w:type="dxa" w:w="100"/>
+            </w:tcMar>
+          </w:tcPr>
+          <w:p>
+            <w:r>
+              <w:t xml:space="preserve">Optional</w:t>
+            </w:r>
+          </w:p>
+        </w:tc>
+        <w:tc>
+          <w:tcPr>
+            <w:tcW w:type="dxa" w:w="3099"/>
+            <w:tcMar>
+              <w:top w:type="dxa" w:w="60"/>
+              <w:left w:type="dxa" w:w="100"/>
+              <w:bottom w:type="dxa" w:w="60"/>
+              <w:right w:type="dxa" w:w="100"/>
+            </w:tcMar>
+          </w:tcPr>
+          <w:p/>
+        </w:tc>
+      </w:tr>
+      <w:tr>
+        <w:trPr>
+          <w:cantSplit/>
+          <w:tblHeader w:val="false"/>
+        </w:trPr>
+        <w:tc>
+          <w:tcPr>
+            <w:tcW w:type="dxa" w:w="3099"/>
+            <w:tcMar>
+              <w:top w:type="dxa" w:w="60"/>
+              <w:left w:type="dxa" w:w="100"/>
+              <w:bottom w:type="dxa" w:w="60"/>
+              <w:right w:type="dxa" w:w="100"/>
+            </w:tcMar>
+          </w:tcPr>
+          <w:p>
+            <w:r>
+              <w:t xml:space="preserve">Smoker status</w:t>
+            </w:r>
+          </w:p>
+        </w:tc>
+        <w:tc>
+          <w:tcPr>
+            <w:tcW w:type="dxa" w:w="3099"/>
+            <w:tcMar>
+              <w:top w:type="dxa" w:w="60"/>
+              <w:left w:type="dxa" w:w="100"/>
+              <w:bottom w:type="dxa" w:w="60"/>
+              <w:right w:type="dxa" w:w="100"/>
+            </w:tcMar>
+          </w:tcPr>
+          <w:p>
+            <w:r>
+              <w:t xml:space="preserve">Optional, with express consent</w:t>
+            </w:r>
+          </w:p>
+        </w:tc>
+        <w:tc>
+          <w:tcPr>
+            <w:tcW w:type="dxa" w:w="3099"/>
+            <w:tcMar>
+              <w:top w:type="dxa" w:w="60"/>
+              <w:left w:type="dxa" w:w="100"/>
+              <w:bottom w:type="dxa" w:w="60"/>
+              <w:right w:type="dxa" w:w="100"/>
+            </w:tcMar>
+          </w:tcPr>
+          <w:p>
+            <w:r>
+              <w:t xml:space="preserve">Consent line: "used only to brief your adviser, named in the question," (clause 13.2A)</w:t>
+            </w:r>
+          </w:p>
+        </w:tc>
+      </w:tr>
+      <w:tr>
+        <w:trPr>
+          <w:cantSplit/>
+          <w:tblHeader w:val="false"/>
+        </w:trPr>
+        <w:tc>
+          <w:tcPr>
+            <w:tcW w:type="dxa" w:w="3099"/>
+            <w:tcMar>
+              <w:top w:type="dxa" w:w="60"/>
+              <w:left w:type="dxa" w:w="100"/>
+              <w:bottom w:type="dxa" w:w="60"/>
+              <w:right w:type="dxa" w:w="100"/>
+            </w:tcMar>
+          </w:tcPr>
+          <w:p>
+            <w:r>
+              <w:t xml:space="preserve">Income band</w:t>
+            </w:r>
+          </w:p>
+        </w:tc>
+        <w:tc>
+          <w:tcPr>
+            <w:tcW w:type="dxa" w:w="3099"/>
+            <w:tcMar>
+              <w:top w:type="dxa" w:w="60"/>
+              <w:left w:type="dxa" w:w="100"/>
+              <w:bottom w:type="dxa" w:w="60"/>
+              <w:right w:type="dxa" w:w="100"/>
+            </w:tcMar>
+          </w:tcPr>
+          <w:p>
+            <w:r>
+              <w:t xml:space="preserve">Optional</w:t>
+            </w:r>
+          </w:p>
+        </w:tc>
+        <w:tc>
+          <w:tcPr>
+            <w:tcW w:type="dxa" w:w="3099"/>
+            <w:tcMar>
+              <w:top w:type="dxa" w:w="60"/>
+              <w:left w:type="dxa" w:w="100"/>
+              <w:bottom w:type="dxa" w:w="60"/>
+              <w:right w:type="dxa" w:w="100"/>
+            </w:tcMar>
+          </w:tcPr>
+          <w:p>
+            <w:r>
+              <w:t xml:space="preserve">Band only, never exact income</w:t>
+            </w:r>
+          </w:p>
+        </w:tc>
+      </w:tr>
+    </w:tbl>
+    <w:p>
+      <w:pPr>
+        <w:spacing w:after="120"/>
+      </w:pPr>
     </w:p>
     <w:p>
       <w:pPr>
@@ -7438,7 +8545,7 @@
         <w:t xml:space="preserve">Exclusions.</w:t>
       </w:r>
       <w:r>
-        <w:t xml:space="preserve"> The following do not count as a Qualified Lead: (a) a Consumer under 18; (b) a Consumer whose details Lead Velocity already Delivered to the Client in the previous 90 days for the same enquiry; and (c) a Consumer who withdrew consent or replied STOP before the delivery point in S2.4.</w:t>
+        <w:t xml:space="preserve"> The following do not count as a Qualified Lead: (a) a Consumer under 18; (b) a Consumer whose details Lead Velocity already Delivered to the Client in the previous 90 days for the same enquiry; (c) a Consumer who withdrew consent or replied STOP before the delivery point in S2.4; (d) a Consumer whose contact details failed the checks in clause 5.8; (e) a Consumer whose stated budget is under R750; and (f) a B-tier lead the Client declined.</w:t>
       </w:r>
     </w:p>
     <w:p>
@@ -7460,7 +8567,7 @@
         <w:t xml:space="preserve">Delivery point.</w:t>
       </w:r>
       <w:r>
-        <w:t xml:space="preserve"> A Qualified Lead is Delivered at the moment criterion 5 is met (clause 5.2). Lead Velocity then sends the Client the Consumer's name, mobile number, appointment details and answers to criteria 3 and 4, through the channel in Schedule 4.</w:t>
+        <w:t xml:space="preserve"> A Qualified Lead is Delivered at the moment criterion 6 is met (clause 5.2). Lead Velocity then sends the Client, through the channel in Schedule 4, the Consumer's tier label (A or B), name and surname, contact numbers, email, appointment details (a Microsoft Teams appointment in the Client's calendar) and answers to the questions in S2.2.</w:t>
       </w:r>
     </w:p>
     <w:p>
@@ -7794,7 +8901,7 @@
         <w:t xml:space="preserve">Data shared with the Client.</w:t>
       </w:r>
       <w:r>
-        <w:t xml:space="preserve"> For each Qualified Lead: first name and surname (if given), mobile number, email address (only if needed for a virtual-meeting invitation), age band, budget band, appointment date, time and method, and any appointment question the Consumer asked (with any health or identity details removed).</w:t>
+        <w:t xml:space="preserve"> For each Qualified Lead (and, for the Accept / Decline choice, each B-tier lead offered): tier label (A or B), name and surname, mobile and contact numbers, email address (and alternative email if given), reason(s) for the call (with any flag under clause 5.9), age band, budget band, and, if the Consumer chose to give them, current spend band, income band and smoker status (smoker status only with the Consumer's express consent under clause 13.2A), appointment date, time and Microsoft Teams link, and any appointment question the Consumer asked (with any other health or identity details removed).</w:t>
       </w:r>
     </w:p>
     <w:p>
@@ -7816,7 +8923,7 @@
         <w:t xml:space="preserve">Data shared with Lead Velocity by the Client.</w:t>
       </w:r>
       <w:r>
-        <w:t xml:space="preserve"> Calendar availability, Client Materials, and attendance feedback and no-show proof under Schedule 3.</w:t>
+        <w:t xml:space="preserve"> Calendar availability, Client Materials, Accept / Decline choices for B-tier leads, and attendance feedback and no-show proof under Schedule 3.</w:t>
       </w:r>
     </w:p>
     <w:p>
@@ -7860,7 +8967,7 @@
         <w:t xml:space="preserve">Intro Card and first message.</w:t>
       </w:r>
       <w:r>
-        <w:t xml:space="preserve"> The first WhatsApp message to each Consumer states the Client's name, practice name and FSP number, and that SortMyCover and Lead Velocity are not financial services providers and give no advice. Lead Velocity keeps the approved text with the Origin Records.</w:t>
+        <w:t xml:space="preserve"> The first WhatsApp message to each Consumer is the Client's welcome card. It states the Client's name, practice name and FSP number, and that SortMyCover and Lead Velocity are not financial services providers and give no advice. Lead Velocity keeps the approved text with the Origin Records.</w:t>
       </w:r>
     </w:p>
     <w:p>
@@ -7932,7 +9039,7 @@
         <w:t xml:space="preserve">[5]</w:t>
       </w:r>
       <w:r>
-        <w:t xml:space="preserve"> years, for audit, dispute and regulatory purposes; and</w:t>
+        <w:t xml:space="preserve"> years, for audit, dispute and regulatory purposes;</w:t>
       </w:r>
     </w:p>
     <w:p>
@@ -7947,89 +9054,134 @@
         <w:t xml:space="preserve">(c)	</w:t>
       </w:r>
       <w:r>
-        <w:t xml:space="preserve">hashed or anonymised data used for marketing optimisation: for as long as it is used for that purpose, subject to the Consumer's right to object.</w:t>
-      </w:r>
-    </w:p>
-    <w:p>
-      <w:pPr>
-        <w:tabs>
-          <w:tab w:val="left" w:pos="720"/>
-        </w:tabs>
-        <w:spacing w:after="120"/>
-        <w:ind w:left="720" w:hanging="720"/>
-      </w:pPr>
-      <w:r>
-        <w:t xml:space="preserve">S4.7	</w:t>
-      </w:r>
-      <w:r>
-        <w:rPr>
-          <w:b/>
-          <w:bCs/>
-        </w:rPr>
-        <w:t xml:space="preserve">Client's retention.</w:t>
-      </w:r>
-      <w:r>
-        <w:t xml:space="preserve"> The Client keeps Lead Data in line with its own obligations under POPIA and the FAIS Act (including record-keeping under section 18 of the FAIS Act).</w:t>
-      </w:r>
-    </w:p>
-    <w:p>
-      <w:pPr>
-        <w:tabs>
-          <w:tab w:val="left" w:pos="720"/>
-        </w:tabs>
-        <w:spacing w:after="120"/>
-        <w:ind w:left="720" w:hanging="720"/>
-      </w:pPr>
-      <w:r>
-        <w:t xml:space="preserve">S4.8	</w:t>
-      </w:r>
-      <w:r>
-        <w:rPr>
-          <w:b/>
-          <w:bCs/>
-        </w:rPr>
-        <w:t xml:space="preserve">Opt-outs.</w:t>
-      </w:r>
-      <w:r>
-        <w:t xml:space="preserve"> Each Party notifies the other of an opt-out, objection or deletion request within 2 Business Days (clause 13.4). Lead Velocity keeps a suppression list so that it never contacts an opted-out Consumer again.</w:t>
-      </w:r>
-    </w:p>
-    <w:p>
-      <w:pPr>
-        <w:tabs>
-          <w:tab w:val="left" w:pos="720"/>
-        </w:tabs>
-        <w:spacing w:after="120"/>
-        <w:ind w:left="720" w:hanging="720"/>
-      </w:pPr>
-      <w:r>
-        <w:t xml:space="preserve">S4.9	</w:t>
-      </w:r>
-      <w:r>
-        <w:rPr>
-          <w:b/>
-          <w:bCs/>
-        </w:rPr>
-        <w:t xml:space="preserve">Breach contact.</w:t>
-      </w:r>
-      <w:r>
-        <w:t xml:space="preserve"> Security breach notices under clause 13.7 go to: for Lead Velocity, Jonathan West (Information Officer), howzit@leadvelocity.co.za; for the Client, </w:t>
+        <w:t xml:space="preserve">hashed or anonymised data used for marketing optimisation: for as long as it is used for that purpose, subject to the Consumer's right to object; and</w:t>
+      </w:r>
+    </w:p>
+    <w:p>
+      <w:pPr>
+        <w:tabs>
+          <w:tab w:val="left" w:pos="1287"/>
+        </w:tabs>
+        <w:spacing w:after="80"/>
+        <w:ind w:left="1287" w:hanging="567"/>
+      </w:pPr>
+      <w:r>
+        <w:t xml:space="preserve">(d)	</w:t>
+      </w:r>
+      <w:r>
+        <w:t xml:space="preserve">smoker status: </w:t>
       </w:r>
       <w:r>
         <w:rPr>
           <w:highlight w:val="yellow"/>
           <w:highlightCs w:val="yellow"/>
         </w:rPr>
-        <w:t xml:space="preserve">[CLIENT INFORMATION OFFICER NAME]</w:t>
-      </w:r>
-      <w:r>
-        <w:t xml:space="preserve">, </w:t>
+        <w:t xml:space="preserve">[30]</w:t>
+      </w:r>
+      <w:r>
+        <w:t xml:space="preserve"> days after the appointment, then deleted.</w:t>
+      </w:r>
+    </w:p>
+    <w:p>
+      <w:pPr>
+        <w:pBdr>
+          <w:left w:val="single" w:color="A6A6A6" w:sz="18" w:space="6"/>
+        </w:pBdr>
+        <w:shd w:fill="F2F2F2" w:color="auto" w:val="clear"/>
+        <w:spacing w:after="160" w:before="60"/>
+        <w:ind w:left="720" w:right="0"/>
+      </w:pPr>
+      <w:r>
+        <w:rPr>
+          <w:i/>
+          <w:iCs/>
+          <w:color w:val="595959"/>
+          <w:sz w:val="18"/>
+          <w:szCs w:val="18"/>
+        </w:rPr>
+        <w:t xml:space="preserve">[LAWYER REVIEW (D6): confirm the 30-day retention period for smoker status.]</w:t>
+      </w:r>
+    </w:p>
+    <w:p>
+      <w:pPr>
+        <w:tabs>
+          <w:tab w:val="left" w:pos="720"/>
+        </w:tabs>
+        <w:spacing w:after="120"/>
+        <w:ind w:left="720" w:hanging="720"/>
+      </w:pPr>
+      <w:r>
+        <w:t xml:space="preserve">S4.7	</w:t>
+      </w:r>
+      <w:r>
+        <w:rPr>
+          <w:b/>
+          <w:bCs/>
+        </w:rPr>
+        <w:t xml:space="preserve">Client's retention.</w:t>
+      </w:r>
+      <w:r>
+        <w:t xml:space="preserve"> The Client keeps Lead Data in line with its own obligations under POPIA and the FAIS Act (including record-keeping under section 18 of the FAIS Act).</w:t>
+      </w:r>
+    </w:p>
+    <w:p>
+      <w:pPr>
+        <w:tabs>
+          <w:tab w:val="left" w:pos="720"/>
+        </w:tabs>
+        <w:spacing w:after="120"/>
+        <w:ind w:left="720" w:hanging="720"/>
+      </w:pPr>
+      <w:r>
+        <w:t xml:space="preserve">S4.8	</w:t>
+      </w:r>
+      <w:r>
+        <w:rPr>
+          <w:b/>
+          <w:bCs/>
+        </w:rPr>
+        <w:t xml:space="preserve">Opt-outs.</w:t>
+      </w:r>
+      <w:r>
+        <w:t xml:space="preserve"> Each Party notifies the other of an opt-out, objection or deletion request within 2 Business Days (clause 13.4). Lead Velocity keeps a suppression list so that it never contacts an opted-out Consumer again.</w:t>
+      </w:r>
+    </w:p>
+    <w:p>
+      <w:pPr>
+        <w:tabs>
+          <w:tab w:val="left" w:pos="720"/>
+        </w:tabs>
+        <w:spacing w:after="120"/>
+        <w:ind w:left="720" w:hanging="720"/>
+      </w:pPr>
+      <w:r>
+        <w:t xml:space="preserve">S4.9	</w:t>
+      </w:r>
+      <w:r>
+        <w:rPr>
+          <w:b/>
+          <w:bCs/>
+        </w:rPr>
+        <w:t xml:space="preserve">Breach contact.</w:t>
+      </w:r>
+      <w:r>
+        <w:t xml:space="preserve"> Security breach notices under clause 13.7 go to: for Lead Velocity, Jonathan Jettoo (Information Officer), howzit@leadvelocity.co.za; for the Client, </w:t>
       </w:r>
       <w:r>
         <w:rPr>
           <w:highlight w:val="yellow"/>
           <w:highlightCs w:val="yellow"/>
         </w:rPr>
+        <w:t xml:space="preserve">[CLIENT INFORMATION OFFICER NAME]</w:t>
+      </w:r>
+      <w:r>
+        <w:t xml:space="preserve">, </w:t>
+      </w:r>
+      <w:r>
+        <w:rPr>
+          <w:highlight w:val="yellow"/>
+          <w:highlightCs w:val="yellow"/>
+        </w:rPr>
         <w:t xml:space="preserve">[CLIENT EMAIL]</w:t>
       </w:r>
       <w:r>
@@ -8056,6 +9208,14 @@
       </w:r>
       <w:r>
         <w:t xml:space="preserve"> Lead Velocity's service providers that may process Lead Data outside South Africa are listed in its privacy notice at sortmycover.co.za/privacy (clause 13.8).</w:t>
+      </w:r>
+    </w:p>
+    <w:p>
+      <w:pPr>
+        <w:spacing w:after="120"/>
+      </w:pPr>
+      <w:r>
+        <w:t xml:space="preserve">---</w:t>
       </w:r>
     </w:p>
     <w:sectPr>
